--- a/fuentes/93610218_CF1_DU.docx
+++ b/fuentes/93610218_CF1_DU.docx
@@ -1,6 +1,6 @@
 
 <file path=word/document.xml><?xml version="1.0" encoding="utf-8"?>
-<w:document xmlns:wpc="http://schemas.microsoft.com/office/word/2010/wordprocessingCanvas" xmlns:cx="http://schemas.microsoft.com/office/drawing/2014/chartex" xmlns:cx1="http://schemas.microsoft.com/office/drawing/2015/9/8/chartex" xmlns:cx2="http://schemas.microsoft.com/office/drawing/2015/10/21/chartex" xmlns:cx3="http://schemas.microsoft.com/office/drawing/2016/5/9/chartex" xmlns:cx4="http://schemas.microsoft.com/office/drawing/2016/5/10/chartex" xmlns:cx5="http://schemas.microsoft.com/office/drawing/2016/5/11/chartex" xmlns:cx6="http://schemas.microsoft.com/office/drawing/2016/5/12/chartex" xmlns:cx7="http://schemas.microsoft.com/office/drawing/2016/5/13/chartex" xmlns:cx8="http://schemas.microsoft.com/office/drawing/2016/5/14/chartex" xmlns:mc="http://schemas.openxmlformats.org/markup-compatibility/2006" xmlns:aink="http://schemas.microsoft.com/office/drawing/2016/ink" xmlns:am3d="http://schemas.microsoft.com/office/drawing/2017/model3d" xmlns:o="urn:schemas-microsoft-com:office:office" xmlns:oel="http://schemas.microsoft.com/office/2019/extlst" xmlns:r="http://schemas.openxmlformats.org/officeDocument/2006/relationships" xmlns:m="http://schemas.openxmlformats.org/officeDocument/2006/math" xmlns:v="urn:schemas-microsoft-com:vml" xmlns:wp14="http://schemas.microsoft.com/office/word/2010/wordprocessingDrawing" xmlns:wp="http://schemas.openxmlformats.org/drawingml/2006/wordprocessingDrawing" xmlns:w10="urn:schemas-microsoft-com:office:word" xmlns:w="http://schemas.openxmlformats.org/wordprocessingml/2006/main" xmlns:w14="http://schemas.microsoft.com/office/word/2010/wordml" xmlns:w15="http://schemas.microsoft.com/office/word/2012/wordml" xmlns:w16cex="http://schemas.microsoft.com/office/word/2018/wordml/cex" xmlns:w16cid="http://schemas.microsoft.com/office/word/2016/wordml/cid" xmlns:w16="http://schemas.microsoft.com/office/word/2018/wordml" xmlns:w16du="http://schemas.microsoft.com/office/word/2023/wordml/word16du" xmlns:w16sdtdh="http://schemas.microsoft.com/office/word/2020/wordml/sdtdatahash" xmlns:w16sdtfl="http://schemas.microsoft.com/office/word/2024/wordml/sdtformatlock" xmlns:w16se="http://schemas.microsoft.com/office/word/2015/wordml/symex" xmlns:wpg="http://schemas.microsoft.com/office/word/2010/wordprocessingGroup" xmlns:wpi="http://schemas.microsoft.com/office/word/2010/wordprocessingInk" xmlns:wne="http://schemas.microsoft.com/office/word/2006/wordml" xmlns:wps="http://schemas.microsoft.com/office/word/2010/wordprocessingShape" mc:Ignorable="w14 w15 w16se w16cid w16 w16cex w16sdtdh w16sdtfl w16du wp14">
+<w:document xmlns:wpc="http://schemas.microsoft.com/office/word/2010/wordprocessingCanvas" xmlns:cx="http://schemas.microsoft.com/office/drawing/2014/chartex" xmlns:cx1="http://schemas.microsoft.com/office/drawing/2015/9/8/chartex" xmlns:cx2="http://schemas.microsoft.com/office/drawing/2015/10/21/chartex" xmlns:cx3="http://schemas.microsoft.com/office/drawing/2016/5/9/chartex" xmlns:cx4="http://schemas.microsoft.com/office/drawing/2016/5/10/chartex" xmlns:cx5="http://schemas.microsoft.com/office/drawing/2016/5/11/chartex" xmlns:cx6="http://schemas.microsoft.com/office/drawing/2016/5/12/chartex" xmlns:cx7="http://schemas.microsoft.com/office/drawing/2016/5/13/chartex" xmlns:cx8="http://schemas.microsoft.com/office/drawing/2016/5/14/chartex" xmlns:mc="http://schemas.openxmlformats.org/markup-compatibility/2006" xmlns:aink="http://schemas.microsoft.com/office/drawing/2016/ink" xmlns:am3d="http://schemas.microsoft.com/office/drawing/2017/model3d" xmlns:o="urn:schemas-microsoft-com:office:office" xmlns:r="http://schemas.openxmlformats.org/officeDocument/2006/relationships" xmlns:m="http://schemas.openxmlformats.org/officeDocument/2006/math" xmlns:v="urn:schemas-microsoft-com:vml" xmlns:wp14="http://schemas.microsoft.com/office/word/2010/wordprocessingDrawing" xmlns:wp="http://schemas.openxmlformats.org/drawingml/2006/wordprocessingDrawing" xmlns:w10="urn:schemas-microsoft-com:office:word" xmlns:w="http://schemas.openxmlformats.org/wordprocessingml/2006/main" xmlns:w14="http://schemas.microsoft.com/office/word/2010/wordml" xmlns:w15="http://schemas.microsoft.com/office/word/2012/wordml" xmlns:w16cex="http://schemas.microsoft.com/office/word/2018/wordml/cex" xmlns:w16cid="http://schemas.microsoft.com/office/word/2016/wordml/cid" xmlns:w16="http://schemas.microsoft.com/office/word/2018/wordml" xmlns:w16sdtdh="http://schemas.microsoft.com/office/word/2020/wordml/sdtdatahash" xmlns:w16se="http://schemas.microsoft.com/office/word/2015/wordml/symex" xmlns:wpg="http://schemas.microsoft.com/office/word/2010/wordprocessingGroup" xmlns:wpi="http://schemas.microsoft.com/office/word/2010/wordprocessingInk" xmlns:wne="http://schemas.microsoft.com/office/word/2006/wordml" xmlns:wps="http://schemas.microsoft.com/office/word/2010/wordprocessingShape" mc:Ignorable="w14 w15 w16se w16cid w16 w16cex w16sdtdh wp14">
   <w:body>
     <w:p>
       <w:pPr>
@@ -375,7 +375,7 @@
               </wp:anchor>
             </w:drawing>
           </mc:Choice>
-          <mc:Fallback>
+          <mc:Fallback xmlns:oel="http://schemas.microsoft.com/office/2019/extlst" xmlns:w16du="http://schemas.microsoft.com/office/word/2023/wordml/word16du" xmlns:w16sdtfl="http://schemas.microsoft.com/office/word/2024/wordml/sdtformatlock">
             <w:pict>
               <v:rect w14:anchorId="44ECBD1E" id="Rectángulo 3" o:spid="_x0000_s1026" alt="&quot;&quot;" style="position:absolute;margin-left:-55.95pt;margin-top:26.4pt;width:613.85pt;height:164.25pt;z-index:-251655168;visibility:visible;mso-wrap-style:square;mso-height-percent:0;mso-wrap-distance-left:9pt;mso-wrap-distance-top:0;mso-wrap-distance-right:9pt;mso-wrap-distance-bottom:0;mso-position-horizontal:absolute;mso-position-horizontal-relative:text;mso-position-vertical:absolute;mso-position-vertical-relative:text;mso-height-percent:0;mso-height-relative:margin;v-text-anchor:middle" o:gfxdata="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" fillcolor="#00314d" stroked="f" strokeweight="1pt"/>
             </w:pict>
@@ -574,6 +574,7 @@
           <w:docPartUnique/>
         </w:docPartObj>
       </w:sdtPr>
+      <w:sdtEndPr/>
       <w:sdtContent>
         <w:p>
           <w:pPr>
@@ -610,7 +611,7 @@
           <w:r>
             <w:fldChar w:fldCharType="separate"/>
           </w:r>
-          <w:hyperlink w:anchor="_Toc222997420" w:history="1">
+          <w:hyperlink w:anchor="_Toc224718190" w:history="1">
             <w:r>
               <w:rPr>
                 <w:rStyle w:val="Hipervnculo"/>
@@ -637,7 +638,7 @@
                 <w:noProof/>
                 <w:webHidden/>
               </w:rPr>
-              <w:instrText xml:space="preserve"> PAGEREF _Toc222997420 \h </w:instrText>
+              <w:instrText xml:space="preserve"> PAGEREF _Toc224718190 \h </w:instrText>
             </w:r>
             <w:r>
               <w:rPr>
@@ -684,7 +685,7 @@
               <w14:ligatures w14:val="none"/>
             </w:rPr>
           </w:pPr>
-          <w:hyperlink w:anchor="_Toc222997421" w:history="1">
+          <w:hyperlink w:anchor="_Toc224718191" w:history="1">
             <w:r>
               <w:rPr>
                 <w:rStyle w:val="Hipervnculo"/>
@@ -729,7 +730,7 @@
                 <w:noProof/>
                 <w:webHidden/>
               </w:rPr>
-              <w:instrText xml:space="preserve"> PAGEREF _Toc222997421 \h </w:instrText>
+              <w:instrText xml:space="preserve"> PAGEREF _Toc224718191 \h </w:instrText>
             </w:r>
             <w:r>
               <w:rPr>
@@ -776,7 +777,7 @@
               <w14:ligatures w14:val="none"/>
             </w:rPr>
           </w:pPr>
-          <w:hyperlink w:anchor="_Toc222997422" w:history="1">
+          <w:hyperlink w:anchor="_Toc224718192" w:history="1">
             <w:r>
               <w:rPr>
                 <w:rStyle w:val="Hipervnculo"/>
@@ -827,7 +828,7 @@
                 <w:noProof/>
                 <w:webHidden/>
               </w:rPr>
-              <w:instrText xml:space="preserve"> PAGEREF _Toc222997422 \h </w:instrText>
+              <w:instrText xml:space="preserve"> PAGEREF _Toc224718192 \h </w:instrText>
             </w:r>
             <w:r>
               <w:rPr>
@@ -874,7 +875,7 @@
               <w14:ligatures w14:val="none"/>
             </w:rPr>
           </w:pPr>
-          <w:hyperlink w:anchor="_Toc222997423" w:history="1">
+          <w:hyperlink w:anchor="_Toc224718193" w:history="1">
             <w:r>
               <w:rPr>
                 <w:rStyle w:val="Hipervnculo"/>
@@ -925,7 +926,7 @@
                 <w:noProof/>
                 <w:webHidden/>
               </w:rPr>
-              <w:instrText xml:space="preserve"> PAGEREF _Toc222997423 \h </w:instrText>
+              <w:instrText xml:space="preserve"> PAGEREF _Toc224718193 \h </w:instrText>
             </w:r>
             <w:r>
               <w:rPr>
@@ -972,7 +973,7 @@
               <w14:ligatures w14:val="none"/>
             </w:rPr>
           </w:pPr>
-          <w:hyperlink w:anchor="_Toc222997424" w:history="1">
+          <w:hyperlink w:anchor="_Toc224718194" w:history="1">
             <w:r>
               <w:rPr>
                 <w:rStyle w:val="Hipervnculo"/>
@@ -1017,7 +1018,7 @@
                 <w:noProof/>
                 <w:webHidden/>
               </w:rPr>
-              <w:instrText xml:space="preserve"> PAGEREF _Toc222997424 \h </w:instrText>
+              <w:instrText xml:space="preserve"> PAGEREF _Toc224718194 \h </w:instrText>
             </w:r>
             <w:r>
               <w:rPr>
@@ -1064,7 +1065,7 @@
               <w14:ligatures w14:val="none"/>
             </w:rPr>
           </w:pPr>
-          <w:hyperlink w:anchor="_Toc222997425" w:history="1">
+          <w:hyperlink w:anchor="_Toc224718195" w:history="1">
             <w:r>
               <w:rPr>
                 <w:rStyle w:val="Hipervnculo"/>
@@ -1115,7 +1116,7 @@
                 <w:noProof/>
                 <w:webHidden/>
               </w:rPr>
-              <w:instrText xml:space="preserve"> PAGEREF _Toc222997425 \h </w:instrText>
+              <w:instrText xml:space="preserve"> PAGEREF _Toc224718195 \h </w:instrText>
             </w:r>
             <w:r>
               <w:rPr>
@@ -1162,7 +1163,7 @@
               <w14:ligatures w14:val="none"/>
             </w:rPr>
           </w:pPr>
-          <w:hyperlink w:anchor="_Toc222997426" w:history="1">
+          <w:hyperlink w:anchor="_Toc224718196" w:history="1">
             <w:r>
               <w:rPr>
                 <w:rStyle w:val="Hipervnculo"/>
@@ -1213,7 +1214,7 @@
                 <w:noProof/>
                 <w:webHidden/>
               </w:rPr>
-              <w:instrText xml:space="preserve"> PAGEREF _Toc222997426 \h </w:instrText>
+              <w:instrText xml:space="preserve"> PAGEREF _Toc224718196 \h </w:instrText>
             </w:r>
             <w:r>
               <w:rPr>
@@ -1260,7 +1261,7 @@
               <w14:ligatures w14:val="none"/>
             </w:rPr>
           </w:pPr>
-          <w:hyperlink w:anchor="_Toc222997427" w:history="1">
+          <w:hyperlink w:anchor="_Toc224718197" w:history="1">
             <w:r>
               <w:rPr>
                 <w:rStyle w:val="Hipervnculo"/>
@@ -1311,7 +1312,7 @@
                 <w:noProof/>
                 <w:webHidden/>
               </w:rPr>
-              <w:instrText xml:space="preserve"> PAGEREF _Toc222997427 \h </w:instrText>
+              <w:instrText xml:space="preserve"> PAGEREF _Toc224718197 \h </w:instrText>
             </w:r>
             <w:r>
               <w:rPr>
@@ -1358,7 +1359,7 @@
               <w14:ligatures w14:val="none"/>
             </w:rPr>
           </w:pPr>
-          <w:hyperlink w:anchor="_Toc222997428" w:history="1">
+          <w:hyperlink w:anchor="_Toc224718198" w:history="1">
             <w:r>
               <w:rPr>
                 <w:rStyle w:val="Hipervnculo"/>
@@ -1409,7 +1410,7 @@
                 <w:noProof/>
                 <w:webHidden/>
               </w:rPr>
-              <w:instrText xml:space="preserve"> PAGEREF _Toc222997428 \h </w:instrText>
+              <w:instrText xml:space="preserve"> PAGEREF _Toc224718198 \h </w:instrText>
             </w:r>
             <w:r>
               <w:rPr>
@@ -1456,7 +1457,7 @@
               <w14:ligatures w14:val="none"/>
             </w:rPr>
           </w:pPr>
-          <w:hyperlink w:anchor="_Toc222997429" w:history="1">
+          <w:hyperlink w:anchor="_Toc224718199" w:history="1">
             <w:r>
               <w:rPr>
                 <w:rStyle w:val="Hipervnculo"/>
@@ -1507,7 +1508,7 @@
                 <w:noProof/>
                 <w:webHidden/>
               </w:rPr>
-              <w:instrText xml:space="preserve"> PAGEREF _Toc222997429 \h </w:instrText>
+              <w:instrText xml:space="preserve"> PAGEREF _Toc224718199 \h </w:instrText>
             </w:r>
             <w:r>
               <w:rPr>
@@ -1554,7 +1555,7 @@
               <w14:ligatures w14:val="none"/>
             </w:rPr>
           </w:pPr>
-          <w:hyperlink w:anchor="_Toc222997430" w:history="1">
+          <w:hyperlink w:anchor="_Toc224718200" w:history="1">
             <w:r>
               <w:rPr>
                 <w:rStyle w:val="Hipervnculo"/>
@@ -1599,7 +1600,7 @@
                 <w:noProof/>
                 <w:webHidden/>
               </w:rPr>
-              <w:instrText xml:space="preserve"> PAGEREF _Toc222997430 \h </w:instrText>
+              <w:instrText xml:space="preserve"> PAGEREF _Toc224718200 \h </w:instrText>
             </w:r>
             <w:r>
               <w:rPr>
@@ -1646,7 +1647,7 @@
               <w14:ligatures w14:val="none"/>
             </w:rPr>
           </w:pPr>
-          <w:hyperlink w:anchor="_Toc222997431" w:history="1">
+          <w:hyperlink w:anchor="_Toc224718201" w:history="1">
             <w:r>
               <w:rPr>
                 <w:rStyle w:val="Hipervnculo"/>
@@ -1697,7 +1698,7 @@
                 <w:noProof/>
                 <w:webHidden/>
               </w:rPr>
-              <w:instrText xml:space="preserve"> PAGEREF _Toc222997431 \h </w:instrText>
+              <w:instrText xml:space="preserve"> PAGEREF _Toc224718201 \h </w:instrText>
             </w:r>
             <w:r>
               <w:rPr>
@@ -1744,7 +1745,7 @@
               <w14:ligatures w14:val="none"/>
             </w:rPr>
           </w:pPr>
-          <w:hyperlink w:anchor="_Toc222997432" w:history="1">
+          <w:hyperlink w:anchor="_Toc224718202" w:history="1">
             <w:r>
               <w:rPr>
                 <w:rStyle w:val="Hipervnculo"/>
@@ -1795,7 +1796,7 @@
                 <w:noProof/>
                 <w:webHidden/>
               </w:rPr>
-              <w:instrText xml:space="preserve"> PAGEREF _Toc222997432 \h </w:instrText>
+              <w:instrText xml:space="preserve"> PAGEREF _Toc224718202 \h </w:instrText>
             </w:r>
             <w:r>
               <w:rPr>
@@ -1842,7 +1843,7 @@
               <w14:ligatures w14:val="none"/>
             </w:rPr>
           </w:pPr>
-          <w:hyperlink w:anchor="_Toc222997433" w:history="1">
+          <w:hyperlink w:anchor="_Toc224718203" w:history="1">
             <w:r>
               <w:rPr>
                 <w:rStyle w:val="Hipervnculo"/>
@@ -1893,7 +1894,7 @@
                 <w:noProof/>
                 <w:webHidden/>
               </w:rPr>
-              <w:instrText xml:space="preserve"> PAGEREF _Toc222997433 \h </w:instrText>
+              <w:instrText xml:space="preserve"> PAGEREF _Toc224718203 \h </w:instrText>
             </w:r>
             <w:r>
               <w:rPr>
@@ -1940,7 +1941,7 @@
               <w14:ligatures w14:val="none"/>
             </w:rPr>
           </w:pPr>
-          <w:hyperlink w:anchor="_Toc222997434" w:history="1">
+          <w:hyperlink w:anchor="_Toc224718204" w:history="1">
             <w:r>
               <w:rPr>
                 <w:rStyle w:val="Hipervnculo"/>
@@ -1991,7 +1992,7 @@
                 <w:noProof/>
                 <w:webHidden/>
               </w:rPr>
-              <w:instrText xml:space="preserve"> PAGEREF _Toc222997434 \h </w:instrText>
+              <w:instrText xml:space="preserve"> PAGEREF _Toc224718204 \h </w:instrText>
             </w:r>
             <w:r>
               <w:rPr>
@@ -2038,7 +2039,7 @@
               <w14:ligatures w14:val="none"/>
             </w:rPr>
           </w:pPr>
-          <w:hyperlink w:anchor="_Toc222997435" w:history="1">
+          <w:hyperlink w:anchor="_Toc224718205" w:history="1">
             <w:r>
               <w:rPr>
                 <w:rStyle w:val="Hipervnculo"/>
@@ -2089,7 +2090,7 @@
                 <w:noProof/>
                 <w:webHidden/>
               </w:rPr>
-              <w:instrText xml:space="preserve"> PAGEREF _Toc222997435 \h </w:instrText>
+              <w:instrText xml:space="preserve"> PAGEREF _Toc224718205 \h </w:instrText>
             </w:r>
             <w:r>
               <w:rPr>
@@ -2109,7 +2110,7 @@
                 <w:noProof/>
                 <w:webHidden/>
               </w:rPr>
-              <w:t>25</w:t>
+              <w:t>24</w:t>
             </w:r>
             <w:r>
               <w:rPr>
@@ -2135,7 +2136,7 @@
               <w14:ligatures w14:val="none"/>
             </w:rPr>
           </w:pPr>
-          <w:hyperlink w:anchor="_Toc222997436" w:history="1">
+          <w:hyperlink w:anchor="_Toc224718206" w:history="1">
             <w:r>
               <w:rPr>
                 <w:rStyle w:val="Hipervnculo"/>
@@ -2162,7 +2163,7 @@
                 <w:noProof/>
                 <w:webHidden/>
               </w:rPr>
-              <w:instrText xml:space="preserve"> PAGEREF _Toc222997436 \h </w:instrText>
+              <w:instrText xml:space="preserve"> PAGEREF _Toc224718206 \h </w:instrText>
             </w:r>
             <w:r>
               <w:rPr>
@@ -2182,7 +2183,7 @@
                 <w:noProof/>
                 <w:webHidden/>
               </w:rPr>
-              <w:t>28</w:t>
+              <w:t>27</w:t>
             </w:r>
             <w:r>
               <w:rPr>
@@ -2208,7 +2209,7 @@
               <w14:ligatures w14:val="none"/>
             </w:rPr>
           </w:pPr>
-          <w:hyperlink w:anchor="_Toc222997437" w:history="1">
+          <w:hyperlink w:anchor="_Toc224718207" w:history="1">
             <w:r>
               <w:rPr>
                 <w:rStyle w:val="Hipervnculo"/>
@@ -2235,7 +2236,7 @@
                 <w:noProof/>
                 <w:webHidden/>
               </w:rPr>
-              <w:instrText xml:space="preserve"> PAGEREF _Toc222997437 \h </w:instrText>
+              <w:instrText xml:space="preserve"> PAGEREF _Toc224718207 \h </w:instrText>
             </w:r>
             <w:r>
               <w:rPr>
@@ -2255,7 +2256,7 @@
                 <w:noProof/>
                 <w:webHidden/>
               </w:rPr>
-              <w:t>29</w:t>
+              <w:t>28</w:t>
             </w:r>
             <w:r>
               <w:rPr>
@@ -2281,7 +2282,7 @@
               <w14:ligatures w14:val="none"/>
             </w:rPr>
           </w:pPr>
-          <w:hyperlink w:anchor="_Toc222997438" w:history="1">
+          <w:hyperlink w:anchor="_Toc224718208" w:history="1">
             <w:r>
               <w:rPr>
                 <w:rStyle w:val="Hipervnculo"/>
@@ -2308,7 +2309,7 @@
                 <w:noProof/>
                 <w:webHidden/>
               </w:rPr>
-              <w:instrText xml:space="preserve"> PAGEREF _Toc222997438 \h </w:instrText>
+              <w:instrText xml:space="preserve"> PAGEREF _Toc224718208 \h </w:instrText>
             </w:r>
             <w:r>
               <w:rPr>
@@ -2328,7 +2329,7 @@
                 <w:noProof/>
                 <w:webHidden/>
               </w:rPr>
-              <w:t>30</w:t>
+              <w:t>29</w:t>
             </w:r>
             <w:r>
               <w:rPr>
@@ -2354,7 +2355,7 @@
               <w14:ligatures w14:val="none"/>
             </w:rPr>
           </w:pPr>
-          <w:hyperlink w:anchor="_Toc222997439" w:history="1">
+          <w:hyperlink w:anchor="_Toc224718209" w:history="1">
             <w:r>
               <w:rPr>
                 <w:rStyle w:val="Hipervnculo"/>
@@ -2381,7 +2382,7 @@
                 <w:noProof/>
                 <w:webHidden/>
               </w:rPr>
-              <w:instrText xml:space="preserve"> PAGEREF _Toc222997439 \h </w:instrText>
+              <w:instrText xml:space="preserve"> PAGEREF _Toc224718209 \h </w:instrText>
             </w:r>
             <w:r>
               <w:rPr>
@@ -2401,7 +2402,7 @@
                 <w:noProof/>
                 <w:webHidden/>
               </w:rPr>
-              <w:t>31</w:t>
+              <w:t>30</w:t>
             </w:r>
             <w:r>
               <w:rPr>
@@ -2427,7 +2428,7 @@
               <w14:ligatures w14:val="none"/>
             </w:rPr>
           </w:pPr>
-          <w:hyperlink w:anchor="_Toc222997440" w:history="1">
+          <w:hyperlink w:anchor="_Toc224718210" w:history="1">
             <w:r>
               <w:rPr>
                 <w:rStyle w:val="Hipervnculo"/>
@@ -2454,7 +2455,7 @@
                 <w:noProof/>
                 <w:webHidden/>
               </w:rPr>
-              <w:instrText xml:space="preserve"> PAGEREF _Toc222997440 \h </w:instrText>
+              <w:instrText xml:space="preserve"> PAGEREF _Toc224718210 \h </w:instrText>
             </w:r>
             <w:r>
               <w:rPr>
@@ -2474,7 +2475,7 @@
                 <w:noProof/>
                 <w:webHidden/>
               </w:rPr>
-              <w:t>32</w:t>
+              <w:t>31</w:t>
             </w:r>
             <w:r>
               <w:rPr>
@@ -2496,7 +2497,7 @@
       <w:pPr>
         <w:pStyle w:val="Titulosgenerales"/>
       </w:pPr>
-      <w:bookmarkStart w:id="0" w:name="_Toc222997420"/>
+      <w:bookmarkStart w:id="0" w:name="_Toc224718190"/>
       <w:r>
         <w:lastRenderedPageBreak/>
         <w:t>Introducción</w:t>
@@ -2581,7 +2582,7 @@
       <w:pPr>
         <w:pStyle w:val="Ttulo1"/>
       </w:pPr>
-      <w:bookmarkStart w:id="1" w:name="_Toc222997421"/>
+      <w:bookmarkStart w:id="1" w:name="_Toc224718191"/>
       <w:r>
         <w:lastRenderedPageBreak/>
         <w:t>Generalidades de las frutas y las verduras</w:t>
@@ -2605,7 +2606,7 @@
       <w:pPr>
         <w:pStyle w:val="Ttulo2"/>
       </w:pPr>
-      <w:bookmarkStart w:id="2" w:name="_Toc222997422"/>
+      <w:bookmarkStart w:id="2" w:name="_Toc224718192"/>
       <w:r>
         <w:t>Frutas</w:t>
       </w:r>
@@ -2864,7 +2865,7 @@
       <w:pPr>
         <w:pStyle w:val="Ttulo2"/>
       </w:pPr>
-      <w:bookmarkStart w:id="3" w:name="_Toc222997423"/>
+      <w:bookmarkStart w:id="3" w:name="_Toc224718193"/>
       <w:r>
         <w:t>Verduras</w:t>
       </w:r>
@@ -3040,7 +3041,10 @@
         <w:pStyle w:val="Ttulo3"/>
       </w:pPr>
       <w:r>
-        <w:t>Componentes de las verduras</w:t>
+        <w:t>Componentes</w:t>
+      </w:r>
+      <w:r>
+        <w:t xml:space="preserve"> de las verduras</w:t>
       </w:r>
     </w:p>
     <w:p>
@@ -3054,6 +3058,31 @@
           <w:lang w:val="es-419" w:eastAsia="es-CO"/>
         </w:rPr>
         <w:t>A continuación, se describen los principales componentes químicos de las verduras, los cuales determinan su valor nutricional y su relevancia dentro de una alimentación equilibrada.</w:t>
+      </w:r>
+    </w:p>
+    <w:p>
+      <w:pPr>
+        <w:pStyle w:val="Prrafodelista"/>
+        <w:numPr>
+          <w:ilvl w:val="0"/>
+          <w:numId w:val="23"/>
+        </w:numPr>
+        <w:ind w:left="0" w:hanging="207"/>
+        <w:rPr>
+          <w:lang w:val="es-419" w:eastAsia="es-CO"/>
+        </w:rPr>
+      </w:pPr>
+      <w:r>
+        <w:rPr>
+          <w:rStyle w:val="Ttulo5Car"/>
+        </w:rPr>
+        <w:t>Agua.</w:t>
+      </w:r>
+      <w:r>
+        <w:rPr>
+          <w:lang w:val="es-419" w:eastAsia="es-CO"/>
+        </w:rPr>
+        <w:t xml:space="preserve"> Representa aproximadamente el 80% de la composición total de las verduras, lo que contribuye a su baja densidad energética y a su papel hidratante en la alimentación.</w:t>
       </w:r>
     </w:p>
     <w:p>
@@ -3063,7 +3092,7 @@
           <w:ilvl w:val="0"/>
           <w:numId w:val="9"/>
         </w:numPr>
-        <w:ind w:left="567" w:hanging="283"/>
+        <w:ind w:left="0" w:hanging="283"/>
         <w:rPr>
           <w:lang w:val="es-419" w:eastAsia="es-CO"/>
         </w:rPr>
@@ -3072,13 +3101,14 @@
         <w:rPr>
           <w:rStyle w:val="Ttulo5Car"/>
         </w:rPr>
-        <w:t>Agua.</w:t>
-      </w:r>
-      <w:r>
-        <w:rPr>
-          <w:lang w:val="es-419" w:eastAsia="es-CO"/>
-        </w:rPr>
-        <w:t xml:space="preserve"> Representa aproximadamente el 80% de la composición total de las verduras, lo que contribuye a su baja densidad energética y a su papel hidratante en la alimentación.</w:t>
+        <w:lastRenderedPageBreak/>
+        <w:t>Carbohidratos.</w:t>
+      </w:r>
+      <w:r>
+        <w:rPr>
+          <w:lang w:val="es-419" w:eastAsia="es-CO"/>
+        </w:rPr>
+        <w:t xml:space="preserve"> Su contenido varía según el tipo de verdura, lo que permite clasificarlas en diferentes grupos.</w:t>
       </w:r>
     </w:p>
     <w:p>
@@ -3088,7 +3118,7 @@
           <w:ilvl w:val="0"/>
           <w:numId w:val="9"/>
         </w:numPr>
-        <w:ind w:left="567" w:hanging="283"/>
+        <w:ind w:left="0" w:hanging="283"/>
         <w:rPr>
           <w:lang w:val="es-419" w:eastAsia="es-CO"/>
         </w:rPr>
@@ -3097,14 +3127,13 @@
         <w:rPr>
           <w:rStyle w:val="Ttulo5Car"/>
         </w:rPr>
-        <w:lastRenderedPageBreak/>
-        <w:t>Carbohidratos.</w:t>
-      </w:r>
-      <w:r>
-        <w:rPr>
-          <w:lang w:val="es-419" w:eastAsia="es-CO"/>
-        </w:rPr>
-        <w:t xml:space="preserve"> Su contenido varía según el tipo de verdura, lo que permite clasificarlas en diferentes grupos.</w:t>
+        <w:t>Vitaminas y minerales.</w:t>
+      </w:r>
+      <w:r>
+        <w:rPr>
+          <w:lang w:val="es-419" w:eastAsia="es-CO"/>
+        </w:rPr>
+        <w:t xml:space="preserve"> Aportan ácido fólico, provitamina A, β-caroteno, vitamina C, ácido ascórbico y vitamina E, los cuales actúan como antioxidantes y ayudan a prevenir la peroxidación lipídica en tejidos con alta presencia de oxígeno. Los minerales más representativos son el potasio y el hierro.</w:t>
       </w:r>
     </w:p>
     <w:p>
@@ -3114,7 +3143,7 @@
           <w:ilvl w:val="0"/>
           <w:numId w:val="9"/>
         </w:numPr>
-        <w:ind w:left="567" w:hanging="283"/>
+        <w:ind w:left="0" w:hanging="283"/>
         <w:rPr>
           <w:lang w:val="es-419" w:eastAsia="es-CO"/>
         </w:rPr>
@@ -3123,13 +3152,34 @@
         <w:rPr>
           <w:rStyle w:val="Ttulo5Car"/>
         </w:rPr>
-        <w:t>Vitaminas y minerales.</w:t>
-      </w:r>
-      <w:r>
-        <w:rPr>
-          <w:lang w:val="es-419" w:eastAsia="es-CO"/>
-        </w:rPr>
-        <w:t xml:space="preserve"> Aportan ácido fólico, provitamina A, β-caroteno, vitamina C, ácido ascórbico y vitamina E, los cuales actúan como antioxidantes y ayudan a prevenir la peroxidación lipídica en tejidos con alta presencia de oxígeno. Los minerales más representativos son el potasio y el hierro.</w:t>
+        <w:t>Fibra dietética.</w:t>
+      </w:r>
+      <w:r>
+        <w:rPr>
+          <w:lang w:val="es-419" w:eastAsia="es-CO"/>
+        </w:rPr>
+        <w:t xml:space="preserve"> Se presenta en forma soluble e insoluble. La fibra soluble se encuentra principalmente en frutas y verduras, mientras que la insoluble predomina en cereales integrales y leguminosas. El contenido de fibra en las verduras oscila entre el 2% y el 10%.</w:t>
+      </w:r>
+    </w:p>
+    <w:p>
+      <w:pPr>
+        <w:pStyle w:val="Ttulo3"/>
+      </w:pPr>
+      <w:r>
+        <w:t>Clasificación de las verduras según el contenido de carbohidratos</w:t>
+      </w:r>
+    </w:p>
+    <w:p>
+      <w:pPr>
+        <w:rPr>
+          <w:lang w:val="es-419" w:eastAsia="es-CO"/>
+        </w:rPr>
+      </w:pPr>
+      <w:r>
+        <w:rPr>
+          <w:lang w:val="es-419" w:eastAsia="es-CO"/>
+        </w:rPr>
+        <w:t>El contenido de carbohidratos permite agrupar las verduras en categorías con implicaciones nutricionales específicas.</w:t>
       </w:r>
     </w:p>
     <w:p>
@@ -3137,9 +3187,9 @@
         <w:pStyle w:val="Prrafodelista"/>
         <w:numPr>
           <w:ilvl w:val="0"/>
-          <w:numId w:val="9"/>
+          <w:numId w:val="10"/>
         </w:numPr>
-        <w:ind w:left="567" w:hanging="283"/>
+        <w:ind w:left="284" w:hanging="283"/>
         <w:rPr>
           <w:lang w:val="es-419" w:eastAsia="es-CO"/>
         </w:rPr>
@@ -3148,13 +3198,108 @@
         <w:rPr>
           <w:rStyle w:val="Ttulo5Car"/>
         </w:rPr>
-        <w:t>Fibra dietética.</w:t>
-      </w:r>
-      <w:r>
-        <w:rPr>
-          <w:lang w:val="es-419" w:eastAsia="es-CO"/>
-        </w:rPr>
-        <w:t xml:space="preserve"> Se presenta en forma soluble e insoluble. La fibra soluble se encuentra principalmente en frutas y verduras, mientras que la insoluble predomina en cereales integrales y leguminosas. El contenido de fibra en las verduras oscila entre el 2% y el 10%.</w:t>
+        <w:t>Grupo I.</w:t>
+      </w:r>
+      <w:r>
+        <w:rPr>
+          <w:lang w:val="es-419" w:eastAsia="es-CO"/>
+        </w:rPr>
+        <w:t xml:space="preserve"> Acelga, berenjena, coliflor, apio, espinaca, tomate, rábano, lechuga.</w:t>
+      </w:r>
+    </w:p>
+    <w:p>
+      <w:pPr>
+        <w:pStyle w:val="Prrafodelista"/>
+        <w:ind w:left="284" w:hanging="283"/>
+        <w:rPr>
+          <w:lang w:val="es-419" w:eastAsia="es-CO"/>
+        </w:rPr>
+      </w:pPr>
+      <w:r>
+        <w:rPr>
+          <w:lang w:val="es-419" w:eastAsia="es-CO"/>
+        </w:rPr>
+        <w:t>Contenido de carbohidratos: menor al 5%.</w:t>
+      </w:r>
+    </w:p>
+    <w:p>
+      <w:pPr>
+        <w:pStyle w:val="Prrafodelista"/>
+        <w:numPr>
+          <w:ilvl w:val="0"/>
+          <w:numId w:val="10"/>
+        </w:numPr>
+        <w:ind w:left="284" w:hanging="283"/>
+        <w:rPr>
+          <w:lang w:val="es-419" w:eastAsia="es-CO"/>
+        </w:rPr>
+      </w:pPr>
+      <w:r>
+        <w:rPr>
+          <w:rStyle w:val="Ttulo5Car"/>
+        </w:rPr>
+        <w:t>Grupo II.</w:t>
+      </w:r>
+      <w:r>
+        <w:rPr>
+          <w:lang w:val="es-419" w:eastAsia="es-CO"/>
+        </w:rPr>
+        <w:t xml:space="preserve"> Remolacha, chícharo, puerro, cebolla, zanahoria, alcachofa.</w:t>
+      </w:r>
+    </w:p>
+    <w:p>
+      <w:pPr>
+        <w:pStyle w:val="Prrafodelista"/>
+        <w:ind w:left="284" w:hanging="283"/>
+        <w:rPr>
+          <w:lang w:val="es-419" w:eastAsia="es-CO"/>
+        </w:rPr>
+      </w:pPr>
+      <w:r>
+        <w:rPr>
+          <w:lang w:val="es-419" w:eastAsia="es-CO"/>
+        </w:rPr>
+        <w:t>Contenido de carbohidratos: entre 5% y 10%.</w:t>
+      </w:r>
+    </w:p>
+    <w:p>
+      <w:pPr>
+        <w:pStyle w:val="Prrafodelista"/>
+        <w:numPr>
+          <w:ilvl w:val="0"/>
+          <w:numId w:val="10"/>
+        </w:numPr>
+        <w:ind w:left="284" w:hanging="283"/>
+        <w:rPr>
+          <w:lang w:val="es-419" w:eastAsia="es-CO"/>
+        </w:rPr>
+      </w:pPr>
+      <w:r>
+        <w:rPr>
+          <w:rStyle w:val="Ttulo5Car"/>
+        </w:rPr>
+        <w:t>Grupo III.</w:t>
+      </w:r>
+      <w:r>
+        <w:rPr>
+          <w:lang w:val="es-419" w:eastAsia="es-CO"/>
+        </w:rPr>
+        <w:t xml:space="preserve"> Papa, batata. </w:t>
+      </w:r>
+    </w:p>
+    <w:p>
+      <w:pPr>
+        <w:pStyle w:val="Prrafodelista"/>
+        <w:ind w:left="284" w:hanging="283"/>
+        <w:rPr>
+          <w:lang w:val="es-419" w:eastAsia="es-CO"/>
+        </w:rPr>
+      </w:pPr>
+      <w:r>
+        <w:rPr>
+          <w:lang w:val="es-419" w:eastAsia="es-CO"/>
+        </w:rPr>
+        <w:t>Contenido de carbohidratos: aproximadamente 10%.</w:t>
       </w:r>
     </w:p>
     <w:p>
@@ -3162,20 +3307,206 @@
         <w:pStyle w:val="Ttulo3"/>
       </w:pPr>
       <w:r>
-        <w:t>Clasificación de las verduras según el contenido de carbohidratos</w:t>
-      </w:r>
-    </w:p>
-    <w:p>
-      <w:pPr>
-        <w:rPr>
-          <w:lang w:val="es-419" w:eastAsia="es-CO"/>
-        </w:rPr>
-      </w:pPr>
-      <w:r>
-        <w:rPr>
-          <w:lang w:val="es-419" w:eastAsia="es-CO"/>
-        </w:rPr>
-        <w:t>El contenido de carbohidratos permite agrupar las verduras en categorías con implicaciones nutricionales específicas.</w:t>
+        <w:t>Fibra dietética y consumo recomendado</w:t>
+      </w:r>
+    </w:p>
+    <w:p>
+      <w:pPr>
+        <w:rPr>
+          <w:lang w:val="es-419" w:eastAsia="es-CO"/>
+        </w:rPr>
+      </w:pPr>
+      <w:r>
+        <w:rPr>
+          <w:lang w:val="es-419" w:eastAsia="es-CO"/>
+        </w:rPr>
+        <w:t xml:space="preserve">La fibra dietética cumple funciones esenciales en el tránsito intestinal y en la regulación metabólica. El consumo recomendado de fibra se sitúa entre 30 y 35 g diarios. Para alcanzar esta cantidad en la dieta, se requiere la ingesta aproximada de </w:t>
+      </w:r>
+      <w:r>
+        <w:rPr>
+          <w:lang w:val="es-419" w:eastAsia="es-CO"/>
+        </w:rPr>
+        <w:lastRenderedPageBreak/>
+        <w:t>cinco porciones diarias de frutas y verduras, lo que resalta la importancia de estos alimentos dentro de una alimentación balanceada.</w:t>
+      </w:r>
+    </w:p>
+    <w:p>
+      <w:pPr>
+        <w:rPr>
+          <w:lang w:val="es-419" w:eastAsia="es-CO"/>
+        </w:rPr>
+      </w:pPr>
+    </w:p>
+    <w:p>
+      <w:pPr>
+        <w:rPr>
+          <w:lang w:val="es-419" w:eastAsia="es-CO"/>
+        </w:rPr>
+      </w:pPr>
+    </w:p>
+    <w:p>
+      <w:pPr>
+        <w:rPr>
+          <w:lang w:val="es-419" w:eastAsia="es-CO"/>
+        </w:rPr>
+      </w:pPr>
+    </w:p>
+    <w:p>
+      <w:pPr>
+        <w:rPr>
+          <w:lang w:val="es-419" w:eastAsia="es-CO"/>
+        </w:rPr>
+      </w:pPr>
+    </w:p>
+    <w:p>
+      <w:pPr>
+        <w:rPr>
+          <w:lang w:val="es-419" w:eastAsia="es-CO"/>
+        </w:rPr>
+      </w:pPr>
+    </w:p>
+    <w:p>
+      <w:pPr>
+        <w:rPr>
+          <w:lang w:val="es-419" w:eastAsia="es-CO"/>
+        </w:rPr>
+      </w:pPr>
+    </w:p>
+    <w:p>
+      <w:pPr>
+        <w:rPr>
+          <w:lang w:val="es-419" w:eastAsia="es-CO"/>
+        </w:rPr>
+      </w:pPr>
+    </w:p>
+    <w:p>
+      <w:pPr>
+        <w:rPr>
+          <w:lang w:val="es-419" w:eastAsia="es-CO"/>
+        </w:rPr>
+      </w:pPr>
+    </w:p>
+    <w:p>
+      <w:pPr>
+        <w:rPr>
+          <w:lang w:val="es-419" w:eastAsia="es-CO"/>
+        </w:rPr>
+      </w:pPr>
+    </w:p>
+    <w:p>
+      <w:pPr>
+        <w:rPr>
+          <w:lang w:val="es-419" w:eastAsia="es-CO"/>
+        </w:rPr>
+      </w:pPr>
+    </w:p>
+    <w:p>
+      <w:pPr>
+        <w:rPr>
+          <w:lang w:val="es-419" w:eastAsia="es-CO"/>
+        </w:rPr>
+      </w:pPr>
+    </w:p>
+    <w:p>
+      <w:pPr>
+        <w:rPr>
+          <w:lang w:val="es-419" w:eastAsia="es-CO"/>
+        </w:rPr>
+      </w:pPr>
+    </w:p>
+    <w:p>
+      <w:pPr>
+        <w:rPr>
+          <w:lang w:val="es-419" w:eastAsia="es-CO"/>
+        </w:rPr>
+      </w:pPr>
+    </w:p>
+    <w:p>
+      <w:pPr>
+        <w:rPr>
+          <w:lang w:val="es-419" w:eastAsia="es-CO"/>
+        </w:rPr>
+      </w:pPr>
+    </w:p>
+    <w:p>
+      <w:pPr>
+        <w:rPr>
+          <w:lang w:val="es-419" w:eastAsia="es-CO"/>
+        </w:rPr>
+      </w:pPr>
+    </w:p>
+    <w:p>
+      <w:pPr>
+        <w:rPr>
+          <w:lang w:val="es-419" w:eastAsia="es-CO"/>
+        </w:rPr>
+      </w:pPr>
+    </w:p>
+    <w:p>
+      <w:pPr>
+        <w:rPr>
+          <w:lang w:val="es-419" w:eastAsia="es-CO"/>
+        </w:rPr>
+      </w:pPr>
+    </w:p>
+    <w:p>
+      <w:pPr>
+        <w:pStyle w:val="Ttulo1"/>
+      </w:pPr>
+      <w:bookmarkStart w:id="4" w:name="_Toc224718194"/>
+      <w:r>
+        <w:lastRenderedPageBreak/>
+        <w:t>Origen de la conservación</w:t>
+      </w:r>
+      <w:bookmarkEnd w:id="4"/>
+    </w:p>
+    <w:p>
+      <w:pPr>
+        <w:rPr>
+          <w:lang w:val="es-419" w:eastAsia="es-CO"/>
+        </w:rPr>
+      </w:pPr>
+      <w:r>
+        <w:rPr>
+          <w:lang w:val="es-419" w:eastAsia="es-CO"/>
+        </w:rPr>
+        <w:t>Hace aproximadamente diez mil años, el ser humano pasó de ser nómada a sedentario durante el período denominado Neolítico. Este cambio marcó el inicio de la agricultura y la domesticación de animales, lo que generó una nueva necesidad: conservar las materias primas obtenidas de la caza, la pesca y la recolección para asegurar la supervivencia de los pueblos.</w:t>
+      </w:r>
+    </w:p>
+    <w:p>
+      <w:pPr>
+        <w:rPr>
+          <w:lang w:val="es-419" w:eastAsia="es-CO"/>
+        </w:rPr>
+      </w:pPr>
+      <w:r>
+        <w:rPr>
+          <w:lang w:val="es-419" w:eastAsia="es-CO"/>
+        </w:rPr>
+        <w:t>El ser humano comprendió que debía almacenar alimentos para las épocas de escasez, como el invierno, cuando no era posible recolectar o cazar con facilidad. Un ejemplo claro de ello fue el secado de frutos, técnica que permitía reducir su contenido de agua y prolongar su vida útil.</w:t>
+      </w:r>
+    </w:p>
+    <w:p>
+      <w:pPr>
+        <w:pStyle w:val="Ttulo2"/>
+      </w:pPr>
+      <w:bookmarkStart w:id="5" w:name="_Toc224718195"/>
+      <w:r>
+        <w:t>Métodos de conservación utilizados en la antigüedad</w:t>
+      </w:r>
+      <w:bookmarkEnd w:id="5"/>
+    </w:p>
+    <w:p>
+      <w:pPr>
+        <w:rPr>
+          <w:lang w:val="es-419" w:eastAsia="es-CO"/>
+        </w:rPr>
+      </w:pPr>
+      <w:r>
+        <w:rPr>
+          <w:lang w:val="es-419" w:eastAsia="es-CO"/>
+        </w:rPr>
+        <w:t>Desde tiempos remotos, se desarrollaron diversos métodos de conservación basados en el aprovechamiento de las condiciones naturales del entorno. A continuación, se presentan los más utilizados:</w:t>
       </w:r>
     </w:p>
     <w:p>
@@ -3194,28 +3525,13 @@
         <w:rPr>
           <w:rStyle w:val="Ttulo5Car"/>
         </w:rPr>
-        <w:t>Grupo I.</w:t>
-      </w:r>
-      <w:r>
-        <w:rPr>
-          <w:lang w:val="es-419" w:eastAsia="es-CO"/>
-        </w:rPr>
-        <w:t xml:space="preserve"> Acelga, berenjena, coliflor, apio, espinaca, tomate, rábano, lechuga.</w:t>
-      </w:r>
-    </w:p>
-    <w:p>
-      <w:pPr>
-        <w:pStyle w:val="Prrafodelista"/>
-        <w:ind w:left="567" w:hanging="283"/>
-        <w:rPr>
-          <w:lang w:val="es-419" w:eastAsia="es-CO"/>
-        </w:rPr>
-      </w:pPr>
-      <w:r>
-        <w:rPr>
-          <w:lang w:val="es-419" w:eastAsia="es-CO"/>
-        </w:rPr>
-        <w:t>Contenido de carbohidratos: menor al 5%.</w:t>
+        <w:t>Frío.</w:t>
+      </w:r>
+      <w:r>
+        <w:rPr>
+          <w:lang w:val="es-419" w:eastAsia="es-CO"/>
+        </w:rPr>
+        <w:t xml:space="preserve"> Aprovechamiento de las bajas temperaturas del invierno para retardar el deterioro de los alimentos.</w:t>
       </w:r>
     </w:p>
     <w:p>
@@ -3234,28 +3550,13 @@
         <w:rPr>
           <w:rStyle w:val="Ttulo5Car"/>
         </w:rPr>
-        <w:t>Grupo II.</w:t>
-      </w:r>
-      <w:r>
-        <w:rPr>
-          <w:lang w:val="es-419" w:eastAsia="es-CO"/>
-        </w:rPr>
-        <w:t xml:space="preserve"> Remolacha, chícharo, puerro, cebolla, zanahoria, alcachofa.</w:t>
-      </w:r>
-    </w:p>
-    <w:p>
-      <w:pPr>
-        <w:pStyle w:val="Prrafodelista"/>
-        <w:ind w:left="567" w:hanging="283"/>
-        <w:rPr>
-          <w:lang w:val="es-419" w:eastAsia="es-CO"/>
-        </w:rPr>
-      </w:pPr>
-      <w:r>
-        <w:rPr>
-          <w:lang w:val="es-419" w:eastAsia="es-CO"/>
-        </w:rPr>
-        <w:t>Contenido de carbohidratos: entre 5% y 10%.</w:t>
+        <w:t>Secado al sol.</w:t>
+      </w:r>
+      <w:r>
+        <w:rPr>
+          <w:lang w:val="es-419" w:eastAsia="es-CO"/>
+        </w:rPr>
+        <w:t xml:space="preserve"> Técnica sencilla y ampliamente utilizada por los antepasados. Consistía en disponer frutas y plantas al aire libre para que recibieran viento y radiación solar, favoreciendo la pérdida de agua y una mayor duración del alimento.</w:t>
       </w:r>
     </w:p>
     <w:p>
@@ -3274,235 +3575,25 @@
         <w:rPr>
           <w:rStyle w:val="Ttulo5Car"/>
         </w:rPr>
-        <w:t>Grupo III.</w:t>
-      </w:r>
-      <w:r>
-        <w:rPr>
-          <w:lang w:val="es-419" w:eastAsia="es-CO"/>
-        </w:rPr>
-        <w:t xml:space="preserve"> Papa, batata. </w:t>
-      </w:r>
-    </w:p>
-    <w:p>
-      <w:pPr>
-        <w:pStyle w:val="Prrafodelista"/>
-        <w:ind w:left="567" w:hanging="283"/>
-        <w:rPr>
-          <w:lang w:val="es-419" w:eastAsia="es-CO"/>
-        </w:rPr>
-      </w:pPr>
-      <w:r>
-        <w:rPr>
-          <w:lang w:val="es-419" w:eastAsia="es-CO"/>
-        </w:rPr>
-        <w:t>Contenido de carbohidratos: aproximadamente 10%.</w:t>
-      </w:r>
-    </w:p>
-    <w:p>
-      <w:pPr>
-        <w:pStyle w:val="Ttulo3"/>
-      </w:pPr>
-      <w:r>
-        <w:t>Fibra dietética y consumo recomendado</w:t>
-      </w:r>
-    </w:p>
-    <w:p>
-      <w:pPr>
-        <w:rPr>
-          <w:lang w:val="es-419" w:eastAsia="es-CO"/>
-        </w:rPr>
-      </w:pPr>
-      <w:r>
-        <w:rPr>
-          <w:lang w:val="es-419" w:eastAsia="es-CO"/>
-        </w:rPr>
-        <w:t xml:space="preserve">La fibra dietética cumple funciones esenciales en el tránsito intestinal y en la regulación metabólica. El consumo recomendado de fibra se sitúa entre 30 y 35 g diarios. Para alcanzar esta cantidad en la dieta, se requiere la ingesta aproximada de </w:t>
-      </w:r>
-      <w:r>
-        <w:rPr>
-          <w:lang w:val="es-419" w:eastAsia="es-CO"/>
-        </w:rPr>
-        <w:lastRenderedPageBreak/>
-        <w:t>cinco porciones diarias de frutas y verduras, lo que resalta la importancia de estos alimentos dentro de una alimentación balanceada.</w:t>
-      </w:r>
-    </w:p>
-    <w:p>
-      <w:pPr>
-        <w:rPr>
-          <w:lang w:val="es-419" w:eastAsia="es-CO"/>
-        </w:rPr>
-      </w:pPr>
-    </w:p>
-    <w:p>
-      <w:pPr>
-        <w:rPr>
-          <w:lang w:val="es-419" w:eastAsia="es-CO"/>
-        </w:rPr>
-      </w:pPr>
-    </w:p>
-    <w:p>
-      <w:pPr>
-        <w:rPr>
-          <w:lang w:val="es-419" w:eastAsia="es-CO"/>
-        </w:rPr>
-      </w:pPr>
-    </w:p>
-    <w:p>
-      <w:pPr>
-        <w:rPr>
-          <w:lang w:val="es-419" w:eastAsia="es-CO"/>
-        </w:rPr>
-      </w:pPr>
-    </w:p>
-    <w:p>
-      <w:pPr>
-        <w:rPr>
-          <w:lang w:val="es-419" w:eastAsia="es-CO"/>
-        </w:rPr>
-      </w:pPr>
-    </w:p>
-    <w:p>
-      <w:pPr>
-        <w:rPr>
-          <w:lang w:val="es-419" w:eastAsia="es-CO"/>
-        </w:rPr>
-      </w:pPr>
-    </w:p>
-    <w:p>
-      <w:pPr>
-        <w:rPr>
-          <w:lang w:val="es-419" w:eastAsia="es-CO"/>
-        </w:rPr>
-      </w:pPr>
-    </w:p>
-    <w:p>
-      <w:pPr>
-        <w:rPr>
-          <w:lang w:val="es-419" w:eastAsia="es-CO"/>
-        </w:rPr>
-      </w:pPr>
-    </w:p>
-    <w:p>
-      <w:pPr>
-        <w:rPr>
-          <w:lang w:val="es-419" w:eastAsia="es-CO"/>
-        </w:rPr>
-      </w:pPr>
-    </w:p>
-    <w:p>
-      <w:pPr>
-        <w:rPr>
-          <w:lang w:val="es-419" w:eastAsia="es-CO"/>
-        </w:rPr>
-      </w:pPr>
-    </w:p>
-    <w:p>
-      <w:pPr>
-        <w:rPr>
-          <w:lang w:val="es-419" w:eastAsia="es-CO"/>
-        </w:rPr>
-      </w:pPr>
-    </w:p>
-    <w:p>
-      <w:pPr>
-        <w:rPr>
-          <w:lang w:val="es-419" w:eastAsia="es-CO"/>
-        </w:rPr>
-      </w:pPr>
-    </w:p>
-    <w:p>
-      <w:pPr>
-        <w:rPr>
-          <w:lang w:val="es-419" w:eastAsia="es-CO"/>
-        </w:rPr>
-      </w:pPr>
-    </w:p>
-    <w:p>
-      <w:pPr>
-        <w:rPr>
-          <w:lang w:val="es-419" w:eastAsia="es-CO"/>
-        </w:rPr>
-      </w:pPr>
-    </w:p>
-    <w:p>
-      <w:pPr>
-        <w:rPr>
-          <w:lang w:val="es-419" w:eastAsia="es-CO"/>
-        </w:rPr>
-      </w:pPr>
-    </w:p>
-    <w:p>
-      <w:pPr>
-        <w:rPr>
-          <w:lang w:val="es-419" w:eastAsia="es-CO"/>
-        </w:rPr>
-      </w:pPr>
-    </w:p>
-    <w:p>
-      <w:pPr>
-        <w:rPr>
-          <w:lang w:val="es-419" w:eastAsia="es-CO"/>
-        </w:rPr>
-      </w:pPr>
-    </w:p>
-    <w:p>
-      <w:pPr>
-        <w:pStyle w:val="Ttulo1"/>
-      </w:pPr>
-      <w:bookmarkStart w:id="4" w:name="_Toc222997424"/>
-      <w:r>
-        <w:lastRenderedPageBreak/>
-        <w:t>Origen de la conservación</w:t>
-      </w:r>
-      <w:bookmarkEnd w:id="4"/>
-    </w:p>
-    <w:p>
-      <w:pPr>
-        <w:rPr>
-          <w:lang w:val="es-419" w:eastAsia="es-CO"/>
-        </w:rPr>
-      </w:pPr>
-      <w:r>
-        <w:rPr>
-          <w:lang w:val="es-419" w:eastAsia="es-CO"/>
-        </w:rPr>
-        <w:t>Hace aproximadamente diez mil años, el ser humano pasó de ser nómada a sedentario durante el período denominado Neolítico. Este cambio marcó el inicio de la agricultura y la domesticación de animales, lo que generó una nueva necesidad: conservar las materias primas obtenidas de la caza, la pesca y la recolección para asegurar la supervivencia de los pueblos.</w:t>
-      </w:r>
-    </w:p>
-    <w:p>
-      <w:pPr>
-        <w:rPr>
-          <w:lang w:val="es-419" w:eastAsia="es-CO"/>
-        </w:rPr>
-      </w:pPr>
-      <w:r>
-        <w:rPr>
-          <w:lang w:val="es-419" w:eastAsia="es-CO"/>
-        </w:rPr>
-        <w:t>El ser humano comprendió que debía almacenar alimentos para las épocas de escasez, como el invierno, cuando no era posible recolectar o cazar con facilidad. Un ejemplo claro de ello fue el secado de frutos, técnica que permitía reducir su contenido de agua y prolongar su vida útil.</w:t>
-      </w:r>
-    </w:p>
-    <w:p>
-      <w:pPr>
-        <w:pStyle w:val="Ttulo2"/>
-      </w:pPr>
-      <w:bookmarkStart w:id="5" w:name="_Toc222997425"/>
-      <w:r>
-        <w:t>Métodos de conservación utilizados en la antigüedad</w:t>
-      </w:r>
-      <w:bookmarkEnd w:id="5"/>
-    </w:p>
-    <w:p>
-      <w:pPr>
-        <w:rPr>
-          <w:lang w:val="es-419" w:eastAsia="es-CO"/>
-        </w:rPr>
-      </w:pPr>
-      <w:r>
-        <w:rPr>
-          <w:lang w:val="es-419" w:eastAsia="es-CO"/>
-        </w:rPr>
-        <w:t>Desde tiempos remotos, se desarrollaron diversos métodos de conservación basados en el aprovechamiento de las condiciones naturales del entorno. A continuación, se presentan los más utilizados:</w:t>
+        <w:t>Ahumado</w:t>
+      </w:r>
+      <w:r>
+        <w:rPr>
+          <w:rStyle w:val="Ttulo5Car"/>
+        </w:rPr>
+        <w:t>.</w:t>
+      </w:r>
+      <w:r>
+        <w:rPr>
+          <w:lang w:val="es-419" w:eastAsia="es-CO"/>
+        </w:rPr>
+        <w:t xml:space="preserve"> </w:t>
+      </w:r>
+      <w:r>
+        <w:rPr>
+          <w:lang w:val="es-419" w:eastAsia="es-CO"/>
+        </w:rPr>
+        <w:t>Consiste en colocar el alimento bajo el humo de una hoguera. Este proceso aporta sabor y genera una deshidratación parcial, lo que contribuye a su conservación.</w:t>
       </w:r>
     </w:p>
     <w:p>
@@ -3521,13 +3612,14 @@
         <w:rPr>
           <w:rStyle w:val="Ttulo5Car"/>
         </w:rPr>
-        <w:t>Frío.</w:t>
-      </w:r>
-      <w:r>
-        <w:rPr>
-          <w:lang w:val="es-419" w:eastAsia="es-CO"/>
-        </w:rPr>
-        <w:t xml:space="preserve"> Aprovechamiento de las bajas temperaturas del invierno para retardar el deterioro de los alimentos.</w:t>
+        <w:lastRenderedPageBreak/>
+        <w:t>Curado.</w:t>
+      </w:r>
+      <w:r>
+        <w:rPr>
+          <w:lang w:val="es-419" w:eastAsia="es-CO"/>
+        </w:rPr>
+        <w:t xml:space="preserve"> Aplicación de una mezcla de azúcar, sal y nitrato o nitrito para prolongar la conservación.</w:t>
       </w:r>
     </w:p>
     <w:p>
@@ -3546,94 +3638,6 @@
         <w:rPr>
           <w:rStyle w:val="Ttulo5Car"/>
         </w:rPr>
-        <w:t>Secado al sol.</w:t>
-      </w:r>
-      <w:r>
-        <w:rPr>
-          <w:lang w:val="es-419" w:eastAsia="es-CO"/>
-        </w:rPr>
-        <w:t xml:space="preserve"> Técnica sencilla y ampliamente utilizada por los antepasados. Consistía en disponer frutas y plantas al aire libre para que recibieran viento y radiación solar, favoreciendo la pérdida de agua y una mayor duración del alimento.</w:t>
-      </w:r>
-    </w:p>
-    <w:p>
-      <w:pPr>
-        <w:pStyle w:val="Prrafodelista"/>
-        <w:numPr>
-          <w:ilvl w:val="0"/>
-          <w:numId w:val="10"/>
-        </w:numPr>
-        <w:ind w:left="567" w:hanging="283"/>
-        <w:rPr>
-          <w:lang w:val="es-419" w:eastAsia="es-CO"/>
-        </w:rPr>
-      </w:pPr>
-      <w:r>
-        <w:rPr>
-          <w:rStyle w:val="Ttulo5Car"/>
-        </w:rPr>
-        <w:t>Ahumado</w:t>
-      </w:r>
-      <w:r>
-        <w:rPr>
-          <w:rStyle w:val="Ttulo5Car"/>
-        </w:rPr>
-        <w:t>.</w:t>
-      </w:r>
-      <w:r>
-        <w:rPr>
-          <w:lang w:val="es-419" w:eastAsia="es-CO"/>
-        </w:rPr>
-        <w:t xml:space="preserve"> </w:t>
-      </w:r>
-      <w:r>
-        <w:rPr>
-          <w:lang w:val="es-419" w:eastAsia="es-CO"/>
-        </w:rPr>
-        <w:t>Consiste en colocar el alimento bajo el humo de una hoguera. Este proceso aporta sabor y genera una deshidratación parcial, lo que contribuye a su conservación.</w:t>
-      </w:r>
-    </w:p>
-    <w:p>
-      <w:pPr>
-        <w:pStyle w:val="Prrafodelista"/>
-        <w:numPr>
-          <w:ilvl w:val="0"/>
-          <w:numId w:val="10"/>
-        </w:numPr>
-        <w:ind w:left="567" w:hanging="283"/>
-        <w:rPr>
-          <w:lang w:val="es-419" w:eastAsia="es-CO"/>
-        </w:rPr>
-      </w:pPr>
-      <w:r>
-        <w:rPr>
-          <w:rStyle w:val="Ttulo5Car"/>
-        </w:rPr>
-        <w:lastRenderedPageBreak/>
-        <w:t>Curado.</w:t>
-      </w:r>
-      <w:r>
-        <w:rPr>
-          <w:lang w:val="es-419" w:eastAsia="es-CO"/>
-        </w:rPr>
-        <w:t xml:space="preserve"> Aplicación de una mezcla de azúcar, sal y nitrato o nitrito para prolongar la conservación.</w:t>
-      </w:r>
-    </w:p>
-    <w:p>
-      <w:pPr>
-        <w:pStyle w:val="Prrafodelista"/>
-        <w:numPr>
-          <w:ilvl w:val="0"/>
-          <w:numId w:val="10"/>
-        </w:numPr>
-        <w:ind w:left="567" w:hanging="283"/>
-        <w:rPr>
-          <w:lang w:val="es-419" w:eastAsia="es-CO"/>
-        </w:rPr>
-      </w:pPr>
-      <w:r>
-        <w:rPr>
-          <w:rStyle w:val="Ttulo5Car"/>
-        </w:rPr>
         <w:t>Salado.</w:t>
       </w:r>
       <w:r>
@@ -3660,7 +3664,7 @@
       <w:pPr>
         <w:pStyle w:val="Ttulo2"/>
       </w:pPr>
-      <w:bookmarkStart w:id="6" w:name="_Toc222997426"/>
+      <w:bookmarkStart w:id="6" w:name="_Toc224718196"/>
       <w:r>
         <w:t>¿Por qué se deterioran los alimentos?</w:t>
       </w:r>
@@ -3749,7 +3753,7 @@
       <w:pPr>
         <w:pStyle w:val="Ttulo2"/>
       </w:pPr>
-      <w:bookmarkStart w:id="7" w:name="_Toc222997427"/>
+      <w:bookmarkStart w:id="7" w:name="_Toc224718197"/>
       <w:r>
         <w:t>Factores que provocan alteraciones en los alimentos</w:t>
       </w:r>
@@ -3860,7 +3864,7 @@
       <w:pPr>
         <w:pStyle w:val="Ttulo2"/>
       </w:pPr>
-      <w:bookmarkStart w:id="8" w:name="_Toc222997428"/>
+      <w:bookmarkStart w:id="8" w:name="_Toc224718198"/>
       <w:r>
         <w:t>Clasificación de los alimentos según su durabilidad</w:t>
       </w:r>
@@ -4018,7 +4022,7 @@
       <w:pPr>
         <w:pStyle w:val="Ttulo2"/>
       </w:pPr>
-      <w:bookmarkStart w:id="9" w:name="_Toc222997429"/>
+      <w:bookmarkStart w:id="9" w:name="_Toc224718199"/>
       <w:r>
         <w:t>¿Qué es la conservación de los alimentos?</w:t>
       </w:r>
@@ -4291,7 +4295,7 @@
       <w:pPr>
         <w:pStyle w:val="Ttulo1"/>
       </w:pPr>
-      <w:bookmarkStart w:id="10" w:name="_Toc222997430"/>
+      <w:bookmarkStart w:id="10" w:name="_Toc224718200"/>
       <w:r>
         <w:lastRenderedPageBreak/>
         <w:t>Técnicas postcosecha</w:t>
@@ -4446,7 +4450,7 @@
       <w:pPr>
         <w:pStyle w:val="Ttulo2"/>
       </w:pPr>
-      <w:bookmarkStart w:id="11" w:name="_Toc222997431"/>
+      <w:bookmarkStart w:id="11" w:name="_Toc224718201"/>
       <w:r>
         <w:t>Determinación del índice de cosecha</w:t>
       </w:r>
@@ -4851,7 +4855,7 @@
       <w:pPr>
         <w:pStyle w:val="Ttulo2"/>
       </w:pPr>
-      <w:bookmarkStart w:id="12" w:name="_Toc222997432"/>
+      <w:bookmarkStart w:id="12" w:name="_Toc224718202"/>
       <w:r>
         <w:t>Eliminación del calor de campo</w:t>
       </w:r>
@@ -4916,15 +4920,27 @@
       <w:pPr>
         <w:pStyle w:val="Video"/>
         <w:rPr>
-          <w:lang w:val="es-419" w:eastAsia="es-CO"/>
-        </w:rPr>
-      </w:pPr>
-      <w:r>
-        <w:rPr>
-          <w:lang w:val="es-419" w:eastAsia="es-CO"/>
+          <w:rStyle w:val="VideoCar"/>
+        </w:rPr>
+      </w:pPr>
+      <w:r>
+        <w:rPr>
+          <w:rStyle w:val="VideoCar"/>
         </w:rPr>
         <w:lastRenderedPageBreak/>
-        <w:t>CIDM SENA FLORIDABLANCA</w:t>
+        <w:t xml:space="preserve">Eliminación del calor de campo en productos </w:t>
+      </w:r>
+      <w:r>
+        <w:rPr>
+          <w:rStyle w:val="VideoCar"/>
+        </w:rPr>
+        <w:t>horto</w:t>
+      </w:r>
+      <w:r>
+        <w:rPr>
+          <w:rStyle w:val="VideoCar"/>
+        </w:rPr>
+        <w:t>frutícolas</w:t>
       </w:r>
     </w:p>
     <w:p>
@@ -4938,12 +4954,11 @@
       <w:r>
         <w:rPr>
           <w:noProof/>
-          <w:lang w:val="es-419" w:eastAsia="es-CO"/>
         </w:rPr>
         <w:drawing>
-          <wp:inline distT="0" distB="0" distL="0" distR="0" wp14:anchorId="071009E4" wp14:editId="561ACBD5">
-            <wp:extent cx="4622800" cy="2600325"/>
-            <wp:effectExtent l="0" t="0" r="6350" b="9525"/>
+          <wp:inline distT="0" distB="0" distL="0" distR="0" wp14:anchorId="0B8AECAA" wp14:editId="0D8C91EF">
+            <wp:extent cx="6332220" cy="3561874"/>
+            <wp:effectExtent l="0" t="0" r="0" b="635"/>
             <wp:docPr id="2" name="Imagen 2"/>
             <wp:cNvGraphicFramePr>
               <a:graphicFrameLocks xmlns:a="http://schemas.openxmlformats.org/drawingml/2006/main" noChangeAspect="1"/>
@@ -4958,7 +4973,7 @@
                     </pic:cNvPicPr>
                   </pic:nvPicPr>
                   <pic:blipFill>
-                    <a:blip r:embed="rId12" cstate="print">
+                    <a:blip r:embed="rId12">
                       <a:extLst>
                         <a:ext uri="{28A0092B-C50C-407E-A947-70E740481C1C}">
                           <a14:useLocalDpi xmlns:a14="http://schemas.microsoft.com/office/drawing/2010/main" val="0"/>
@@ -4973,12 +4988,15 @@
                   <pic:spPr bwMode="auto">
                     <a:xfrm>
                       <a:off x="0" y="0"/>
-                      <a:ext cx="4667276" cy="2625343"/>
+                      <a:ext cx="6332220" cy="3561874"/>
                     </a:xfrm>
                     <a:prstGeom prst="rect">
                       <a:avLst/>
                     </a:prstGeom>
                     <a:noFill/>
+                    <a:ln>
+                      <a:noFill/>
+                    </a:ln>
                   </pic:spPr>
                 </pic:pic>
               </a:graphicData>
@@ -5090,6 +5108,7 @@
           </w:p>
           <w:p>
             <w:r>
+              <w:lastRenderedPageBreak/>
               <w:t xml:space="preserve">Por eso, eliminar el calor de campo es una etapa clave en la </w:t>
             </w:r>
             <w:proofErr w:type="spellStart"/>
@@ -5103,7 +5122,6 @@
           </w:p>
           <w:p>
             <w:r>
-              <w:lastRenderedPageBreak/>
               <w:t>Cada alimento requiere temperaturas diferentes. Los productos tropicales se conservan cerca a los 10 °C, mientras que las hortalizas de hoja necesitan alrededor de 1 °C para mantenerse frescas.</w:t>
             </w:r>
           </w:p>
@@ -5124,7 +5142,7 @@
       <w:pPr>
         <w:pStyle w:val="Ttulo2"/>
       </w:pPr>
-      <w:bookmarkStart w:id="13" w:name="_Toc222997433"/>
+      <w:bookmarkStart w:id="13" w:name="_Toc224718203"/>
       <w:r>
         <w:lastRenderedPageBreak/>
         <w:t>Preenfriamiento</w:t>
@@ -5151,7 +5169,7 @@
           <w:ilvl w:val="0"/>
           <w:numId w:val="20"/>
         </w:numPr>
-        <w:ind w:left="567" w:hanging="283"/>
+        <w:ind w:left="0" w:hanging="283"/>
         <w:rPr>
           <w:lang w:val="es-419" w:eastAsia="es-CO"/>
         </w:rPr>
@@ -5176,7 +5194,7 @@
           <w:ilvl w:val="0"/>
           <w:numId w:val="20"/>
         </w:numPr>
-        <w:ind w:left="567" w:hanging="283"/>
+        <w:ind w:left="0" w:hanging="283"/>
         <w:rPr>
           <w:lang w:val="es-419" w:eastAsia="es-CO"/>
         </w:rPr>
@@ -5199,6 +5217,7 @@
         <w:pStyle w:val="Ttulo3"/>
       </w:pPr>
       <w:r>
+        <w:lastRenderedPageBreak/>
         <w:t>Tipos de preenfriamiento</w:t>
       </w:r>
     </w:p>
@@ -5228,13 +5247,6 @@
         </w:rPr>
         <w:t>:</w:t>
       </w:r>
-    </w:p>
-    <w:p>
-      <w:pPr>
-        <w:rPr>
-          <w:lang w:val="es-419" w:eastAsia="es-CO"/>
-        </w:rPr>
-      </w:pPr>
     </w:p>
     <w:p>
       <w:pPr>
@@ -5243,7 +5255,7 @@
           <w:ilvl w:val="0"/>
           <w:numId w:val="21"/>
         </w:numPr>
-        <w:ind w:left="567" w:hanging="283"/>
+        <w:ind w:left="0" w:firstLine="284"/>
         <w:rPr>
           <w:lang w:val="es-419" w:eastAsia="es-CO"/>
         </w:rPr>
@@ -5252,7 +5264,6 @@
         <w:rPr>
           <w:rStyle w:val="Ttulo5Car"/>
         </w:rPr>
-        <w:lastRenderedPageBreak/>
         <w:t>Preenfriamiento con cuartos fríos.</w:t>
       </w:r>
       <w:r>
@@ -5269,7 +5280,7 @@
           <w:ilvl w:val="0"/>
           <w:numId w:val="21"/>
         </w:numPr>
-        <w:ind w:left="567" w:hanging="283"/>
+        <w:ind w:left="0" w:firstLine="284"/>
         <w:rPr>
           <w:lang w:val="es-419" w:eastAsia="es-CO"/>
         </w:rPr>
@@ -5294,7 +5305,7 @@
           <w:ilvl w:val="0"/>
           <w:numId w:val="21"/>
         </w:numPr>
-        <w:ind w:left="567" w:hanging="283"/>
+        <w:ind w:left="0" w:firstLine="284"/>
         <w:rPr>
           <w:lang w:val="es-419" w:eastAsia="es-CO"/>
         </w:rPr>
@@ -5327,7 +5338,7 @@
           <w:ilvl w:val="0"/>
           <w:numId w:val="21"/>
         </w:numPr>
-        <w:ind w:left="567" w:hanging="283"/>
+        <w:ind w:left="0" w:firstLine="284"/>
         <w:rPr>
           <w:lang w:val="es-419" w:eastAsia="es-CO"/>
         </w:rPr>
@@ -5347,6 +5358,8 @@
       <w:proofErr w:type="spellStart"/>
       <w:r>
         <w:rPr>
+          <w:i/>
+          <w:iCs/>
           <w:lang w:val="es-419" w:eastAsia="es-CO"/>
         </w:rPr>
         <w:t>vacuum</w:t>
@@ -5369,7 +5382,7 @@
           <w:szCs w:val="26"/>
         </w:rPr>
       </w:pPr>
-      <w:bookmarkStart w:id="14" w:name="_Toc222997434"/>
+      <w:bookmarkStart w:id="14" w:name="_Toc224718204"/>
       <w:r>
         <w:rPr>
           <w:rStyle w:val="Ttulo5Car"/>
@@ -5393,6 +5406,13 @@
         </w:rPr>
         <w:t>A continuación, se presenta un pódcast que explica el papel del etileno en el proceso de maduración de los frutos, destacando su origen, función hormonal y relevancia en la conservación de alimentos frescos.</w:t>
       </w:r>
+    </w:p>
+    <w:p>
+      <w:pPr>
+        <w:rPr>
+          <w:lang w:val="es-419" w:eastAsia="es-CO"/>
+        </w:rPr>
+      </w:pPr>
     </w:p>
     <w:tbl>
       <w:tblPr>
@@ -5421,6 +5441,7 @@
                 <w:b/>
                 <w:bCs/>
               </w:rPr>
+              <w:lastRenderedPageBreak/>
               <w:t xml:space="preserve">Transcripción pódcast. </w:t>
             </w:r>
           </w:p>
@@ -5433,7 +5454,6 @@
           </w:tcPr>
           <w:p>
             <w:pPr>
-              <w:ind w:firstLine="0"/>
               <w:rPr>
                 <w:b/>
                 <w:bCs/>
@@ -5444,27 +5464,18 @@
                 <w:b/>
                 <w:bCs/>
               </w:rPr>
-              <w:t>Efecto de sonido</w:t>
-            </w:r>
-          </w:p>
-          <w:p>
-            <w:pPr>
-              <w:ind w:firstLine="0"/>
-            </w:pPr>
-            <w:r>
-              <w:t>Sonidos del campo, pájaros, naturaleza.</w:t>
-            </w:r>
-            <w:r>
-              <w:t xml:space="preserve"> (</w:t>
-            </w:r>
-            <w:hyperlink r:id="rId14" w:history="1">
-              <w:r>
-                <w:rPr>
-                  <w:rStyle w:val="Hipervnculo"/>
-                </w:rPr>
-                <w:t>https://freesound.org/people/Garuda1982/sounds/759738/</w:t>
-              </w:r>
-            </w:hyperlink>
+              <w:t>ASUSENA</w:t>
+            </w:r>
+          </w:p>
+          <w:p>
+            <w:r>
+              <w:t>Imagínense esto: Tienen frutas bien bonitas y firmes… las guardan en la cocina y en dos días una está madura, otra dañada y la de al lado ya va por el mismo camino.</w:t>
+            </w:r>
+          </w:p>
+          <w:p>
+            <w:r>
+              <w:t>¿Mala suerte? No. Eso es maduración.</w:t>
+            </w:r>
           </w:p>
           <w:p>
             <w:pPr>
@@ -5478,37 +5489,240 @@
                 <w:b/>
                 <w:bCs/>
               </w:rPr>
+              <w:t>DON CAMPOS</w:t>
+            </w:r>
+          </w:p>
+          <w:p>
+            <w:r>
+              <w:t>La maduración es una etapa natural en la vida de las frutas. Ahí cambian el color, el sabor, la textura y el aroma.</w:t>
+            </w:r>
+          </w:p>
+          <w:p>
+            <w:r>
+              <w:t>Es lo que hace que una fruta esté lista para el consumo… o que se dañe si no la manejamos bien.</w:t>
+            </w:r>
+          </w:p>
+          <w:p>
+            <w:pPr>
+              <w:rPr>
+                <w:b/>
+                <w:bCs/>
+              </w:rPr>
+            </w:pPr>
+            <w:r>
+              <w:rPr>
+                <w:b/>
+                <w:bCs/>
+              </w:rPr>
+              <w:t>ASUSENA</w:t>
+            </w:r>
+          </w:p>
+          <w:p>
+            <w:r>
+              <w:t>Y todo eso pasa porque dentro del fruto ocurren cambios importantes, como si tuviera un reloj interno que marca el momento exacto.</w:t>
+            </w:r>
+          </w:p>
+          <w:p>
+            <w:pPr>
+              <w:rPr>
+                <w:b/>
+                <w:bCs/>
+              </w:rPr>
+            </w:pPr>
+            <w:r>
+              <w:rPr>
+                <w:b/>
+                <w:bCs/>
+              </w:rPr>
+              <w:t>DON CAMPOS</w:t>
+            </w:r>
+          </w:p>
+          <w:p>
+            <w:r>
+              <w:t>Y ese reloj se activa con un gas llamado “Etileno”.</w:t>
+            </w:r>
+          </w:p>
+          <w:p>
+            <w:pPr>
+              <w:rPr>
+                <w:b/>
+                <w:bCs/>
+              </w:rPr>
+            </w:pPr>
+            <w:r>
+              <w:rPr>
+                <w:b/>
+                <w:bCs/>
+              </w:rPr>
+              <w:t>ASUSENA</w:t>
+            </w:r>
+          </w:p>
+          <w:p>
+            <w:r>
+              <w:t>El etileno es una hormona vegetal. No se ve, no se huele, pero le dice a la fruta: “Oye, es hora de madurar”.</w:t>
+            </w:r>
+          </w:p>
+          <w:p>
+            <w:pPr>
+              <w:rPr>
+                <w:b/>
+                <w:bCs/>
+              </w:rPr>
+            </w:pPr>
+            <w:r>
+              <w:rPr>
+                <w:b/>
+                <w:bCs/>
+              </w:rPr>
+              <w:t>DON CAMPOS</w:t>
+            </w:r>
+          </w:p>
+          <w:p>
+            <w:r>
+              <w:lastRenderedPageBreak/>
+              <w:t>Por eso, cuando una fruta madura, puede acelerar la maduración de las otras que están cerca. Es como un efecto contagioso.</w:t>
+            </w:r>
+          </w:p>
+          <w:p>
+            <w:pPr>
+              <w:rPr>
+                <w:b/>
+                <w:bCs/>
+              </w:rPr>
+            </w:pPr>
+            <w:r>
+              <w:rPr>
+                <w:b/>
+                <w:bCs/>
+              </w:rPr>
+              <w:t>ASUSENA</w:t>
+            </w:r>
+          </w:p>
+          <w:p>
+            <w:r>
+              <w:t>Este gas puede producirse de forma natural, como parte del metabolismo del fruto o por acción de microorganismos.</w:t>
+            </w:r>
+          </w:p>
+          <w:p>
+            <w:pPr>
+              <w:rPr>
+                <w:b/>
+                <w:bCs/>
+              </w:rPr>
+            </w:pPr>
+            <w:r>
+              <w:rPr>
+                <w:b/>
+                <w:bCs/>
+              </w:rPr>
+              <w:t>DON CAMPOS</w:t>
+            </w:r>
+          </w:p>
+          <w:p>
+            <w:r>
+              <w:t>Pero también puede venir de fuentes no biológicas, como la combustión de combustibles fósiles en ambientes industriales o mal ventilados.</w:t>
+            </w:r>
+          </w:p>
+          <w:p>
+            <w:pPr>
+              <w:rPr>
+                <w:b/>
+                <w:bCs/>
+              </w:rPr>
+            </w:pPr>
+            <w:r>
+              <w:rPr>
+                <w:b/>
+                <w:bCs/>
+              </w:rPr>
+              <w:t>ASUSENA</w:t>
+            </w:r>
+          </w:p>
+          <w:p>
+            <w:r>
+              <w:t>Y aquí está la clave de la conservación: si aprendemos a controlar el etileno, podemos regular la maduración.</w:t>
+            </w:r>
+          </w:p>
+          <w:p>
+            <w:pPr>
+              <w:rPr>
+                <w:b/>
+                <w:bCs/>
+              </w:rPr>
+            </w:pPr>
+            <w:r>
+              <w:rPr>
+                <w:b/>
+                <w:bCs/>
+              </w:rPr>
+              <w:t>DON CAMPOS</w:t>
+            </w:r>
+          </w:p>
+          <w:p>
+            <w:r>
+              <w:t>Eso permite prolongar la vida útil de frutas y verduras, mantener su calidad y reducir pérdidas después de la cosecha.</w:t>
+            </w:r>
+          </w:p>
+          <w:p>
+            <w:pPr>
+              <w:rPr>
+                <w:b/>
+                <w:bCs/>
+              </w:rPr>
+            </w:pPr>
+            <w:r>
+              <w:rPr>
+                <w:b/>
+                <w:bCs/>
+              </w:rPr>
+              <w:t>ASUSENA</w:t>
+            </w:r>
+          </w:p>
+          <w:p>
+            <w:r>
+              <w:t>La dosificación adecuada del etileno es una herramienta estratégica en la conservación postcosecha. Ni mucho, ni poco. Apenas lo necesario.</w:t>
+            </w:r>
+          </w:p>
+          <w:p>
+            <w:pPr>
+              <w:rPr>
+                <w:b/>
+                <w:bCs/>
+              </w:rPr>
+            </w:pPr>
+            <w:r>
+              <w:rPr>
+                <w:b/>
+                <w:bCs/>
+              </w:rPr>
+              <w:t>DON CAMPOS</w:t>
+            </w:r>
+          </w:p>
+          <w:p>
+            <w:r>
+              <w:t>Porque entender la maduración no es pelear con la naturaleza, es aprender a trabajar con ella.</w:t>
+            </w:r>
+          </w:p>
+          <w:p>
+            <w:pPr>
+              <w:rPr>
+                <w:b/>
+                <w:bCs/>
+              </w:rPr>
+            </w:pPr>
+            <w:r>
+              <w:rPr>
+                <w:b/>
+                <w:bCs/>
+              </w:rPr>
               <w:lastRenderedPageBreak/>
               <w:t>ASUSENA</w:t>
             </w:r>
           </w:p>
           <w:p>
             <w:r>
-              <w:t>Imagínense esto: Tienen frutas bien bonitas y firmes… las guardan en la cocina y en dos días una está madura, otra dañada y la de al lado ya va por el mismo camino.</w:t>
-            </w:r>
-          </w:p>
-          <w:p>
-            <w:r>
-              <w:t>¿Mala suerte? No. Eso es maduración.</w:t>
-            </w:r>
-          </w:p>
-          <w:p>
-            <w:r>
-              <w:t>Cortina Musical</w:t>
-            </w:r>
-          </w:p>
-          <w:p>
-            <w:pPr>
-              <w:ind w:firstLine="0"/>
-            </w:pPr>
-            <w:hyperlink r:id="rId15" w:history="1">
-              <w:r>
-                <w:rPr>
-                  <w:rStyle w:val="Hipervnculo"/>
-                </w:rPr>
-                <w:t>https://pixabay.com/music/modern-country-country-western-texas-background-music-361672/</w:t>
-              </w:r>
-            </w:hyperlink>
+              <w:t>Y cuando conservamos bien nuestros alimentos, conservamos su calidad y valor nutricional.</w:t>
+            </w:r>
           </w:p>
           <w:p>
             <w:pPr>
@@ -5527,338 +5741,23 @@
           </w:p>
           <w:p>
             <w:r>
-              <w:t>La maduración es una etapa natural en la vida de las frutas. Ahí cambian el color, el sabor, la textura y el aroma.</w:t>
-            </w:r>
-          </w:p>
-          <w:p>
-            <w:r>
-              <w:t>Es lo que hace que una fruta esté lista para el consumo… o que se dañe si no la manejamos bien.</w:t>
-            </w:r>
-          </w:p>
-          <w:p>
-            <w:pPr>
-              <w:rPr>
-                <w:b/>
-                <w:bCs/>
-              </w:rPr>
-            </w:pPr>
-            <w:r>
-              <w:rPr>
-                <w:b/>
-                <w:bCs/>
-              </w:rPr>
-              <w:t>ASUSENA</w:t>
-            </w:r>
-          </w:p>
-          <w:p>
-            <w:r>
-              <w:t>Y todo eso pasa porque dentro del fruto ocurren cambios importantes, como si tuviera un reloj interno que marca el momento exacto.</w:t>
-            </w:r>
-          </w:p>
-          <w:p>
-            <w:pPr>
-              <w:rPr>
-                <w:b/>
-                <w:bCs/>
-              </w:rPr>
-            </w:pPr>
-            <w:r>
-              <w:rPr>
-                <w:b/>
-                <w:bCs/>
-              </w:rPr>
-              <w:t>DON CAMPOS</w:t>
-            </w:r>
-          </w:p>
-          <w:p>
-            <w:r>
-              <w:t>Y ese reloj se activa con un gas llamado “Etileno”.</w:t>
-            </w:r>
-          </w:p>
-          <w:p>
-            <w:pPr>
-              <w:rPr>
-                <w:b/>
-                <w:bCs/>
-              </w:rPr>
-            </w:pPr>
-            <w:r>
-              <w:rPr>
-                <w:b/>
-                <w:bCs/>
-              </w:rPr>
-              <w:t>ASUSENA</w:t>
-            </w:r>
-          </w:p>
-          <w:p>
-            <w:r>
-              <w:t>El etileno es una hormona vegetal. No se ve, no se huele, pero le dice a la fruta: “Oye, es hora de madurar”.</w:t>
-            </w:r>
-          </w:p>
-          <w:p>
-            <w:pPr>
-              <w:rPr>
-                <w:b/>
-                <w:bCs/>
-              </w:rPr>
-            </w:pPr>
-            <w:r>
-              <w:rPr>
-                <w:b/>
-                <w:bCs/>
-              </w:rPr>
-              <w:lastRenderedPageBreak/>
-              <w:t>Cortina Musical</w:t>
-            </w:r>
-          </w:p>
-          <w:p>
-            <w:hyperlink r:id="rId16" w:history="1">
-              <w:r>
-                <w:rPr>
-                  <w:rStyle w:val="Hipervnculo"/>
-                </w:rPr>
-                <w:t>https://pixabay.com/music/bloopers-fun-funk-music-349237/</w:t>
-              </w:r>
-            </w:hyperlink>
+              <w:t xml:space="preserve">Nos escuchamos en el próximo episodio de </w:t>
+            </w:r>
+            <w:proofErr w:type="spellStart"/>
+            <w:r>
+              <w:t>CampeSENA</w:t>
+            </w:r>
+            <w:proofErr w:type="spellEnd"/>
+            <w:r>
+              <w:t xml:space="preserve"> Radial, donde el conocimiento se entiende, se aplica y marca la diferencia. (Sonidos de la naturaleza, pájaros:</w:t>
+            </w:r>
+          </w:p>
+          <w:p>
             <w:r>
               <w:t xml:space="preserve"> </w:t>
             </w:r>
           </w:p>
-          <w:p>
-            <w:pPr>
-              <w:rPr>
-                <w:b/>
-                <w:bCs/>
-              </w:rPr>
-            </w:pPr>
-            <w:r>
-              <w:rPr>
-                <w:b/>
-                <w:bCs/>
-              </w:rPr>
-              <w:t>DON CAMPOS</w:t>
-            </w:r>
-          </w:p>
-          <w:p>
-            <w:r>
-              <w:t>Por eso, cuando una fruta madura, puede acelerar la maduración de las otras que están cerca. Es como un efecto contagioso.</w:t>
-            </w:r>
-          </w:p>
-          <w:p>
-            <w:pPr>
-              <w:rPr>
-                <w:b/>
-                <w:bCs/>
-              </w:rPr>
-            </w:pPr>
-            <w:r>
-              <w:rPr>
-                <w:b/>
-                <w:bCs/>
-              </w:rPr>
-              <w:t>ASUSENA</w:t>
-            </w:r>
-          </w:p>
-          <w:p>
-            <w:r>
-              <w:t>Este gas puede producirse de forma natural, como parte del metabolismo del fruto o por acción de microorganismos.</w:t>
-            </w:r>
-          </w:p>
-          <w:p>
-            <w:pPr>
-              <w:rPr>
-                <w:b/>
-                <w:bCs/>
-              </w:rPr>
-            </w:pPr>
-            <w:r>
-              <w:rPr>
-                <w:b/>
-                <w:bCs/>
-              </w:rPr>
-              <w:t>DON CAMPOS</w:t>
-            </w:r>
-          </w:p>
-          <w:p>
-            <w:r>
-              <w:t>Pero también puede venir de fuentes no biológicas, como la combustión de combustibles fósiles en ambientes industriales o mal ventilados.</w:t>
-            </w:r>
-          </w:p>
-          <w:p>
-            <w:pPr>
-              <w:rPr>
-                <w:b/>
-                <w:bCs/>
-              </w:rPr>
-            </w:pPr>
-            <w:r>
-              <w:rPr>
-                <w:b/>
-                <w:bCs/>
-              </w:rPr>
-              <w:t>ASUSENA</w:t>
-            </w:r>
-          </w:p>
-          <w:p>
-            <w:r>
-              <w:t>Y aquí está la clave de la conservación: si aprendemos a controlar el etileno, podemos regular la maduración.</w:t>
-            </w:r>
-          </w:p>
-          <w:p>
-            <w:pPr>
-              <w:rPr>
-                <w:b/>
-                <w:bCs/>
-              </w:rPr>
-            </w:pPr>
-            <w:r>
-              <w:rPr>
-                <w:b/>
-                <w:bCs/>
-              </w:rPr>
-              <w:t>DON CAMPOS</w:t>
-            </w:r>
-          </w:p>
-          <w:p>
-            <w:r>
-              <w:t>Eso permite prolongar la vida útil de frutas y verduras, mantener su calidad y reducir pérdidas después de la cosecha.</w:t>
-            </w:r>
-          </w:p>
-          <w:p>
-            <w:pPr>
-              <w:rPr>
-                <w:b/>
-                <w:bCs/>
-              </w:rPr>
-            </w:pPr>
-            <w:r>
-              <w:rPr>
-                <w:b/>
-                <w:bCs/>
-              </w:rPr>
-              <w:t>ASUSENA</w:t>
-            </w:r>
-          </w:p>
-          <w:p>
-            <w:r>
-              <w:t>La dosificación adecuada del etileno es una herramienta estratégica en la conservación postcosecha. Ni mucho, ni poco. Apenas lo necesario.</w:t>
-            </w:r>
-          </w:p>
-          <w:p>
-            <w:pPr>
-              <w:rPr>
-                <w:b/>
-                <w:bCs/>
-              </w:rPr>
-            </w:pPr>
-            <w:r>
-              <w:rPr>
-                <w:b/>
-                <w:bCs/>
-              </w:rPr>
-              <w:lastRenderedPageBreak/>
-              <w:t>DON CAMPOS</w:t>
-            </w:r>
-          </w:p>
-          <w:p>
-            <w:r>
-              <w:t>Porque entender la maduración no es pelear con la naturaleza, es aprender a trabajar con ella.</w:t>
-            </w:r>
-          </w:p>
-          <w:p>
-            <w:pPr>
-              <w:rPr>
-                <w:b/>
-                <w:bCs/>
-              </w:rPr>
-            </w:pPr>
-            <w:r>
-              <w:rPr>
-                <w:b/>
-                <w:bCs/>
-              </w:rPr>
-              <w:t>ASUSENA</w:t>
-            </w:r>
-          </w:p>
-          <w:p>
-            <w:r>
-              <w:t>Y cuando conservamos bien nuestros alimentos, conservamos su calidad y valor nutricional.</w:t>
-            </w:r>
-          </w:p>
-          <w:p>
-            <w:pPr>
-              <w:rPr>
-                <w:b/>
-                <w:bCs/>
-              </w:rPr>
-            </w:pPr>
-            <w:r>
-              <w:rPr>
-                <w:b/>
-                <w:bCs/>
-              </w:rPr>
-              <w:t>DON CAMPOS</w:t>
-            </w:r>
-          </w:p>
-          <w:p>
-            <w:r>
-              <w:t xml:space="preserve">Nos escuchamos en el próximo episodio de </w:t>
-            </w:r>
-            <w:proofErr w:type="spellStart"/>
-            <w:r>
-              <w:t>CampeSENA</w:t>
-            </w:r>
-            <w:proofErr w:type="spellEnd"/>
-            <w:r>
-              <w:t xml:space="preserve"> Radial, donde el conocimiento se entiende, se aplica y marca la diferencia. (Sonidos de la naturaleza, pájaros:</w:t>
-            </w:r>
-          </w:p>
-          <w:p>
-            <w:r>
-              <w:t xml:space="preserve"> </w:t>
-            </w:r>
-            <w:hyperlink r:id="rId17" w:history="1">
-              <w:r>
-                <w:rPr>
-                  <w:rStyle w:val="Hipervnculo"/>
-                </w:rPr>
-                <w:t>https://freesound.org/people/Garuda1982/sounds/759738/</w:t>
-              </w:r>
-            </w:hyperlink>
-          </w:p>
-          <w:p>
-            <w:pPr>
-              <w:rPr>
-                <w:b/>
-                <w:bCs/>
-              </w:rPr>
-            </w:pPr>
-            <w:r>
-              <w:rPr>
-                <w:b/>
-                <w:bCs/>
-              </w:rPr>
-              <w:t>Cortina musical</w:t>
-            </w:r>
-          </w:p>
-          <w:p>
-            <w:r>
-              <w:t xml:space="preserve">Cortina de cierre que se funde poco a poco. </w:t>
-            </w:r>
-            <w:hyperlink r:id="rId18" w:history="1">
-              <w:r>
-                <w:rPr>
-                  <w:rStyle w:val="Hipervnculo"/>
-                </w:rPr>
-                <w:t>https://pixabay.com/music/modern-country-country-western-texas-background-music-361672/</w:t>
-              </w:r>
-            </w:hyperlink>
-          </w:p>
-          <w:p>
-            <w:pPr>
-              <w:ind w:firstLine="0"/>
-            </w:pPr>
-          </w:p>
+          <w:p/>
         </w:tc>
       </w:tr>
     </w:tbl>
@@ -5888,15 +5787,6 @@
     </w:p>
     <w:p>
       <w:pPr>
-        <w:pStyle w:val="Prrafodelista"/>
-        <w:ind w:left="567" w:firstLine="0"/>
-        <w:rPr>
-          <w:lang w:val="es-419" w:eastAsia="es-CO"/>
-        </w:rPr>
-      </w:pPr>
-    </w:p>
-    <w:p>
-      <w:pPr>
         <w:pStyle w:val="Tabla"/>
         <w:rPr>
           <w:lang w:val="es-419" w:eastAsia="es-CO"/>
@@ -5906,7 +5796,6 @@
         <w:rPr>
           <w:lang w:val="es-419" w:eastAsia="es-CO"/>
         </w:rPr>
-        <w:lastRenderedPageBreak/>
         <w:t>Parámetros de maduración de alimentos según temperatura y etileno</w:t>
       </w:r>
     </w:p>
@@ -6535,16 +6424,10 @@
     </w:tbl>
     <w:p>
       <w:pPr>
-        <w:rPr>
-          <w:lang w:val="es-419" w:eastAsia="es-CO"/>
-        </w:rPr>
-      </w:pPr>
-    </w:p>
-    <w:p>
-      <w:pPr>
         <w:pStyle w:val="Ttulo3"/>
       </w:pPr>
       <w:r>
+        <w:lastRenderedPageBreak/>
         <w:t>Fuentes de adquisición de etileno para el control de la maduración</w:t>
       </w:r>
     </w:p>
@@ -6568,7 +6451,7 @@
           <w:ilvl w:val="0"/>
           <w:numId w:val="22"/>
         </w:numPr>
-        <w:ind w:left="567" w:hanging="283"/>
+        <w:ind w:left="0" w:firstLine="284"/>
         <w:rPr>
           <w:lang w:val="es-419" w:eastAsia="es-CO"/>
         </w:rPr>
@@ -6649,7 +6532,7 @@
           <w:ilvl w:val="0"/>
           <w:numId w:val="22"/>
         </w:numPr>
-        <w:ind w:left="567" w:hanging="283"/>
+        <w:ind w:left="0" w:firstLine="284"/>
         <w:rPr>
           <w:lang w:val="es-419" w:eastAsia="es-CO"/>
         </w:rPr>
@@ -6669,6 +6552,7 @@
     </w:p>
     <w:p>
       <w:pPr>
+        <w:ind w:firstLine="284"/>
         <w:rPr>
           <w:lang w:val="es-419" w:eastAsia="es-CO"/>
         </w:rPr>
@@ -6682,72 +6566,79 @@
     </w:p>
     <w:p>
       <w:pPr>
-        <w:rPr>
-          <w:lang w:val="es-419" w:eastAsia="es-CO"/>
-        </w:rPr>
-      </w:pPr>
-    </w:p>
-    <w:p>
-      <w:pPr>
         <w:pStyle w:val="Ttulo2"/>
       </w:pPr>
-      <w:bookmarkStart w:id="15" w:name="_Toc222997435"/>
-      <w:r>
+      <w:bookmarkStart w:id="15" w:name="_Toc224718205"/>
+      <w:r>
+        <w:t>Control de la respiración de los alimentos frescos</w:t>
+      </w:r>
+      <w:bookmarkEnd w:id="15"/>
+    </w:p>
+    <w:p>
+      <w:pPr>
+        <w:rPr>
+          <w:lang w:val="es-419" w:eastAsia="es-CO"/>
+        </w:rPr>
+      </w:pPr>
+      <w:r>
+        <w:rPr>
+          <w:lang w:val="es-419" w:eastAsia="es-CO"/>
+        </w:rPr>
+        <w:t>La respiración en los alimentos frescos es un proceso metabólico en el que los azúcares, el almidón y los ácidos orgánicos se descomponen por vía oxidativa. Como resultado, se generan compuestos simples, principalmente dióxido de carbono y agua, que las células emplean en otros procesos asociados a la liberación de energía. Este proceso respiratorio se presenta de dos formas, según la disponibilidad de oxígeno:</w:t>
+      </w:r>
+    </w:p>
+    <w:p>
+      <w:pPr>
+        <w:pStyle w:val="Ttulo5"/>
+      </w:pPr>
+      <w:r>
+        <w:t>Respiración aeróbica</w:t>
+      </w:r>
+    </w:p>
+    <w:p>
+      <w:pPr>
+        <w:rPr>
+          <w:lang w:val="es-419" w:eastAsia="es-CO"/>
+        </w:rPr>
+      </w:pPr>
+      <w:r>
+        <w:rPr>
+          <w:lang w:val="es-419" w:eastAsia="es-CO"/>
+        </w:rPr>
+        <w:t>Se desarrolla en presencia de oxígeno y corresponde a la forma normal de respiración de los tejidos vegetales.</w:t>
+      </w:r>
+    </w:p>
+    <w:p>
+      <w:pPr>
+        <w:rPr>
+          <w:lang w:val="es-419" w:eastAsia="es-CO"/>
+        </w:rPr>
+      </w:pPr>
+    </w:p>
+    <w:p>
+      <w:pPr>
+        <w:rPr>
+          <w:lang w:val="es-419" w:eastAsia="es-CO"/>
+        </w:rPr>
+      </w:pPr>
+    </w:p>
+    <w:p>
+      <w:pPr>
+        <w:pStyle w:val="Figura"/>
+        <w:rPr>
+          <w:lang w:val="es-419"/>
+        </w:rPr>
+      </w:pPr>
+      <w:r>
+        <w:rPr>
+          <w:lang w:val="es-419"/>
+        </w:rPr>
         <w:lastRenderedPageBreak/>
-        <w:t>Control de la respiración de los alimentos frescos</w:t>
-      </w:r>
-      <w:bookmarkEnd w:id="15"/>
-    </w:p>
-    <w:p>
-      <w:pPr>
-        <w:rPr>
-          <w:lang w:val="es-419" w:eastAsia="es-CO"/>
-        </w:rPr>
-      </w:pPr>
-      <w:r>
-        <w:rPr>
-          <w:lang w:val="es-419" w:eastAsia="es-CO"/>
-        </w:rPr>
-        <w:t>La respiración en los alimentos frescos es un proceso metabólico en el que los azúcares, el almidón y los ácidos orgánicos se descomponen por vía oxidativa. Como resultado, se generan compuestos simples, principalmente dióxido de carbono y agua, que las células emplean en otros procesos asociados a la liberación de energía. Este proceso respiratorio se presenta de dos formas, según la disponibilidad de oxígeno:</w:t>
-      </w:r>
-    </w:p>
-    <w:p>
-      <w:pPr>
-        <w:pStyle w:val="Ttulo5"/>
-      </w:pPr>
-      <w:r>
         <w:t>Respiración aeróbica</w:t>
       </w:r>
     </w:p>
     <w:p>
       <w:pPr>
-        <w:rPr>
-          <w:lang w:val="es-419" w:eastAsia="es-CO"/>
-        </w:rPr>
-      </w:pPr>
-      <w:r>
-        <w:rPr>
-          <w:lang w:val="es-419" w:eastAsia="es-CO"/>
-        </w:rPr>
-        <w:t>Se desarrolla en presencia de oxígeno y corresponde a la forma normal de respiración de los tejidos vegetales.</w:t>
-      </w:r>
-    </w:p>
-    <w:p>
-      <w:pPr>
-        <w:pStyle w:val="Figura"/>
-        <w:rPr>
-          <w:lang w:val="es-419"/>
-        </w:rPr>
-      </w:pPr>
-      <w:r>
-        <w:rPr>
-          <w:lang w:val="es-419"/>
-        </w:rPr>
-        <w:t>Respiración aeróbica</w:t>
-      </w:r>
-    </w:p>
-    <w:p>
-      <w:pPr>
         <w:jc w:val="center"/>
         <w:rPr>
           <w:noProof/>
@@ -6760,9 +6651,9 @@
           <w:lang w:val="es-419" w:eastAsia="es-CO"/>
         </w:rPr>
         <w:drawing>
-          <wp:inline distT="0" distB="0" distL="0" distR="0" wp14:anchorId="66408326" wp14:editId="70E778CA">
-            <wp:extent cx="4340225" cy="2703598"/>
-            <wp:effectExtent l="0" t="0" r="3175" b="1905"/>
+          <wp:inline distT="0" distB="0" distL="0" distR="0" wp14:anchorId="66408326" wp14:editId="745A211F">
+            <wp:extent cx="5008245" cy="3119720"/>
+            <wp:effectExtent l="0" t="0" r="1905" b="5080"/>
             <wp:docPr id="3" name="Imagen 3" descr="La imagen presenta el proceso de respiración aeróbica que incluye la glucosa como molécula inicial, la glucólisis que genera dos piruvatos, la mitocondria donde se produce energía en forma de 36 ATP, y el intercambio de oxígeno por dióxido de carbono y agua. "/>
             <wp:cNvGraphicFramePr>
               <a:graphicFrameLocks xmlns:a="http://schemas.openxmlformats.org/drawingml/2006/main" noChangeAspect="1"/>
@@ -6777,7 +6668,7 @@
                     </pic:cNvPicPr>
                   </pic:nvPicPr>
                   <pic:blipFill>
-                    <a:blip r:embed="rId19">
+                    <a:blip r:embed="rId14">
                       <a:extLst>
                         <a:ext uri="{28A0092B-C50C-407E-A947-70E740481C1C}">
                           <a14:useLocalDpi xmlns:a14="http://schemas.microsoft.com/office/drawing/2010/main" val="0"/>
@@ -6792,7 +6683,7 @@
                   <pic:spPr bwMode="auto">
                     <a:xfrm>
                       <a:off x="0" y="0"/>
-                      <a:ext cx="4351165" cy="2710413"/>
+                      <a:ext cx="5034832" cy="3136281"/>
                     </a:xfrm>
                     <a:prstGeom prst="rect">
                       <a:avLst/>
@@ -6855,7 +6746,6 @@
         <w:rPr>
           <w:lang w:val="es-419" w:eastAsia="es-CO"/>
         </w:rPr>
-        <w:lastRenderedPageBreak/>
         <w:t>El área del alimento que permanece en contacto con el oxígeno guarda una relación inversa con la intensidad respiratoria. Esto significa que, a mayor tamaño del alimento, menor será su tasa de respiración.</w:t>
       </w:r>
     </w:p>
@@ -6879,6 +6769,13 @@
         </w:rPr>
         <w:t>La tasa de respiración suele expresarse como la cantidad de dióxido de carbono producido por kilogramo de alimento:</w:t>
       </w:r>
+    </w:p>
+    <w:p>
+      <w:pPr>
+        <w:rPr>
+          <w:lang w:val="es-419" w:eastAsia="es-CO"/>
+        </w:rPr>
+      </w:pPr>
     </w:p>
     <w:p>
       <w:pPr>
@@ -6892,6 +6789,7 @@
         <w:rPr>
           <w:lang w:val="es-419" w:eastAsia="es-CO"/>
         </w:rPr>
+        <w:lastRenderedPageBreak/>
         <w:t>Tasa de respiración de diferentes frutas</w:t>
       </w:r>
     </w:p>
@@ -7505,14 +7403,7 @@
         <w:rPr>
           <w:lang w:val="es-419" w:eastAsia="es-CO"/>
         </w:rPr>
-        <w:t xml:space="preserve">El método más utilizado para disminuir la respiración de los alimentos frescos consiste en aplicar bajas temperaturas en combinación con una humedad relativamente alta. De manera general, se emplean temperaturas entre 1 y 5 °C y </w:t>
-      </w:r>
-      <w:r>
-        <w:rPr>
-          <w:lang w:val="es-419" w:eastAsia="es-CO"/>
-        </w:rPr>
-        <w:lastRenderedPageBreak/>
-        <w:t>humedades relativas entre 80 y 95 % en sistemas de almacenamiento como cuartos fríos. También puede utilizarse dióxido de carbono para este propósito; sin embargo, su aplicación requiere control estricto debido al riesgo de toxicidad para el consumidor.</w:t>
+        <w:t>El método más utilizado para disminuir la respiración de los alimentos frescos consiste en aplicar bajas temperaturas en combinación con una humedad relativamente alta. De manera general, se emplean temperaturas entre 1 y 5 °C y humedades relativas entre 80 y 95 % en sistemas de almacenamiento como cuartos fríos. También puede utilizarse dióxido de carbono para este propósito; sin embargo, su aplicación requiere control estricto debido al riesgo de toxicidad para el consumidor.</w:t>
       </w:r>
     </w:p>
     <w:p>
@@ -7530,7 +7421,7 @@
           <w:lang w:val="es-CO"/>
         </w:rPr>
       </w:pPr>
-      <w:bookmarkStart w:id="16" w:name="_Toc222997436"/>
+      <w:bookmarkStart w:id="16" w:name="_Toc224718206"/>
       <w:r>
         <w:rPr>
           <w:lang w:val="es-CO"/>
@@ -7600,13 +7491,13 @@
                     <pic:cNvPicPr/>
                   </pic:nvPicPr>
                   <pic:blipFill>
-                    <a:blip r:embed="rId20">
+                    <a:blip r:embed="rId15">
                       <a:extLst>
                         <a:ext uri="{28A0092B-C50C-407E-A947-70E740481C1C}">
                           <a14:useLocalDpi xmlns:a14="http://schemas.microsoft.com/office/drawing/2010/main" val="0"/>
                         </a:ext>
                         <a:ext uri="{96DAC541-7B7A-43D3-8B79-37D633B846F1}">
-                          <asvg:svgBlip xmlns:asvg="http://schemas.microsoft.com/office/drawing/2016/SVG/main" r:embed="rId21"/>
+                          <asvg:svgBlip xmlns:asvg="http://schemas.microsoft.com/office/drawing/2016/SVG/main" r:embed="rId16"/>
                         </a:ext>
                       </a:extLst>
                     </a:blip>
@@ -7637,7 +7528,7 @@
           <w:lang w:val="es-CO"/>
         </w:rPr>
       </w:pPr>
-      <w:bookmarkStart w:id="17" w:name="_Toc222997437"/>
+      <w:bookmarkStart w:id="17" w:name="_Toc224718207"/>
       <w:r>
         <w:rPr>
           <w:lang w:val="es-CO"/>
@@ -7862,7 +7753,7 @@
                 <w:rStyle w:val="Hipervnculo"/>
               </w:rPr>
             </w:pPr>
-            <w:hyperlink r:id="rId22" w:history="1">
+            <w:hyperlink r:id="rId17" w:history="1">
               <w:r>
                 <w:rPr>
                   <w:rStyle w:val="Hipervnculo"/>
@@ -7896,7 +7787,7 @@
           <w:lang w:val="es-CO"/>
         </w:rPr>
       </w:pPr>
-      <w:bookmarkStart w:id="18" w:name="_Toc222997438"/>
+      <w:bookmarkStart w:id="18" w:name="_Toc224718208"/>
       <w:r>
         <w:rPr>
           <w:lang w:val="es-CO"/>
@@ -8051,7 +7942,7 @@
           <w:lang w:val="es-CO"/>
         </w:rPr>
       </w:pPr>
-      <w:bookmarkStart w:id="19" w:name="_Toc222997439"/>
+      <w:bookmarkStart w:id="19" w:name="_Toc224718209"/>
       <w:r>
         <w:rPr>
           <w:lang w:val="es-CO"/>
@@ -8155,7 +8046,7 @@
           <w:lang w:val="es-CO"/>
         </w:rPr>
       </w:pPr>
-      <w:bookmarkStart w:id="20" w:name="_Toc222997440"/>
+      <w:bookmarkStart w:id="20" w:name="_Toc224718210"/>
       <w:r>
         <w:rPr>
           <w:lang w:val="es-CO"/>
@@ -9119,7 +9010,21 @@
               <w:rPr>
                 <w:lang w:val="es-CO"/>
               </w:rPr>
-              <w:t xml:space="preserve"> Wilfredo Pizo Ossa</w:t>
+              <w:t xml:space="preserve"> Wilfredo </w:t>
+            </w:r>
+            <w:proofErr w:type="spellStart"/>
+            <w:r>
+              <w:rPr>
+                <w:lang w:val="es-CO"/>
+              </w:rPr>
+              <w:t>Pizo</w:t>
+            </w:r>
+            <w:proofErr w:type="spellEnd"/>
+            <w:r>
+              <w:rPr>
+                <w:lang w:val="es-CO"/>
+              </w:rPr>
+              <w:t xml:space="preserve"> Ossa</w:t>
             </w:r>
           </w:p>
         </w:tc>
@@ -9266,8 +9171,8 @@
       </w:pPr>
     </w:p>
     <w:sectPr>
-      <w:headerReference w:type="default" r:id="rId23"/>
-      <w:footerReference w:type="default" r:id="rId24"/>
+      <w:headerReference w:type="default" r:id="rId18"/>
+      <w:footerReference w:type="default" r:id="rId19"/>
       <w:pgSz w:w="12240" w:h="15840"/>
       <w:pgMar w:top="1701" w:right="1134" w:bottom="1134" w:left="1134" w:header="709" w:footer="737" w:gutter="0"/>
       <w:pgNumType w:start="1"/>
@@ -9280,7 +9185,7 @@
 </file>
 
 <file path=word/endnotes.xml><?xml version="1.0" encoding="utf-8"?>
-<w:endnotes xmlns:wpc="http://schemas.microsoft.com/office/word/2010/wordprocessingCanvas" xmlns:cx="http://schemas.microsoft.com/office/drawing/2014/chartex" xmlns:cx1="http://schemas.microsoft.com/office/drawing/2015/9/8/chartex" xmlns:cx2="http://schemas.microsoft.com/office/drawing/2015/10/21/chartex" xmlns:cx3="http://schemas.microsoft.com/office/drawing/2016/5/9/chartex" xmlns:cx4="http://schemas.microsoft.com/office/drawing/2016/5/10/chartex" xmlns:cx5="http://schemas.microsoft.com/office/drawing/2016/5/11/chartex" xmlns:cx6="http://schemas.microsoft.com/office/drawing/2016/5/12/chartex" xmlns:cx7="http://schemas.microsoft.com/office/drawing/2016/5/13/chartex" xmlns:cx8="http://schemas.microsoft.com/office/drawing/2016/5/14/chartex" xmlns:mc="http://schemas.openxmlformats.org/markup-compatibility/2006" xmlns:aink="http://schemas.microsoft.com/office/drawing/2016/ink" xmlns:am3d="http://schemas.microsoft.com/office/drawing/2017/model3d" xmlns:o="urn:schemas-microsoft-com:office:office" xmlns:oel="http://schemas.microsoft.com/office/2019/extlst" xmlns:r="http://schemas.openxmlformats.org/officeDocument/2006/relationships" xmlns:m="http://schemas.openxmlformats.org/officeDocument/2006/math" xmlns:v="urn:schemas-microsoft-com:vml" xmlns:wp14="http://schemas.microsoft.com/office/word/2010/wordprocessingDrawing" xmlns:wp="http://schemas.openxmlformats.org/drawingml/2006/wordprocessingDrawing" xmlns:w10="urn:schemas-microsoft-com:office:word" xmlns:w="http://schemas.openxmlformats.org/wordprocessingml/2006/main" xmlns:w14="http://schemas.microsoft.com/office/word/2010/wordml" xmlns:w15="http://schemas.microsoft.com/office/word/2012/wordml" xmlns:w16cex="http://schemas.microsoft.com/office/word/2018/wordml/cex" xmlns:w16cid="http://schemas.microsoft.com/office/word/2016/wordml/cid" xmlns:w16="http://schemas.microsoft.com/office/word/2018/wordml" xmlns:w16du="http://schemas.microsoft.com/office/word/2023/wordml/word16du" xmlns:w16sdtdh="http://schemas.microsoft.com/office/word/2020/wordml/sdtdatahash" xmlns:w16sdtfl="http://schemas.microsoft.com/office/word/2024/wordml/sdtformatlock" xmlns:w16se="http://schemas.microsoft.com/office/word/2015/wordml/symex" xmlns:wpg="http://schemas.microsoft.com/office/word/2010/wordprocessingGroup" xmlns:wpi="http://schemas.microsoft.com/office/word/2010/wordprocessingInk" xmlns:wne="http://schemas.microsoft.com/office/word/2006/wordml" xmlns:wps="http://schemas.microsoft.com/office/word/2010/wordprocessingShape" mc:Ignorable="w14 w15 w16se w16cid w16 w16cex w16sdtdh w16sdtfl w16du wp14">
+<w:endnotes xmlns:wpc="http://schemas.microsoft.com/office/word/2010/wordprocessingCanvas" xmlns:cx="http://schemas.microsoft.com/office/drawing/2014/chartex" xmlns:cx1="http://schemas.microsoft.com/office/drawing/2015/9/8/chartex" xmlns:cx2="http://schemas.microsoft.com/office/drawing/2015/10/21/chartex" xmlns:cx3="http://schemas.microsoft.com/office/drawing/2016/5/9/chartex" xmlns:cx4="http://schemas.microsoft.com/office/drawing/2016/5/10/chartex" xmlns:cx5="http://schemas.microsoft.com/office/drawing/2016/5/11/chartex" xmlns:cx6="http://schemas.microsoft.com/office/drawing/2016/5/12/chartex" xmlns:cx7="http://schemas.microsoft.com/office/drawing/2016/5/13/chartex" xmlns:cx8="http://schemas.microsoft.com/office/drawing/2016/5/14/chartex" xmlns:mc="http://schemas.openxmlformats.org/markup-compatibility/2006" xmlns:aink="http://schemas.microsoft.com/office/drawing/2016/ink" xmlns:am3d="http://schemas.microsoft.com/office/drawing/2017/model3d" xmlns:o="urn:schemas-microsoft-com:office:office" xmlns:r="http://schemas.openxmlformats.org/officeDocument/2006/relationships" xmlns:m="http://schemas.openxmlformats.org/officeDocument/2006/math" xmlns:v="urn:schemas-microsoft-com:vml" xmlns:wp14="http://schemas.microsoft.com/office/word/2010/wordprocessingDrawing" xmlns:wp="http://schemas.openxmlformats.org/drawingml/2006/wordprocessingDrawing" xmlns:w10="urn:schemas-microsoft-com:office:word" xmlns:w="http://schemas.openxmlformats.org/wordprocessingml/2006/main" xmlns:w14="http://schemas.microsoft.com/office/word/2010/wordml" xmlns:w15="http://schemas.microsoft.com/office/word/2012/wordml" xmlns:w16cex="http://schemas.microsoft.com/office/word/2018/wordml/cex" xmlns:w16cid="http://schemas.microsoft.com/office/word/2016/wordml/cid" xmlns:w16="http://schemas.microsoft.com/office/word/2018/wordml" xmlns:w16sdtdh="http://schemas.microsoft.com/office/word/2020/wordml/sdtdatahash" xmlns:w16se="http://schemas.microsoft.com/office/word/2015/wordml/symex" xmlns:wpg="http://schemas.microsoft.com/office/word/2010/wordprocessingGroup" xmlns:wpi="http://schemas.microsoft.com/office/word/2010/wordprocessingInk" xmlns:wne="http://schemas.microsoft.com/office/word/2006/wordml" xmlns:wps="http://schemas.microsoft.com/office/word/2010/wordprocessingShape" mc:Ignorable="w14 w15 w16se w16cid w16 w16cex w16sdtdh wp14">
   <w:endnote w:type="separator" w:id="-1">
     <w:p>
       <w:pPr>
@@ -9305,7 +9210,7 @@
 </file>
 
 <file path=word/footer1.xml><?xml version="1.0" encoding="utf-8"?>
-<w:ftr xmlns:wpc="http://schemas.microsoft.com/office/word/2010/wordprocessingCanvas" xmlns:cx="http://schemas.microsoft.com/office/drawing/2014/chartex" xmlns:cx1="http://schemas.microsoft.com/office/drawing/2015/9/8/chartex" xmlns:cx2="http://schemas.microsoft.com/office/drawing/2015/10/21/chartex" xmlns:cx3="http://schemas.microsoft.com/office/drawing/2016/5/9/chartex" xmlns:cx4="http://schemas.microsoft.com/office/drawing/2016/5/10/chartex" xmlns:cx5="http://schemas.microsoft.com/office/drawing/2016/5/11/chartex" xmlns:cx6="http://schemas.microsoft.com/office/drawing/2016/5/12/chartex" xmlns:cx7="http://schemas.microsoft.com/office/drawing/2016/5/13/chartex" xmlns:cx8="http://schemas.microsoft.com/office/drawing/2016/5/14/chartex" xmlns:mc="http://schemas.openxmlformats.org/markup-compatibility/2006" xmlns:aink="http://schemas.microsoft.com/office/drawing/2016/ink" xmlns:am3d="http://schemas.microsoft.com/office/drawing/2017/model3d" xmlns:o="urn:schemas-microsoft-com:office:office" xmlns:oel="http://schemas.microsoft.com/office/2019/extlst" xmlns:r="http://schemas.openxmlformats.org/officeDocument/2006/relationships" xmlns:m="http://schemas.openxmlformats.org/officeDocument/2006/math" xmlns:v="urn:schemas-microsoft-com:vml" xmlns:wp14="http://schemas.microsoft.com/office/word/2010/wordprocessingDrawing" xmlns:wp="http://schemas.openxmlformats.org/drawingml/2006/wordprocessingDrawing" xmlns:w10="urn:schemas-microsoft-com:office:word" xmlns:w="http://schemas.openxmlformats.org/wordprocessingml/2006/main" xmlns:w14="http://schemas.microsoft.com/office/word/2010/wordml" xmlns:w15="http://schemas.microsoft.com/office/word/2012/wordml" xmlns:w16cex="http://schemas.microsoft.com/office/word/2018/wordml/cex" xmlns:w16cid="http://schemas.microsoft.com/office/word/2016/wordml/cid" xmlns:w16="http://schemas.microsoft.com/office/word/2018/wordml" xmlns:w16du="http://schemas.microsoft.com/office/word/2023/wordml/word16du" xmlns:w16sdtdh="http://schemas.microsoft.com/office/word/2020/wordml/sdtdatahash" xmlns:w16sdtfl="http://schemas.microsoft.com/office/word/2024/wordml/sdtformatlock" xmlns:w16se="http://schemas.microsoft.com/office/word/2015/wordml/symex" xmlns:wpg="http://schemas.microsoft.com/office/word/2010/wordprocessingGroup" xmlns:wpi="http://schemas.microsoft.com/office/word/2010/wordprocessingInk" xmlns:wne="http://schemas.microsoft.com/office/word/2006/wordml" xmlns:wps="http://schemas.microsoft.com/office/word/2010/wordprocessingShape" mc:Ignorable="w14 w15 w16se w16cid w16 w16cex w16sdtdh w16sdtfl w16du wp14">
+<w:ftr xmlns:wpc="http://schemas.microsoft.com/office/word/2010/wordprocessingCanvas" xmlns:cx="http://schemas.microsoft.com/office/drawing/2014/chartex" xmlns:cx1="http://schemas.microsoft.com/office/drawing/2015/9/8/chartex" xmlns:cx2="http://schemas.microsoft.com/office/drawing/2015/10/21/chartex" xmlns:cx3="http://schemas.microsoft.com/office/drawing/2016/5/9/chartex" xmlns:cx4="http://schemas.microsoft.com/office/drawing/2016/5/10/chartex" xmlns:cx5="http://schemas.microsoft.com/office/drawing/2016/5/11/chartex" xmlns:cx6="http://schemas.microsoft.com/office/drawing/2016/5/12/chartex" xmlns:cx7="http://schemas.microsoft.com/office/drawing/2016/5/13/chartex" xmlns:cx8="http://schemas.microsoft.com/office/drawing/2016/5/14/chartex" xmlns:mc="http://schemas.openxmlformats.org/markup-compatibility/2006" xmlns:aink="http://schemas.microsoft.com/office/drawing/2016/ink" xmlns:am3d="http://schemas.microsoft.com/office/drawing/2017/model3d" xmlns:o="urn:schemas-microsoft-com:office:office" xmlns:r="http://schemas.openxmlformats.org/officeDocument/2006/relationships" xmlns:m="http://schemas.openxmlformats.org/officeDocument/2006/math" xmlns:v="urn:schemas-microsoft-com:vml" xmlns:wp14="http://schemas.microsoft.com/office/word/2010/wordprocessingDrawing" xmlns:wp="http://schemas.openxmlformats.org/drawingml/2006/wordprocessingDrawing" xmlns:w10="urn:schemas-microsoft-com:office:word" xmlns:w="http://schemas.openxmlformats.org/wordprocessingml/2006/main" xmlns:w14="http://schemas.microsoft.com/office/word/2010/wordml" xmlns:w15="http://schemas.microsoft.com/office/word/2012/wordml" xmlns:w16cex="http://schemas.microsoft.com/office/word/2018/wordml/cex" xmlns:w16cid="http://schemas.microsoft.com/office/word/2016/wordml/cid" xmlns:w16="http://schemas.microsoft.com/office/word/2018/wordml" xmlns:w16sdtdh="http://schemas.microsoft.com/office/word/2020/wordml/sdtdatahash" xmlns:w16se="http://schemas.microsoft.com/office/word/2015/wordml/symex" xmlns:wpg="http://schemas.microsoft.com/office/word/2010/wordprocessingGroup" xmlns:wpi="http://schemas.microsoft.com/office/word/2010/wordprocessingInk" xmlns:wne="http://schemas.microsoft.com/office/word/2006/wordml" xmlns:wps="http://schemas.microsoft.com/office/word/2010/wordprocessingShape" mc:Ignorable="w14 w15 w16se w16cid w16 w16cex w16sdtdh wp14">
   <w:sdt>
     <w:sdtPr>
       <w:id w:val="-1465197936"/>
@@ -9314,6 +9219,7 @@
         <w:docPartUnique/>
       </w:docPartObj>
     </w:sdtPr>
+    <w:sdtEndPr/>
     <w:sdtContent>
       <w:p>
         <w:pPr>
@@ -9350,7 +9256,7 @@
 </file>
 
 <file path=word/footnotes.xml><?xml version="1.0" encoding="utf-8"?>
-<w:footnotes xmlns:wpc="http://schemas.microsoft.com/office/word/2010/wordprocessingCanvas" xmlns:cx="http://schemas.microsoft.com/office/drawing/2014/chartex" xmlns:cx1="http://schemas.microsoft.com/office/drawing/2015/9/8/chartex" xmlns:cx2="http://schemas.microsoft.com/office/drawing/2015/10/21/chartex" xmlns:cx3="http://schemas.microsoft.com/office/drawing/2016/5/9/chartex" xmlns:cx4="http://schemas.microsoft.com/office/drawing/2016/5/10/chartex" xmlns:cx5="http://schemas.microsoft.com/office/drawing/2016/5/11/chartex" xmlns:cx6="http://schemas.microsoft.com/office/drawing/2016/5/12/chartex" xmlns:cx7="http://schemas.microsoft.com/office/drawing/2016/5/13/chartex" xmlns:cx8="http://schemas.microsoft.com/office/drawing/2016/5/14/chartex" xmlns:mc="http://schemas.openxmlformats.org/markup-compatibility/2006" xmlns:aink="http://schemas.microsoft.com/office/drawing/2016/ink" xmlns:am3d="http://schemas.microsoft.com/office/drawing/2017/model3d" xmlns:o="urn:schemas-microsoft-com:office:office" xmlns:oel="http://schemas.microsoft.com/office/2019/extlst" xmlns:r="http://schemas.openxmlformats.org/officeDocument/2006/relationships" xmlns:m="http://schemas.openxmlformats.org/officeDocument/2006/math" xmlns:v="urn:schemas-microsoft-com:vml" xmlns:wp14="http://schemas.microsoft.com/office/word/2010/wordprocessingDrawing" xmlns:wp="http://schemas.openxmlformats.org/drawingml/2006/wordprocessingDrawing" xmlns:w10="urn:schemas-microsoft-com:office:word" xmlns:w="http://schemas.openxmlformats.org/wordprocessingml/2006/main" xmlns:w14="http://schemas.microsoft.com/office/word/2010/wordml" xmlns:w15="http://schemas.microsoft.com/office/word/2012/wordml" xmlns:w16cex="http://schemas.microsoft.com/office/word/2018/wordml/cex" xmlns:w16cid="http://schemas.microsoft.com/office/word/2016/wordml/cid" xmlns:w16="http://schemas.microsoft.com/office/word/2018/wordml" xmlns:w16du="http://schemas.microsoft.com/office/word/2023/wordml/word16du" xmlns:w16sdtdh="http://schemas.microsoft.com/office/word/2020/wordml/sdtdatahash" xmlns:w16sdtfl="http://schemas.microsoft.com/office/word/2024/wordml/sdtformatlock" xmlns:w16se="http://schemas.microsoft.com/office/word/2015/wordml/symex" xmlns:wpg="http://schemas.microsoft.com/office/word/2010/wordprocessingGroup" xmlns:wpi="http://schemas.microsoft.com/office/word/2010/wordprocessingInk" xmlns:wne="http://schemas.microsoft.com/office/word/2006/wordml" xmlns:wps="http://schemas.microsoft.com/office/word/2010/wordprocessingShape" mc:Ignorable="w14 w15 w16se w16cid w16 w16cex w16sdtdh w16sdtfl w16du wp14">
+<w:footnotes xmlns:wpc="http://schemas.microsoft.com/office/word/2010/wordprocessingCanvas" xmlns:cx="http://schemas.microsoft.com/office/drawing/2014/chartex" xmlns:cx1="http://schemas.microsoft.com/office/drawing/2015/9/8/chartex" xmlns:cx2="http://schemas.microsoft.com/office/drawing/2015/10/21/chartex" xmlns:cx3="http://schemas.microsoft.com/office/drawing/2016/5/9/chartex" xmlns:cx4="http://schemas.microsoft.com/office/drawing/2016/5/10/chartex" xmlns:cx5="http://schemas.microsoft.com/office/drawing/2016/5/11/chartex" xmlns:cx6="http://schemas.microsoft.com/office/drawing/2016/5/12/chartex" xmlns:cx7="http://schemas.microsoft.com/office/drawing/2016/5/13/chartex" xmlns:cx8="http://schemas.microsoft.com/office/drawing/2016/5/14/chartex" xmlns:mc="http://schemas.openxmlformats.org/markup-compatibility/2006" xmlns:aink="http://schemas.microsoft.com/office/drawing/2016/ink" xmlns:am3d="http://schemas.microsoft.com/office/drawing/2017/model3d" xmlns:o="urn:schemas-microsoft-com:office:office" xmlns:r="http://schemas.openxmlformats.org/officeDocument/2006/relationships" xmlns:m="http://schemas.openxmlformats.org/officeDocument/2006/math" xmlns:v="urn:schemas-microsoft-com:vml" xmlns:wp14="http://schemas.microsoft.com/office/word/2010/wordprocessingDrawing" xmlns:wp="http://schemas.openxmlformats.org/drawingml/2006/wordprocessingDrawing" xmlns:w10="urn:schemas-microsoft-com:office:word" xmlns:w="http://schemas.openxmlformats.org/wordprocessingml/2006/main" xmlns:w14="http://schemas.microsoft.com/office/word/2010/wordml" xmlns:w15="http://schemas.microsoft.com/office/word/2012/wordml" xmlns:w16cex="http://schemas.microsoft.com/office/word/2018/wordml/cex" xmlns:w16cid="http://schemas.microsoft.com/office/word/2016/wordml/cid" xmlns:w16="http://schemas.microsoft.com/office/word/2018/wordml" xmlns:w16sdtdh="http://schemas.microsoft.com/office/word/2020/wordml/sdtdatahash" xmlns:w16se="http://schemas.microsoft.com/office/word/2015/wordml/symex" xmlns:wpg="http://schemas.microsoft.com/office/word/2010/wordprocessingGroup" xmlns:wpi="http://schemas.microsoft.com/office/word/2010/wordprocessingInk" xmlns:wne="http://schemas.microsoft.com/office/word/2006/wordml" xmlns:wps="http://schemas.microsoft.com/office/word/2010/wordprocessingShape" mc:Ignorable="w14 w15 w16se w16cid w16 w16cex w16sdtdh wp14">
   <w:footnote w:type="separator" w:id="-1">
     <w:p>
       <w:pPr>
@@ -9375,7 +9281,7 @@
 </file>
 
 <file path=word/header1.xml><?xml version="1.0" encoding="utf-8"?>
-<w:hdr xmlns:wpc="http://schemas.microsoft.com/office/word/2010/wordprocessingCanvas" xmlns:cx="http://schemas.microsoft.com/office/drawing/2014/chartex" xmlns:cx1="http://schemas.microsoft.com/office/drawing/2015/9/8/chartex" xmlns:cx2="http://schemas.microsoft.com/office/drawing/2015/10/21/chartex" xmlns:cx3="http://schemas.microsoft.com/office/drawing/2016/5/9/chartex" xmlns:cx4="http://schemas.microsoft.com/office/drawing/2016/5/10/chartex" xmlns:cx5="http://schemas.microsoft.com/office/drawing/2016/5/11/chartex" xmlns:cx6="http://schemas.microsoft.com/office/drawing/2016/5/12/chartex" xmlns:cx7="http://schemas.microsoft.com/office/drawing/2016/5/13/chartex" xmlns:cx8="http://schemas.microsoft.com/office/drawing/2016/5/14/chartex" xmlns:mc="http://schemas.openxmlformats.org/markup-compatibility/2006" xmlns:aink="http://schemas.microsoft.com/office/drawing/2016/ink" xmlns:am3d="http://schemas.microsoft.com/office/drawing/2017/model3d" xmlns:o="urn:schemas-microsoft-com:office:office" xmlns:oel="http://schemas.microsoft.com/office/2019/extlst" xmlns:r="http://schemas.openxmlformats.org/officeDocument/2006/relationships" xmlns:m="http://schemas.openxmlformats.org/officeDocument/2006/math" xmlns:v="urn:schemas-microsoft-com:vml" xmlns:wp14="http://schemas.microsoft.com/office/word/2010/wordprocessingDrawing" xmlns:wp="http://schemas.openxmlformats.org/drawingml/2006/wordprocessingDrawing" xmlns:w10="urn:schemas-microsoft-com:office:word" xmlns:w="http://schemas.openxmlformats.org/wordprocessingml/2006/main" xmlns:w14="http://schemas.microsoft.com/office/word/2010/wordml" xmlns:w15="http://schemas.microsoft.com/office/word/2012/wordml" xmlns:w16cex="http://schemas.microsoft.com/office/word/2018/wordml/cex" xmlns:w16cid="http://schemas.microsoft.com/office/word/2016/wordml/cid" xmlns:w16="http://schemas.microsoft.com/office/word/2018/wordml" xmlns:w16du="http://schemas.microsoft.com/office/word/2023/wordml/word16du" xmlns:w16sdtdh="http://schemas.microsoft.com/office/word/2020/wordml/sdtdatahash" xmlns:w16sdtfl="http://schemas.microsoft.com/office/word/2024/wordml/sdtformatlock" xmlns:w16se="http://schemas.microsoft.com/office/word/2015/wordml/symex" xmlns:wpg="http://schemas.microsoft.com/office/word/2010/wordprocessingGroup" xmlns:wpi="http://schemas.microsoft.com/office/word/2010/wordprocessingInk" xmlns:wne="http://schemas.microsoft.com/office/word/2006/wordml" xmlns:wps="http://schemas.microsoft.com/office/word/2010/wordprocessingShape" mc:Ignorable="w14 w15 w16se w16cid w16 w16cex w16sdtdh w16sdtfl w16du wp14">
+<w:hdr xmlns:wpc="http://schemas.microsoft.com/office/word/2010/wordprocessingCanvas" xmlns:cx="http://schemas.microsoft.com/office/drawing/2014/chartex" xmlns:cx1="http://schemas.microsoft.com/office/drawing/2015/9/8/chartex" xmlns:cx2="http://schemas.microsoft.com/office/drawing/2015/10/21/chartex" xmlns:cx3="http://schemas.microsoft.com/office/drawing/2016/5/9/chartex" xmlns:cx4="http://schemas.microsoft.com/office/drawing/2016/5/10/chartex" xmlns:cx5="http://schemas.microsoft.com/office/drawing/2016/5/11/chartex" xmlns:cx6="http://schemas.microsoft.com/office/drawing/2016/5/12/chartex" xmlns:cx7="http://schemas.microsoft.com/office/drawing/2016/5/13/chartex" xmlns:cx8="http://schemas.microsoft.com/office/drawing/2016/5/14/chartex" xmlns:mc="http://schemas.openxmlformats.org/markup-compatibility/2006" xmlns:aink="http://schemas.microsoft.com/office/drawing/2016/ink" xmlns:am3d="http://schemas.microsoft.com/office/drawing/2017/model3d" xmlns:o="urn:schemas-microsoft-com:office:office" xmlns:r="http://schemas.openxmlformats.org/officeDocument/2006/relationships" xmlns:m="http://schemas.openxmlformats.org/officeDocument/2006/math" xmlns:v="urn:schemas-microsoft-com:vml" xmlns:wp14="http://schemas.microsoft.com/office/word/2010/wordprocessingDrawing" xmlns:wp="http://schemas.openxmlformats.org/drawingml/2006/wordprocessingDrawing" xmlns:w10="urn:schemas-microsoft-com:office:word" xmlns:w="http://schemas.openxmlformats.org/wordprocessingml/2006/main" xmlns:w14="http://schemas.microsoft.com/office/word/2010/wordml" xmlns:w15="http://schemas.microsoft.com/office/word/2012/wordml" xmlns:w16cex="http://schemas.microsoft.com/office/word/2018/wordml/cex" xmlns:w16cid="http://schemas.microsoft.com/office/word/2016/wordml/cid" xmlns:w16="http://schemas.microsoft.com/office/word/2018/wordml" xmlns:w16sdtdh="http://schemas.microsoft.com/office/word/2020/wordml/sdtdatahash" xmlns:w16se="http://schemas.microsoft.com/office/word/2015/wordml/symex" xmlns:wpg="http://schemas.microsoft.com/office/word/2010/wordprocessingGroup" xmlns:wpi="http://schemas.microsoft.com/office/word/2010/wordprocessingInk" xmlns:wne="http://schemas.microsoft.com/office/word/2006/wordml" xmlns:wps="http://schemas.microsoft.com/office/word/2010/wordprocessingShape" mc:Ignorable="w14 w15 w16se w16cid w16 w16cex w16sdtdh wp14">
   <w:p>
     <w:pPr>
       <w:pStyle w:val="Encabezado"/>
@@ -9461,7 +9367,7 @@
 </file>
 
 <file path=word/numbering.xml><?xml version="1.0" encoding="utf-8"?>
-<w:numbering xmlns:wpc="http://schemas.microsoft.com/office/word/2010/wordprocessingCanvas" xmlns:cx="http://schemas.microsoft.com/office/drawing/2014/chartex" xmlns:cx1="http://schemas.microsoft.com/office/drawing/2015/9/8/chartex" xmlns:cx2="http://schemas.microsoft.com/office/drawing/2015/10/21/chartex" xmlns:cx3="http://schemas.microsoft.com/office/drawing/2016/5/9/chartex" xmlns:cx4="http://schemas.microsoft.com/office/drawing/2016/5/10/chartex" xmlns:cx5="http://schemas.microsoft.com/office/drawing/2016/5/11/chartex" xmlns:cx6="http://schemas.microsoft.com/office/drawing/2016/5/12/chartex" xmlns:cx7="http://schemas.microsoft.com/office/drawing/2016/5/13/chartex" xmlns:cx8="http://schemas.microsoft.com/office/drawing/2016/5/14/chartex" xmlns:mc="http://schemas.openxmlformats.org/markup-compatibility/2006" xmlns:aink="http://schemas.microsoft.com/office/drawing/2016/ink" xmlns:am3d="http://schemas.microsoft.com/office/drawing/2017/model3d" xmlns:o="urn:schemas-microsoft-com:office:office" xmlns:oel="http://schemas.microsoft.com/office/2019/extlst" xmlns:r="http://schemas.openxmlformats.org/officeDocument/2006/relationships" xmlns:m="http://schemas.openxmlformats.org/officeDocument/2006/math" xmlns:v="urn:schemas-microsoft-com:vml" xmlns:wp14="http://schemas.microsoft.com/office/word/2010/wordprocessingDrawing" xmlns:wp="http://schemas.openxmlformats.org/drawingml/2006/wordprocessingDrawing" xmlns:w10="urn:schemas-microsoft-com:office:word" xmlns:w="http://schemas.openxmlformats.org/wordprocessingml/2006/main" xmlns:w14="http://schemas.microsoft.com/office/word/2010/wordml" xmlns:w15="http://schemas.microsoft.com/office/word/2012/wordml" xmlns:w16cex="http://schemas.microsoft.com/office/word/2018/wordml/cex" xmlns:w16cid="http://schemas.microsoft.com/office/word/2016/wordml/cid" xmlns:w16="http://schemas.microsoft.com/office/word/2018/wordml" xmlns:w16du="http://schemas.microsoft.com/office/word/2023/wordml/word16du" xmlns:w16sdtdh="http://schemas.microsoft.com/office/word/2020/wordml/sdtdatahash" xmlns:w16sdtfl="http://schemas.microsoft.com/office/word/2024/wordml/sdtformatlock" xmlns:w16se="http://schemas.microsoft.com/office/word/2015/wordml/symex" xmlns:wpg="http://schemas.microsoft.com/office/word/2010/wordprocessingGroup" xmlns:wpi="http://schemas.microsoft.com/office/word/2010/wordprocessingInk" xmlns:wne="http://schemas.microsoft.com/office/word/2006/wordml" xmlns:wps="http://schemas.microsoft.com/office/word/2010/wordprocessingShape" mc:Ignorable="w14 w15 w16se w16cid w16 w16cex w16sdtdh w16sdtfl w16du wp14">
+<w:numbering xmlns:wpc="http://schemas.microsoft.com/office/word/2010/wordprocessingCanvas" xmlns:cx="http://schemas.microsoft.com/office/drawing/2014/chartex" xmlns:cx1="http://schemas.microsoft.com/office/drawing/2015/9/8/chartex" xmlns:cx2="http://schemas.microsoft.com/office/drawing/2015/10/21/chartex" xmlns:cx3="http://schemas.microsoft.com/office/drawing/2016/5/9/chartex" xmlns:cx4="http://schemas.microsoft.com/office/drawing/2016/5/10/chartex" xmlns:cx5="http://schemas.microsoft.com/office/drawing/2016/5/11/chartex" xmlns:cx6="http://schemas.microsoft.com/office/drawing/2016/5/12/chartex" xmlns:cx7="http://schemas.microsoft.com/office/drawing/2016/5/13/chartex" xmlns:cx8="http://schemas.microsoft.com/office/drawing/2016/5/14/chartex" xmlns:mc="http://schemas.openxmlformats.org/markup-compatibility/2006" xmlns:aink="http://schemas.microsoft.com/office/drawing/2016/ink" xmlns:am3d="http://schemas.microsoft.com/office/drawing/2017/model3d" xmlns:o="urn:schemas-microsoft-com:office:office" xmlns:r="http://schemas.openxmlformats.org/officeDocument/2006/relationships" xmlns:m="http://schemas.openxmlformats.org/officeDocument/2006/math" xmlns:v="urn:schemas-microsoft-com:vml" xmlns:wp14="http://schemas.microsoft.com/office/word/2010/wordprocessingDrawing" xmlns:wp="http://schemas.openxmlformats.org/drawingml/2006/wordprocessingDrawing" xmlns:w10="urn:schemas-microsoft-com:office:word" xmlns:w="http://schemas.openxmlformats.org/wordprocessingml/2006/main" xmlns:w14="http://schemas.microsoft.com/office/word/2010/wordml" xmlns:w15="http://schemas.microsoft.com/office/word/2012/wordml" xmlns:w16cex="http://schemas.microsoft.com/office/word/2018/wordml/cex" xmlns:w16cid="http://schemas.microsoft.com/office/word/2016/wordml/cid" xmlns:w16="http://schemas.microsoft.com/office/word/2018/wordml" xmlns:w16sdtdh="http://schemas.microsoft.com/office/word/2020/wordml/sdtdatahash" xmlns:w16se="http://schemas.microsoft.com/office/word/2015/wordml/symex" xmlns:wpg="http://schemas.microsoft.com/office/word/2010/wordprocessingGroup" xmlns:wpi="http://schemas.microsoft.com/office/word/2010/wordprocessingInk" xmlns:wne="http://schemas.microsoft.com/office/word/2006/wordml" xmlns:wps="http://schemas.microsoft.com/office/word/2010/wordprocessingShape" mc:Ignorable="w14 w15 w16se w16cid w16 w16cex w16sdtdh wp14">
   <w:abstractNum w:abstractNumId="0" w15:restartNumberingAfterBreak="0">
     <w:nsid w:val="FFFFFF89"/>
     <w:multiLevelType w:val="singleLevel"/>
@@ -9823,6 +9729,119 @@
     </w:lvl>
   </w:abstractNum>
   <w:abstractNum w:abstractNumId="4" w15:restartNumberingAfterBreak="0">
+    <w:nsid w:val="1B19411B"/>
+    <w:multiLevelType w:val="hybridMultilevel"/>
+    <w:tmpl w:val="DA1C0998"/>
+    <w:lvl w:ilvl="0" w:tplc="240A0001">
+      <w:start w:val="1"/>
+      <w:numFmt w:val="bullet"/>
+      <w:lvlText w:val=""/>
+      <w:lvlJc w:val="left"/>
+      <w:pPr>
+        <w:ind w:left="720" w:hanging="360"/>
+      </w:pPr>
+      <w:rPr>
+        <w:rFonts w:ascii="Symbol" w:hAnsi="Symbol" w:hint="default"/>
+      </w:rPr>
+    </w:lvl>
+    <w:lvl w:ilvl="1" w:tplc="240A0003" w:tentative="1">
+      <w:start w:val="1"/>
+      <w:numFmt w:val="bullet"/>
+      <w:lvlText w:val="o"/>
+      <w:lvlJc w:val="left"/>
+      <w:pPr>
+        <w:ind w:left="1440" w:hanging="360"/>
+      </w:pPr>
+      <w:rPr>
+        <w:rFonts w:ascii="Courier New" w:hAnsi="Courier New" w:cs="Courier New" w:hint="default"/>
+      </w:rPr>
+    </w:lvl>
+    <w:lvl w:ilvl="2" w:tplc="240A0005" w:tentative="1">
+      <w:start w:val="1"/>
+      <w:numFmt w:val="bullet"/>
+      <w:lvlText w:val=""/>
+      <w:lvlJc w:val="left"/>
+      <w:pPr>
+        <w:ind w:left="2160" w:hanging="360"/>
+      </w:pPr>
+      <w:rPr>
+        <w:rFonts w:ascii="Wingdings" w:hAnsi="Wingdings" w:hint="default"/>
+      </w:rPr>
+    </w:lvl>
+    <w:lvl w:ilvl="3" w:tplc="240A0001" w:tentative="1">
+      <w:start w:val="1"/>
+      <w:numFmt w:val="bullet"/>
+      <w:lvlText w:val=""/>
+      <w:lvlJc w:val="left"/>
+      <w:pPr>
+        <w:ind w:left="2880" w:hanging="360"/>
+      </w:pPr>
+      <w:rPr>
+        <w:rFonts w:ascii="Symbol" w:hAnsi="Symbol" w:hint="default"/>
+      </w:rPr>
+    </w:lvl>
+    <w:lvl w:ilvl="4" w:tplc="240A0003" w:tentative="1">
+      <w:start w:val="1"/>
+      <w:numFmt w:val="bullet"/>
+      <w:lvlText w:val="o"/>
+      <w:lvlJc w:val="left"/>
+      <w:pPr>
+        <w:ind w:left="3600" w:hanging="360"/>
+      </w:pPr>
+      <w:rPr>
+        <w:rFonts w:ascii="Courier New" w:hAnsi="Courier New" w:cs="Courier New" w:hint="default"/>
+      </w:rPr>
+    </w:lvl>
+    <w:lvl w:ilvl="5" w:tplc="240A0005" w:tentative="1">
+      <w:start w:val="1"/>
+      <w:numFmt w:val="bullet"/>
+      <w:lvlText w:val=""/>
+      <w:lvlJc w:val="left"/>
+      <w:pPr>
+        <w:ind w:left="4320" w:hanging="360"/>
+      </w:pPr>
+      <w:rPr>
+        <w:rFonts w:ascii="Wingdings" w:hAnsi="Wingdings" w:hint="default"/>
+      </w:rPr>
+    </w:lvl>
+    <w:lvl w:ilvl="6" w:tplc="240A0001" w:tentative="1">
+      <w:start w:val="1"/>
+      <w:numFmt w:val="bullet"/>
+      <w:lvlText w:val=""/>
+      <w:lvlJc w:val="left"/>
+      <w:pPr>
+        <w:ind w:left="5040" w:hanging="360"/>
+      </w:pPr>
+      <w:rPr>
+        <w:rFonts w:ascii="Symbol" w:hAnsi="Symbol" w:hint="default"/>
+      </w:rPr>
+    </w:lvl>
+    <w:lvl w:ilvl="7" w:tplc="240A0003" w:tentative="1">
+      <w:start w:val="1"/>
+      <w:numFmt w:val="bullet"/>
+      <w:lvlText w:val="o"/>
+      <w:lvlJc w:val="left"/>
+      <w:pPr>
+        <w:ind w:left="5760" w:hanging="360"/>
+      </w:pPr>
+      <w:rPr>
+        <w:rFonts w:ascii="Courier New" w:hAnsi="Courier New" w:cs="Courier New" w:hint="default"/>
+      </w:rPr>
+    </w:lvl>
+    <w:lvl w:ilvl="8" w:tplc="240A0005" w:tentative="1">
+      <w:start w:val="1"/>
+      <w:numFmt w:val="bullet"/>
+      <w:lvlText w:val=""/>
+      <w:lvlJc w:val="left"/>
+      <w:pPr>
+        <w:ind w:left="6480" w:hanging="360"/>
+      </w:pPr>
+      <w:rPr>
+        <w:rFonts w:ascii="Wingdings" w:hAnsi="Wingdings" w:hint="default"/>
+      </w:rPr>
+    </w:lvl>
+  </w:abstractNum>
+  <w:abstractNum w:abstractNumId="5" w15:restartNumberingAfterBreak="0">
     <w:nsid w:val="21CD6BAC"/>
     <w:multiLevelType w:val="hybridMultilevel"/>
     <w:tmpl w:val="CA0235BC"/>
@@ -9935,7 +9954,7 @@
       </w:rPr>
     </w:lvl>
   </w:abstractNum>
-  <w:abstractNum w:abstractNumId="5" w15:restartNumberingAfterBreak="0">
+  <w:abstractNum w:abstractNumId="6" w15:restartNumberingAfterBreak="0">
     <w:nsid w:val="23C1502B"/>
     <w:multiLevelType w:val="hybridMultilevel"/>
     <w:tmpl w:val="8AC2B112"/>
@@ -10048,7 +10067,7 @@
       </w:rPr>
     </w:lvl>
   </w:abstractNum>
-  <w:abstractNum w:abstractNumId="6" w15:restartNumberingAfterBreak="0">
+  <w:abstractNum w:abstractNumId="7" w15:restartNumberingAfterBreak="0">
     <w:nsid w:val="27412B07"/>
     <w:multiLevelType w:val="hybridMultilevel"/>
     <w:tmpl w:val="DE40D30A"/>
@@ -10139,7 +10158,7 @@
       </w:pPr>
     </w:lvl>
   </w:abstractNum>
-  <w:abstractNum w:abstractNumId="7" w15:restartNumberingAfterBreak="0">
+  <w:abstractNum w:abstractNumId="8" w15:restartNumberingAfterBreak="0">
     <w:nsid w:val="27CF6146"/>
     <w:multiLevelType w:val="hybridMultilevel"/>
     <w:tmpl w:val="2B746242"/>
@@ -10252,7 +10271,7 @@
       </w:rPr>
     </w:lvl>
   </w:abstractNum>
-  <w:abstractNum w:abstractNumId="8" w15:restartNumberingAfterBreak="0">
+  <w:abstractNum w:abstractNumId="9" w15:restartNumberingAfterBreak="0">
     <w:nsid w:val="29BC43FC"/>
     <w:multiLevelType w:val="hybridMultilevel"/>
     <w:tmpl w:val="D85E438A"/>
@@ -10365,7 +10384,7 @@
       </w:rPr>
     </w:lvl>
   </w:abstractNum>
-  <w:abstractNum w:abstractNumId="9" w15:restartNumberingAfterBreak="0">
+  <w:abstractNum w:abstractNumId="10" w15:restartNumberingAfterBreak="0">
     <w:nsid w:val="2A176848"/>
     <w:multiLevelType w:val="hybridMultilevel"/>
     <w:tmpl w:val="CDD4B77E"/>
@@ -10478,7 +10497,7 @@
       </w:rPr>
     </w:lvl>
   </w:abstractNum>
-  <w:abstractNum w:abstractNumId="10" w15:restartNumberingAfterBreak="0">
+  <w:abstractNum w:abstractNumId="11" w15:restartNumberingAfterBreak="0">
     <w:nsid w:val="33561656"/>
     <w:multiLevelType w:val="hybridMultilevel"/>
     <w:tmpl w:val="0CE4E450"/>
@@ -10591,7 +10610,7 @@
       </w:rPr>
     </w:lvl>
   </w:abstractNum>
-  <w:abstractNum w:abstractNumId="11" w15:restartNumberingAfterBreak="0">
+  <w:abstractNum w:abstractNumId="12" w15:restartNumberingAfterBreak="0">
     <w:nsid w:val="36440019"/>
     <w:multiLevelType w:val="hybridMultilevel"/>
     <w:tmpl w:val="F2B4675C"/>
@@ -10704,7 +10723,7 @@
       </w:rPr>
     </w:lvl>
   </w:abstractNum>
-  <w:abstractNum w:abstractNumId="12" w15:restartNumberingAfterBreak="0">
+  <w:abstractNum w:abstractNumId="13" w15:restartNumberingAfterBreak="0">
     <w:nsid w:val="368E176E"/>
     <w:multiLevelType w:val="hybridMultilevel"/>
     <w:tmpl w:val="BDF054FE"/>
@@ -10798,7 +10817,7 @@
       </w:pPr>
     </w:lvl>
   </w:abstractNum>
-  <w:abstractNum w:abstractNumId="13" w15:restartNumberingAfterBreak="0">
+  <w:abstractNum w:abstractNumId="14" w15:restartNumberingAfterBreak="0">
     <w:nsid w:val="3DFA7272"/>
     <w:multiLevelType w:val="hybridMultilevel"/>
     <w:tmpl w:val="A64C30C2"/>
@@ -10911,7 +10930,7 @@
       </w:rPr>
     </w:lvl>
   </w:abstractNum>
-  <w:abstractNum w:abstractNumId="14" w15:restartNumberingAfterBreak="0">
+  <w:abstractNum w:abstractNumId="15" w15:restartNumberingAfterBreak="0">
     <w:nsid w:val="40222176"/>
     <w:multiLevelType w:val="hybridMultilevel"/>
     <w:tmpl w:val="D26E6DE8"/>
@@ -11024,7 +11043,7 @@
       </w:rPr>
     </w:lvl>
   </w:abstractNum>
-  <w:abstractNum w:abstractNumId="15" w15:restartNumberingAfterBreak="0">
+  <w:abstractNum w:abstractNumId="16" w15:restartNumberingAfterBreak="0">
     <w:nsid w:val="48E7183D"/>
     <w:multiLevelType w:val="hybridMultilevel"/>
     <w:tmpl w:val="2D880A3E"/>
@@ -11137,7 +11156,7 @@
       </w:rPr>
     </w:lvl>
   </w:abstractNum>
-  <w:abstractNum w:abstractNumId="16" w15:restartNumberingAfterBreak="0">
+  <w:abstractNum w:abstractNumId="17" w15:restartNumberingAfterBreak="0">
     <w:nsid w:val="49016A13"/>
     <w:multiLevelType w:val="hybridMultilevel"/>
     <w:tmpl w:val="5D947552"/>
@@ -11250,7 +11269,7 @@
       </w:rPr>
     </w:lvl>
   </w:abstractNum>
-  <w:abstractNum w:abstractNumId="17" w15:restartNumberingAfterBreak="0">
+  <w:abstractNum w:abstractNumId="18" w15:restartNumberingAfterBreak="0">
     <w:nsid w:val="4A3A6998"/>
     <w:multiLevelType w:val="hybridMultilevel"/>
     <w:tmpl w:val="7E82DC3A"/>
@@ -11363,7 +11382,7 @@
       </w:rPr>
     </w:lvl>
   </w:abstractNum>
-  <w:abstractNum w:abstractNumId="18" w15:restartNumberingAfterBreak="0">
+  <w:abstractNum w:abstractNumId="19" w15:restartNumberingAfterBreak="0">
     <w:nsid w:val="4EBE1EF6"/>
     <w:multiLevelType w:val="hybridMultilevel"/>
     <w:tmpl w:val="AF3C2E24"/>
@@ -11454,7 +11473,7 @@
       </w:pPr>
     </w:lvl>
   </w:abstractNum>
-  <w:abstractNum w:abstractNumId="19" w15:restartNumberingAfterBreak="0">
+  <w:abstractNum w:abstractNumId="20" w15:restartNumberingAfterBreak="0">
     <w:nsid w:val="59E27E13"/>
     <w:multiLevelType w:val="hybridMultilevel"/>
     <w:tmpl w:val="09FED63E"/>
@@ -11567,7 +11586,7 @@
       </w:rPr>
     </w:lvl>
   </w:abstractNum>
-  <w:abstractNum w:abstractNumId="20" w15:restartNumberingAfterBreak="0">
+  <w:abstractNum w:abstractNumId="21" w15:restartNumberingAfterBreak="0">
     <w:nsid w:val="7C161D1C"/>
     <w:multiLevelType w:val="multilevel"/>
     <w:tmpl w:val="15D4E55C"/>
@@ -11703,7 +11722,7 @@
       </w:pPr>
     </w:lvl>
   </w:abstractNum>
-  <w:abstractNum w:abstractNumId="21" w15:restartNumberingAfterBreak="0">
+  <w:abstractNum w:abstractNumId="22" w15:restartNumberingAfterBreak="0">
     <w:nsid w:val="7C4C30DB"/>
     <w:multiLevelType w:val="hybridMultilevel"/>
     <w:tmpl w:val="FD042656"/>
@@ -11816,70 +11835,73 @@
       </w:rPr>
     </w:lvl>
   </w:abstractNum>
-  <w:num w:numId="1" w16cid:durableId="1745494196">
+  <w:num w:numId="1">
+    <w:abstractNumId w:val="21"/>
+  </w:num>
+  <w:num w:numId="2">
+    <w:abstractNumId w:val="0"/>
+  </w:num>
+  <w:num w:numId="3">
+    <w:abstractNumId w:val="7"/>
+  </w:num>
+  <w:num w:numId="4">
+    <w:abstractNumId w:val="19"/>
+  </w:num>
+  <w:num w:numId="5">
+    <w:abstractNumId w:val="13"/>
+  </w:num>
+  <w:num w:numId="6">
+    <w:abstractNumId w:val="18"/>
+  </w:num>
+  <w:num w:numId="7">
     <w:abstractNumId w:val="20"/>
   </w:num>
-  <w:num w:numId="2" w16cid:durableId="45959148">
-    <w:abstractNumId w:val="0"/>
+  <w:num w:numId="8">
+    <w:abstractNumId w:val="10"/>
   </w:num>
-  <w:num w:numId="3" w16cid:durableId="688025736">
+  <w:num w:numId="9">
+    <w:abstractNumId w:val="16"/>
+  </w:num>
+  <w:num w:numId="10">
+    <w:abstractNumId w:val="3"/>
+  </w:num>
+  <w:num w:numId="11">
+    <w:abstractNumId w:val="22"/>
+  </w:num>
+  <w:num w:numId="12">
+    <w:abstractNumId w:val="12"/>
+  </w:num>
+  <w:num w:numId="13">
+    <w:abstractNumId w:val="2"/>
+  </w:num>
+  <w:num w:numId="14">
+    <w:abstractNumId w:val="8"/>
+  </w:num>
+  <w:num w:numId="15">
+    <w:abstractNumId w:val="1"/>
+  </w:num>
+  <w:num w:numId="16">
+    <w:abstractNumId w:val="9"/>
+  </w:num>
+  <w:num w:numId="17">
     <w:abstractNumId w:val="6"/>
   </w:num>
-  <w:num w:numId="4" w16cid:durableId="400835358">
-    <w:abstractNumId w:val="18"/>
+  <w:num w:numId="18">
+    <w:abstractNumId w:val="11"/>
   </w:num>
-  <w:num w:numId="5" w16cid:durableId="622343334">
-    <w:abstractNumId w:val="12"/>
+  <w:num w:numId="19">
+    <w:abstractNumId w:val="15"/>
   </w:num>
-  <w:num w:numId="6" w16cid:durableId="1158839008">
+  <w:num w:numId="20">
     <w:abstractNumId w:val="17"/>
   </w:num>
-  <w:num w:numId="7" w16cid:durableId="587230294">
-    <w:abstractNumId w:val="19"/>
+  <w:num w:numId="21">
+    <w:abstractNumId w:val="14"/>
   </w:num>
-  <w:num w:numId="8" w16cid:durableId="379206814">
-    <w:abstractNumId w:val="9"/>
-  </w:num>
-  <w:num w:numId="9" w16cid:durableId="1124886656">
-    <w:abstractNumId w:val="15"/>
-  </w:num>
-  <w:num w:numId="10" w16cid:durableId="1448814798">
-    <w:abstractNumId w:val="3"/>
-  </w:num>
-  <w:num w:numId="11" w16cid:durableId="1130708736">
-    <w:abstractNumId w:val="21"/>
-  </w:num>
-  <w:num w:numId="12" w16cid:durableId="194735472">
-    <w:abstractNumId w:val="11"/>
-  </w:num>
-  <w:num w:numId="13" w16cid:durableId="1916475089">
-    <w:abstractNumId w:val="2"/>
-  </w:num>
-  <w:num w:numId="14" w16cid:durableId="1791508319">
-    <w:abstractNumId w:val="7"/>
-  </w:num>
-  <w:num w:numId="15" w16cid:durableId="446628461">
-    <w:abstractNumId w:val="1"/>
-  </w:num>
-  <w:num w:numId="16" w16cid:durableId="1240366240">
-    <w:abstractNumId w:val="8"/>
-  </w:num>
-  <w:num w:numId="17" w16cid:durableId="1652129399">
+  <w:num w:numId="22">
     <w:abstractNumId w:val="5"/>
   </w:num>
-  <w:num w:numId="18" w16cid:durableId="394861794">
-    <w:abstractNumId w:val="10"/>
-  </w:num>
-  <w:num w:numId="19" w16cid:durableId="2113932079">
-    <w:abstractNumId w:val="14"/>
-  </w:num>
-  <w:num w:numId="20" w16cid:durableId="810367078">
-    <w:abstractNumId w:val="16"/>
-  </w:num>
-  <w:num w:numId="21" w16cid:durableId="1410812047">
-    <w:abstractNumId w:val="13"/>
-  </w:num>
-  <w:num w:numId="22" w16cid:durableId="1841389871">
+  <w:num w:numId="23">
     <w:abstractNumId w:val="4"/>
   </w:num>
   <w:numIdMacAtCleanup w:val="22"/>
@@ -11887,7 +11909,7 @@
 </file>
 
 <file path=word/styles.xml><?xml version="1.0" encoding="utf-8"?>
-<w:styles xmlns:mc="http://schemas.openxmlformats.org/markup-compatibility/2006" xmlns:r="http://schemas.openxmlformats.org/officeDocument/2006/relationships" xmlns:w="http://schemas.openxmlformats.org/wordprocessingml/2006/main" xmlns:w14="http://schemas.microsoft.com/office/word/2010/wordml" xmlns:w15="http://schemas.microsoft.com/office/word/2012/wordml" xmlns:w16cex="http://schemas.microsoft.com/office/word/2018/wordml/cex" xmlns:w16cid="http://schemas.microsoft.com/office/word/2016/wordml/cid" xmlns:w16="http://schemas.microsoft.com/office/word/2018/wordml" xmlns:w16du="http://schemas.microsoft.com/office/word/2023/wordml/word16du" xmlns:w16sdtdh="http://schemas.microsoft.com/office/word/2020/wordml/sdtdatahash" xmlns:w16sdtfl="http://schemas.microsoft.com/office/word/2024/wordml/sdtformatlock" xmlns:w16se="http://schemas.microsoft.com/office/word/2015/wordml/symex" mc:Ignorable="w14 w15 w16se w16cid w16 w16cex w16sdtdh w16sdtfl w16du">
+<w:styles xmlns:mc="http://schemas.openxmlformats.org/markup-compatibility/2006" xmlns:r="http://schemas.openxmlformats.org/officeDocument/2006/relationships" xmlns:w="http://schemas.openxmlformats.org/wordprocessingml/2006/main" xmlns:w14="http://schemas.microsoft.com/office/word/2010/wordml" xmlns:w15="http://schemas.microsoft.com/office/word/2012/wordml" xmlns:w16cex="http://schemas.microsoft.com/office/word/2018/wordml/cex" xmlns:w16cid="http://schemas.microsoft.com/office/word/2016/wordml/cid" xmlns:w16="http://schemas.microsoft.com/office/word/2018/wordml" xmlns:w16sdtdh="http://schemas.microsoft.com/office/word/2020/wordml/sdtdatahash" xmlns:w16se="http://schemas.microsoft.com/office/word/2015/wordml/symex" mc:Ignorable="w14 w15 w16se w16cid w16 w16cex w16sdtdh">
   <w:docDefaults>
     <w:rPrDefault>
       <w:rPr>
@@ -12365,7 +12387,7 @@
     <w:uiPriority w:val="9"/>
     <w:unhideWhenUsed/>
     <w:qFormat/>
-    <w:rsid w:val="00CE4865"/>
+    <w:rsid w:val="00670C8F"/>
     <w:pPr>
       <w:numPr>
         <w:ilvl w:val="0"/>
@@ -12539,7 +12561,7 @@
     <w:basedOn w:val="Fuentedeprrafopredeter"/>
     <w:link w:val="Ttulo3"/>
     <w:uiPriority w:val="9"/>
-    <w:rsid w:val="00CE4865"/>
+    <w:rsid w:val="00670C8F"/>
     <w:rPr>
       <w:rFonts w:ascii="Calibri" w:eastAsiaTheme="majorEastAsia" w:hAnsi="Calibri" w:cstheme="majorBidi"/>
       <w:b/>
@@ -13235,7 +13257,7 @@
       </w:rPr>
     </w:tblStylePr>
   </w:style>
-  <w:style w:type="character" w:styleId="Fuerte">
+  <w:style w:type="character" w:styleId="Textoennegrita">
     <w:name w:val="Strong"/>
     <w:basedOn w:val="Fuentedeprrafopredeter"/>
     <w:uiPriority w:val="22"/>
@@ -13847,8 +13869,8 @@
   <ds:schemaRefs>
     <ds:schemaRef ds:uri="http://schemas.microsoft.com/office/2006/metadata/properties"/>
     <ds:schemaRef ds:uri="http://schemas.microsoft.com/office/infopath/2007/PartnerControls"/>
-    <ds:schemaRef ds:uri="cb45339b-ced9-4d0d-8f64-77573914d53b"/>
-    <ds:schemaRef ds:uri="43a3ca16-9c26-4813-b83f-4aec9927b43f"/>
+    <ds:schemaRef ds:uri="b250f519-6473-4480-8c44-6ee3a3a530c3"/>
+    <ds:schemaRef ds:uri="d174a4fb-80c2-4523-8d89-375030acacbf"/>
   </ds:schemaRefs>
 </ds:datastoreItem>
 </file>
@@ -13870,5 +13892,20 @@
 </file>
 
 <file path=customXml/itemProps4.xml><?xml version="1.0" encoding="utf-8"?>
-<ds:datastoreItem xmlns:ds="http://schemas.openxmlformats.org/officeDocument/2006/customXml" ds:itemID="{A4437E4D-C5C8-4CAE-BD38-A55A98DE3B0D}"/>
+<ds:datastoreItem xmlns:ds="http://schemas.openxmlformats.org/officeDocument/2006/customXml" ds:itemID="{A4437E4D-C5C8-4CAE-BD38-A55A98DE3B0D}">
+  <ds:schemaRefs>
+    <ds:schemaRef ds:uri="http://schemas.microsoft.com/office/2006/metadata/contentType"/>
+    <ds:schemaRef ds:uri="http://schemas.microsoft.com/office/2006/metadata/properties/metaAttributes"/>
+    <ds:schemaRef ds:uri="http://www.w3.org/2001/XMLSchema"/>
+    <ds:schemaRef ds:uri="http://schemas.microsoft.com/office/2006/metadata/properties"/>
+    <ds:schemaRef ds:uri="d174a4fb-80c2-4523-8d89-375030acacbf"/>
+    <ds:schemaRef ds:uri="b250f519-6473-4480-8c44-6ee3a3a530c3"/>
+    <ds:schemaRef ds:uri="http://schemas.microsoft.com/office/2006/documentManagement/types"/>
+    <ds:schemaRef ds:uri="http://schemas.microsoft.com/office/infopath/2007/PartnerControls"/>
+    <ds:schemaRef ds:uri="http://schemas.openxmlformats.org/package/2006/metadata/core-properties"/>
+    <ds:schemaRef ds:uri="http://purl.org/dc/elements/1.1/"/>
+    <ds:schemaRef ds:uri="http://purl.org/dc/terms/"/>
+    <ds:schemaRef ds:uri="http://schemas.microsoft.com/internal/obd"/>
+  </ds:schemaRefs>
+</ds:datastoreItem>
 </file>
--- a/fuentes/93610218_CF1_DU.docx
+++ b/fuentes/93610218_CF1_DU.docx
@@ -2694,7 +2694,19 @@
         <w:rPr>
           <w:lang w:val="es-419" w:eastAsia="es-CO"/>
         </w:rPr>
-        <w:t xml:space="preserve"> Representa entre el 80 % y el 95 % del peso total de la fruta. Su proporción puede variar debido a los procesos de respiración y transpiración. El agua ligada se localiza dentro de las células, mientras que el agua no ligada se encuentra entre ellas.</w:t>
+        <w:t xml:space="preserve"> Representa entre el 80</w:t>
+      </w:r>
+      <w:r>
+        <w:rPr>
+          <w:lang w:val="es-419" w:eastAsia="es-CO"/>
+        </w:rPr>
+        <w:t xml:space="preserve"> </w:t>
+      </w:r>
+      <w:r>
+        <w:rPr>
+          <w:lang w:val="es-419" w:eastAsia="es-CO"/>
+        </w:rPr>
+        <w:t>% y el 95 % del peso total de la fruta. Su proporción puede variar debido a los procesos de respiración y transpiración. El agua ligada se localiza dentro de las células, mientras que el agua no ligada se encuentra entre ellas.</w:t>
       </w:r>
     </w:p>
     <w:p>
@@ -3082,7 +3094,19 @@
         <w:rPr>
           <w:lang w:val="es-419" w:eastAsia="es-CO"/>
         </w:rPr>
-        <w:t xml:space="preserve"> Representa aproximadamente el 80% de la composición total de las verduras, lo que contribuye a su baja densidad energética y a su papel hidratante en la alimentación.</w:t>
+        <w:t xml:space="preserve"> Representa aproximadamente el 80</w:t>
+      </w:r>
+      <w:r>
+        <w:rPr>
+          <w:lang w:val="es-419" w:eastAsia="es-CO"/>
+        </w:rPr>
+        <w:t xml:space="preserve"> </w:t>
+      </w:r>
+      <w:r>
+        <w:rPr>
+          <w:lang w:val="es-419" w:eastAsia="es-CO"/>
+        </w:rPr>
+        <w:t>% de la composición total de las verduras, lo que contribuye a su baja densidad energética y a su papel hidratante en la alimentación.</w:t>
       </w:r>
     </w:p>
     <w:p>
@@ -3158,7 +3182,31 @@
         <w:rPr>
           <w:lang w:val="es-419" w:eastAsia="es-CO"/>
         </w:rPr>
-        <w:t xml:space="preserve"> Se presenta en forma soluble e insoluble. La fibra soluble se encuentra principalmente en frutas y verduras, mientras que la insoluble predomina en cereales integrales y leguminosas. El contenido de fibra en las verduras oscila entre el 2% y el 10%.</w:t>
+        <w:t xml:space="preserve"> Se presenta en forma soluble e insoluble. La fibra soluble se encuentra principalmente en frutas y verduras, mientras que la insoluble predomina en cereales integrales y leguminosas. El contenido de fibra en las verduras oscila entre el 2</w:t>
+      </w:r>
+      <w:r>
+        <w:rPr>
+          <w:lang w:val="es-419" w:eastAsia="es-CO"/>
+        </w:rPr>
+        <w:t xml:space="preserve"> </w:t>
+      </w:r>
+      <w:r>
+        <w:rPr>
+          <w:lang w:val="es-419" w:eastAsia="es-CO"/>
+        </w:rPr>
+        <w:t>% y el 10</w:t>
+      </w:r>
+      <w:r>
+        <w:rPr>
+          <w:lang w:val="es-419" w:eastAsia="es-CO"/>
+        </w:rPr>
+        <w:t xml:space="preserve"> </w:t>
+      </w:r>
+      <w:r>
+        <w:rPr>
+          <w:lang w:val="es-419" w:eastAsia="es-CO"/>
+        </w:rPr>
+        <w:t>%.</w:t>
       </w:r>
     </w:p>
     <w:p>
@@ -3219,7 +3267,19 @@
         <w:rPr>
           <w:lang w:val="es-419" w:eastAsia="es-CO"/>
         </w:rPr>
-        <w:t>Contenido de carbohidratos: menor al 5%.</w:t>
+        <w:t>Contenido de carbohidratos: menor al 5</w:t>
+      </w:r>
+      <w:r>
+        <w:rPr>
+          <w:lang w:val="es-419" w:eastAsia="es-CO"/>
+        </w:rPr>
+        <w:t xml:space="preserve"> </w:t>
+      </w:r>
+      <w:r>
+        <w:rPr>
+          <w:lang w:val="es-419" w:eastAsia="es-CO"/>
+        </w:rPr>
+        <w:t>%.</w:t>
       </w:r>
     </w:p>
     <w:p>
@@ -3259,7 +3319,31 @@
         <w:rPr>
           <w:lang w:val="es-419" w:eastAsia="es-CO"/>
         </w:rPr>
-        <w:t>Contenido de carbohidratos: entre 5% y 10%.</w:t>
+        <w:t>Contenido de carbohidratos: entre 5</w:t>
+      </w:r>
+      <w:r>
+        <w:rPr>
+          <w:lang w:val="es-419" w:eastAsia="es-CO"/>
+        </w:rPr>
+        <w:t xml:space="preserve"> </w:t>
+      </w:r>
+      <w:r>
+        <w:rPr>
+          <w:lang w:val="es-419" w:eastAsia="es-CO"/>
+        </w:rPr>
+        <w:t>% y 10</w:t>
+      </w:r>
+      <w:r>
+        <w:rPr>
+          <w:lang w:val="es-419" w:eastAsia="es-CO"/>
+        </w:rPr>
+        <w:t xml:space="preserve"> </w:t>
+      </w:r>
+      <w:r>
+        <w:rPr>
+          <w:lang w:val="es-419" w:eastAsia="es-CO"/>
+        </w:rPr>
+        <w:t>%.</w:t>
       </w:r>
     </w:p>
     <w:p>
@@ -3299,7 +3383,19 @@
         <w:rPr>
           <w:lang w:val="es-419" w:eastAsia="es-CO"/>
         </w:rPr>
-        <w:t>Contenido de carbohidratos: aproximadamente 10%.</w:t>
+        <w:t>Contenido de carbohidratos: aproximadamente 10</w:t>
+      </w:r>
+      <w:r>
+        <w:rPr>
+          <w:lang w:val="es-419" w:eastAsia="es-CO"/>
+        </w:rPr>
+        <w:t xml:space="preserve"> </w:t>
+      </w:r>
+      <w:r>
+        <w:rPr>
+          <w:lang w:val="es-419" w:eastAsia="es-CO"/>
+        </w:rPr>
+        <w:t>%.</w:t>
       </w:r>
     </w:p>
     <w:p>
@@ -5020,15 +5116,27 @@
         </w:rPr>
         <w:tab/>
       </w:r>
+      <w:r>
+        <w:rPr>
+          <w:b/>
+        </w:rPr>
+        <w:t xml:space="preserve">Enlace de </w:t>
+      </w:r>
       <w:hyperlink r:id="rId13" w:history="1">
         <w:r>
           <w:rPr>
             <w:rStyle w:val="Hipervnculo"/>
             <w:b/>
           </w:rPr>
-          <w:t>Enlace de reproducción del video</w:t>
+          <w:t>reproducción</w:t>
         </w:r>
       </w:hyperlink>
+      <w:r>
+        <w:rPr>
+          <w:b/>
+        </w:rPr>
+        <w:t xml:space="preserve"> del video</w:t>
+      </w:r>
     </w:p>
     <w:tbl>
       <w:tblPr>
@@ -5070,24 +5178,29 @@
               </w:rPr>
               <w:t xml:space="preserve"> </w:t>
             </w:r>
-            <w:r>
+          </w:p>
+          <w:p>
+            <w:pPr>
+              <w:ind w:firstLine="0"/>
+              <w:jc w:val="center"/>
               <w:rPr>
                 <w:b/>
               </w:rPr>
-              <w:t>Video 1.</w:t>
-            </w:r>
+            </w:pPr>
             <w:r>
               <w:rPr>
                 <w:b/>
               </w:rPr>
-              <w:t xml:space="preserve"> </w:t>
-            </w:r>
+              <w:t xml:space="preserve">Eliminación del calor de campo en productos </w:t>
+            </w:r>
+            <w:proofErr w:type="spellStart"/>
             <w:r>
               <w:rPr>
                 <w:b/>
               </w:rPr>
-              <w:t>CIDM SENA FLORIDABLANCA</w:t>
-            </w:r>
+              <w:t>hortofructícolas</w:t>
+            </w:r>
+            <w:proofErr w:type="spellEnd"/>
           </w:p>
         </w:tc>
       </w:tr>
@@ -5103,12 +5216,12 @@
           </w:p>
           <w:p>
             <w:r>
+              <w:lastRenderedPageBreak/>
               <w:t>El calor de campo es uno de los principales factores que reduce la vida útil de frutas y verduras. Si no se controla a tiempo, se pierde frescura, textura y valor nutricional, afectando la calidad que recibe el consumidor.</w:t>
             </w:r>
           </w:p>
           <w:p>
             <w:r>
-              <w:lastRenderedPageBreak/>
               <w:t xml:space="preserve">Por eso, eliminar el calor de campo es una etapa clave en la </w:t>
             </w:r>
             <w:proofErr w:type="spellStart"/>
@@ -5203,6 +5316,7 @@
         <w:rPr>
           <w:rStyle w:val="Ttulo5Car"/>
         </w:rPr>
+        <w:lastRenderedPageBreak/>
         <w:t>Crecimiento microbiano.</w:t>
       </w:r>
       <w:r>
@@ -5217,7 +5331,6 @@
         <w:pStyle w:val="Ttulo3"/>
       </w:pPr>
       <w:r>
-        <w:lastRenderedPageBreak/>
         <w:t>Tipos de preenfriamiento</w:t>
       </w:r>
     </w:p>
@@ -5441,8 +5554,14 @@
                 <w:b/>
                 <w:bCs/>
               </w:rPr>
-              <w:lastRenderedPageBreak/>
               <w:t xml:space="preserve">Transcripción pódcast. </w:t>
+            </w:r>
+            <w:r>
+              <w:rPr>
+                <w:b/>
+                <w:bCs/>
+              </w:rPr>
+              <w:t>Control de la maduración</w:t>
             </w:r>
           </w:p>
         </w:tc>
@@ -5574,12 +5693,12 @@
                 <w:b/>
                 <w:bCs/>
               </w:rPr>
+              <w:lastRenderedPageBreak/>
               <w:t>DON CAMPOS</w:t>
             </w:r>
           </w:p>
           <w:p>
             <w:r>
-              <w:lastRenderedPageBreak/>
               <w:t>Por eso, cuando una fruta madura, puede acelerar la maduración de las otras que están cerca. Es como un efecto contagioso.</w:t>
             </w:r>
           </w:p>
@@ -5700,6 +5819,7 @@
           </w:p>
           <w:p>
             <w:r>
+              <w:lastRenderedPageBreak/>
               <w:t>Porque entender la maduración no es pelear con la naturaleza, es aprender a trabajar con ella.</w:t>
             </w:r>
           </w:p>
@@ -5715,7 +5835,6 @@
                 <w:b/>
                 <w:bCs/>
               </w:rPr>
-              <w:lastRenderedPageBreak/>
               <w:t>ASUSENA</w:t>
             </w:r>
           </w:p>
@@ -6260,6 +6379,7 @@
                 <w:color w:val="12263F"/>
                 <w:szCs w:val="24"/>
               </w:rPr>
+              <w:lastRenderedPageBreak/>
               <w:t>Tomate</w:t>
             </w:r>
           </w:p>
@@ -6427,7 +6547,6 @@
         <w:pStyle w:val="Ttulo3"/>
       </w:pPr>
       <w:r>
-        <w:lastRenderedPageBreak/>
         <w:t>Fuentes de adquisición de etileno para el control de la maduración</w:t>
       </w:r>
     </w:p>
@@ -6485,6 +6604,8 @@
       <w:proofErr w:type="spellStart"/>
       <w:r>
         <w:rPr>
+          <w:i/>
+          <w:iCs/>
           <w:lang w:val="es-419" w:eastAsia="es-CO"/>
         </w:rPr>
         <w:t>ethrel</w:t>
@@ -6499,6 +6620,8 @@
       <w:proofErr w:type="spellStart"/>
       <w:r>
         <w:rPr>
+          <w:i/>
+          <w:iCs/>
           <w:lang w:val="es-419" w:eastAsia="es-CO"/>
         </w:rPr>
         <w:t>ethephon</w:t>
@@ -6513,9 +6636,17 @@
       <w:proofErr w:type="spellStart"/>
       <w:r>
         <w:rPr>
-          <w:lang w:val="es-419" w:eastAsia="es-CO"/>
-        </w:rPr>
-        <w:t>ethrel</w:t>
+          <w:i/>
+          <w:iCs/>
+          <w:lang w:val="es-419" w:eastAsia="es-CO"/>
+        </w:rPr>
+        <w:t>ethre</w:t>
+      </w:r>
+      <w:r>
+        <w:rPr>
+          <w:lang w:val="es-419" w:eastAsia="es-CO"/>
+        </w:rPr>
+        <w:t>l</w:t>
       </w:r>
       <w:proofErr w:type="spellEnd"/>
       <w:r>
@@ -6607,20 +6738,6 @@
         </w:rPr>
         <w:t>Se desarrolla en presencia de oxígeno y corresponde a la forma normal de respiración de los tejidos vegetales.</w:t>
       </w:r>
-    </w:p>
-    <w:p>
-      <w:pPr>
-        <w:rPr>
-          <w:lang w:val="es-419" w:eastAsia="es-CO"/>
-        </w:rPr>
-      </w:pPr>
-    </w:p>
-    <w:p>
-      <w:pPr>
-        <w:rPr>
-          <w:lang w:val="es-419" w:eastAsia="es-CO"/>
-        </w:rPr>
-      </w:pPr>
     </w:p>
     <w:p>
       <w:pPr>
@@ -6699,9 +6816,6 @@
     </w:p>
     <w:p>
       <w:pPr>
-        <w:tabs>
-          <w:tab w:val="left" w:pos="2040"/>
-        </w:tabs>
         <w:rPr>
           <w:lang w:val="es-419" w:eastAsia="es-CO"/>
         </w:rPr>
@@ -6735,9 +6849,6 @@
     </w:p>
     <w:p>
       <w:pPr>
-        <w:tabs>
-          <w:tab w:val="left" w:pos="2040"/>
-        </w:tabs>
         <w:rPr>
           <w:lang w:val="es-419" w:eastAsia="es-CO"/>
         </w:rPr>
@@ -7749,9 +7860,6 @@
           <w:p>
             <w:pPr>
               <w:pStyle w:val="TextoTablas"/>
-              <w:rPr>
-                <w:rStyle w:val="Hipervnculo"/>
-              </w:rPr>
             </w:pPr>
             <w:hyperlink r:id="rId17" w:history="1">
               <w:r>
@@ -13640,30 +13748,10 @@
 </file>
 
 <file path=customXml/item1.xml><?xml version="1.0" encoding="utf-8"?>
-<p:properties xmlns:p="http://schemas.microsoft.com/office/2006/metadata/properties" xmlns:xsi="http://www.w3.org/2001/XMLSchema-instance" xmlns:pc="http://schemas.microsoft.com/office/infopath/2007/PartnerControls">
-  <documentManagement>
-    <TaxCatchAll xmlns="b250f519-6473-4480-8c44-6ee3a3a530c3" xsi:nil="true"/>
-    <lcf76f155ced4ddcb4097134ff3c332f xmlns="d174a4fb-80c2-4523-8d89-375030acacbf">
-      <Terms xmlns="http://schemas.microsoft.com/office/infopath/2007/PartnerControls"/>
-    </lcf76f155ced4ddcb4097134ff3c332f>
-  </documentManagement>
-</p:properties>
+<b:Sources xmlns:b="http://schemas.openxmlformats.org/officeDocument/2006/bibliography" xmlns="http://schemas.openxmlformats.org/officeDocument/2006/bibliography" SelectedStyle="\APASixthEditionOfficeOnline.xsl" StyleName="APA" Version="6"/>
 </file>
 
 <file path=customXml/item2.xml><?xml version="1.0" encoding="utf-8"?>
-<?mso-contentType ?>
-<FormTemplates xmlns="http://schemas.microsoft.com/sharepoint/v3/contenttype/forms">
-  <Display>DocumentLibraryForm</Display>
-  <Edit>DocumentLibraryForm</Edit>
-  <New>DocumentLibraryForm</New>
-</FormTemplates>
-</file>
-
-<file path=customXml/item3.xml><?xml version="1.0" encoding="utf-8"?>
-<b:Sources xmlns:b="http://schemas.openxmlformats.org/officeDocument/2006/bibliography" xmlns="http://schemas.openxmlformats.org/officeDocument/2006/bibliography" SelectedStyle="\APASixthEditionOfficeOnline.xsl" StyleName="APA" Version="6"/>
-</file>
-
-<file path=customXml/item4.xml><?xml version="1.0" encoding="utf-8"?>
 <ct:contentTypeSchema xmlns:ct="http://schemas.microsoft.com/office/2006/metadata/contentType" xmlns:ma="http://schemas.microsoft.com/office/2006/metadata/properties/metaAttributes" ct:_="" ma:_="" ma:contentTypeName="Documento" ma:contentTypeID="0x010100EA8A463C70CDF94EBCEAEE24D04F3F8A" ma:contentTypeVersion="12" ma:contentTypeDescription="Crear nuevo documento." ma:contentTypeScope="" ma:versionID="0a68c197ff11ee8f2a4dfa92d3e5c792">
   <xsd:schema xmlns:xsd="http://www.w3.org/2001/XMLSchema" xmlns:xs="http://www.w3.org/2001/XMLSchema" xmlns:p="http://schemas.microsoft.com/office/2006/metadata/properties" xmlns:ns2="d174a4fb-80c2-4523-8d89-375030acacbf" xmlns:ns3="b250f519-6473-4480-8c44-6ee3a3a530c3" targetNamespace="http://schemas.microsoft.com/office/2006/metadata/properties" ma:root="true" ma:fieldsID="55936f832c432473a7bcdfeafd102760" ns2:_="" ns3:_="">
     <xsd:import namespace="d174a4fb-80c2-4523-8d89-375030acacbf"/>
@@ -13864,26 +13952,27 @@
 </ct:contentTypeSchema>
 </file>
 
-<file path=customXml/itemProps1.xml><?xml version="1.0" encoding="utf-8"?>
-<ds:datastoreItem xmlns:ds="http://schemas.openxmlformats.org/officeDocument/2006/customXml" ds:itemID="{1279454D-02BE-4A9C-A117-DCD1573E2608}">
-  <ds:schemaRefs>
-    <ds:schemaRef ds:uri="http://schemas.microsoft.com/office/2006/metadata/properties"/>
-    <ds:schemaRef ds:uri="http://schemas.microsoft.com/office/infopath/2007/PartnerControls"/>
-    <ds:schemaRef ds:uri="b250f519-6473-4480-8c44-6ee3a3a530c3"/>
-    <ds:schemaRef ds:uri="d174a4fb-80c2-4523-8d89-375030acacbf"/>
-  </ds:schemaRefs>
-</ds:datastoreItem>
+<file path=customXml/item3.xml><?xml version="1.0" encoding="utf-8"?>
+<p:properties xmlns:p="http://schemas.microsoft.com/office/2006/metadata/properties" xmlns:xsi="http://www.w3.org/2001/XMLSchema-instance" xmlns:pc="http://schemas.microsoft.com/office/infopath/2007/PartnerControls">
+  <documentManagement>
+    <TaxCatchAll xmlns="b250f519-6473-4480-8c44-6ee3a3a530c3" xsi:nil="true"/>
+    <lcf76f155ced4ddcb4097134ff3c332f xmlns="d174a4fb-80c2-4523-8d89-375030acacbf">
+      <Terms xmlns="http://schemas.microsoft.com/office/infopath/2007/PartnerControls"/>
+    </lcf76f155ced4ddcb4097134ff3c332f>
+  </documentManagement>
+</p:properties>
 </file>
 
-<file path=customXml/itemProps2.xml><?xml version="1.0" encoding="utf-8"?>
-<ds:datastoreItem xmlns:ds="http://schemas.openxmlformats.org/officeDocument/2006/customXml" ds:itemID="{10663269-2064-4804-8290-36D4A57F5557}">
-  <ds:schemaRefs>
-    <ds:schemaRef ds:uri="http://schemas.microsoft.com/sharepoint/v3/contenttype/forms"/>
-  </ds:schemaRefs>
-</ds:datastoreItem>
+<file path=customXml/item4.xml><?xml version="1.0" encoding="utf-8"?>
+<?mso-contentType ?>
+<FormTemplates xmlns="http://schemas.microsoft.com/sharepoint/v3/contenttype/forms">
+  <Display>DocumentLibraryForm</Display>
+  <Edit>DocumentLibraryForm</Edit>
+  <New>DocumentLibraryForm</New>
+</FormTemplates>
 </file>
 
-<file path=customXml/itemProps3.xml><?xml version="1.0" encoding="utf-8"?>
+<file path=customXml/itemProps1.xml><?xml version="1.0" encoding="utf-8"?>
 <ds:datastoreItem xmlns:ds="http://schemas.openxmlformats.org/officeDocument/2006/customXml" ds:itemID="{EAE431FD-7059-4C09-804B-C9D69EB7B213}">
   <ds:schemaRefs>
     <ds:schemaRef ds:uri="http://schemas.openxmlformats.org/officeDocument/2006/bibliography"/>
@@ -13891,7 +13980,7 @@
 </ds:datastoreItem>
 </file>
 
-<file path=customXml/itemProps4.xml><?xml version="1.0" encoding="utf-8"?>
+<file path=customXml/itemProps2.xml><?xml version="1.0" encoding="utf-8"?>
 <ds:datastoreItem xmlns:ds="http://schemas.openxmlformats.org/officeDocument/2006/customXml" ds:itemID="{A4437E4D-C5C8-4CAE-BD38-A55A98DE3B0D}">
   <ds:schemaRefs>
     <ds:schemaRef ds:uri="http://schemas.microsoft.com/office/2006/metadata/contentType"/>
@@ -13908,4 +13997,23 @@
     <ds:schemaRef ds:uri="http://schemas.microsoft.com/internal/obd"/>
   </ds:schemaRefs>
 </ds:datastoreItem>
+</file>
+
+<file path=customXml/itemProps3.xml><?xml version="1.0" encoding="utf-8"?>
+<ds:datastoreItem xmlns:ds="http://schemas.openxmlformats.org/officeDocument/2006/customXml" ds:itemID="{1279454D-02BE-4A9C-A117-DCD1573E2608}">
+  <ds:schemaRefs>
+    <ds:schemaRef ds:uri="http://schemas.microsoft.com/office/2006/metadata/properties"/>
+    <ds:schemaRef ds:uri="http://schemas.microsoft.com/office/infopath/2007/PartnerControls"/>
+    <ds:schemaRef ds:uri="b250f519-6473-4480-8c44-6ee3a3a530c3"/>
+    <ds:schemaRef ds:uri="d174a4fb-80c2-4523-8d89-375030acacbf"/>
+  </ds:schemaRefs>
+</ds:datastoreItem>
+</file>
+
+<file path=customXml/itemProps4.xml><?xml version="1.0" encoding="utf-8"?>
+<ds:datastoreItem xmlns:ds="http://schemas.openxmlformats.org/officeDocument/2006/customXml" ds:itemID="{10663269-2064-4804-8290-36D4A57F5557}">
+  <ds:schemaRefs>
+    <ds:schemaRef ds:uri="http://schemas.microsoft.com/sharepoint/v3/contenttype/forms"/>
+  </ds:schemaRefs>
+</ds:datastoreItem>
 </file>
--- a/fuentes/93610218_CF1_DU.docx
+++ b/fuentes/93610218_CF1_DU.docx
@@ -375,7 +375,7 @@
               </wp:anchor>
             </w:drawing>
           </mc:Choice>
-          <mc:Fallback xmlns:oel="http://schemas.microsoft.com/office/2019/extlst" xmlns:w16du="http://schemas.microsoft.com/office/word/2023/wordml/word16du" xmlns:w16sdtfl="http://schemas.microsoft.com/office/word/2024/wordml/sdtformatlock">
+          <mc:Fallback xmlns:w16sdtfl="http://schemas.microsoft.com/office/word/2024/wordml/sdtformatlock" xmlns:w16du="http://schemas.microsoft.com/office/word/2023/wordml/word16du" xmlns:oel="http://schemas.microsoft.com/office/2019/extlst">
             <w:pict>
               <v:rect w14:anchorId="44ECBD1E" id="Rectángulo 3" o:spid="_x0000_s1026" alt="&quot;&quot;" style="position:absolute;margin-left:-55.95pt;margin-top:26.4pt;width:613.85pt;height:164.25pt;z-index:-251655168;visibility:visible;mso-wrap-style:square;mso-height-percent:0;mso-wrap-distance-left:9pt;mso-wrap-distance-top:0;mso-wrap-distance-right:9pt;mso-wrap-distance-bottom:0;mso-position-horizontal:absolute;mso-position-horizontal-relative:text;mso-position-vertical:absolute;mso-position-vertical-relative:text;mso-height-percent:0;mso-height-relative:margin;v-text-anchor:middle" o:gfxdata="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" fillcolor="#00314d" stroked="f" strokeweight="1pt"/>
             </w:pict>
@@ -5868,7 +5868,7 @@
             </w:r>
             <w:proofErr w:type="spellEnd"/>
             <w:r>
-              <w:t xml:space="preserve"> Radial, donde el conocimiento se entiende, se aplica y marca la diferencia. (Sonidos de la naturaleza, pájaros:</w:t>
+              <w:t xml:space="preserve"> Radial, donde el conocimiento se entiende, se aplica y marca la diferencia. </w:t>
             </w:r>
           </w:p>
           <w:p>
@@ -6379,7 +6379,6 @@
                 <w:color w:val="12263F"/>
                 <w:szCs w:val="24"/>
               </w:rPr>
-              <w:lastRenderedPageBreak/>
               <w:t>Tomate</w:t>
             </w:r>
           </w:p>
@@ -6470,6 +6469,7 @@
                 <w:color w:val="12263F"/>
                 <w:szCs w:val="24"/>
               </w:rPr>
+              <w:lastRenderedPageBreak/>
               <w:t>Banano</w:t>
             </w:r>
           </w:p>
@@ -6750,23 +6750,23 @@
         <w:rPr>
           <w:lang w:val="es-419"/>
         </w:rPr>
+        <w:t>Respiración aeróbica</w:t>
+      </w:r>
+    </w:p>
+    <w:p>
+      <w:pPr>
+        <w:jc w:val="center"/>
+        <w:rPr>
+          <w:noProof/>
+          <w:lang w:val="es-419" w:eastAsia="es-CO"/>
+        </w:rPr>
+      </w:pPr>
+      <w:r>
+        <w:rPr>
+          <w:noProof/>
+          <w:lang w:val="es-419" w:eastAsia="es-CO"/>
+        </w:rPr>
         <w:lastRenderedPageBreak/>
-        <w:t>Respiración aeróbica</w:t>
-      </w:r>
-    </w:p>
-    <w:p>
-      <w:pPr>
-        <w:jc w:val="center"/>
-        <w:rPr>
-          <w:noProof/>
-          <w:lang w:val="es-419" w:eastAsia="es-CO"/>
-        </w:rPr>
-      </w:pPr>
-      <w:r>
-        <w:rPr>
-          <w:noProof/>
-          <w:lang w:val="es-419" w:eastAsia="es-CO"/>
-        </w:rPr>
         <w:drawing>
           <wp:inline distT="0" distB="0" distL="0" distR="0" wp14:anchorId="66408326" wp14:editId="745A211F">
             <wp:extent cx="5008245" cy="3119720"/>
@@ -6900,7 +6900,6 @@
         <w:rPr>
           <w:lang w:val="es-419" w:eastAsia="es-CO"/>
         </w:rPr>
-        <w:lastRenderedPageBreak/>
         <w:t>Tasa de respiración de diferentes frutas</w:t>
       </w:r>
     </w:p>
@@ -6930,6 +6929,7 @@
               <w:pStyle w:val="TextoTablas"/>
             </w:pPr>
             <w:r>
+              <w:lastRenderedPageBreak/>
               <w:t>Fruta</w:t>
             </w:r>
           </w:p>
@@ -13748,10 +13748,26 @@
 </file>
 
 <file path=customXml/item1.xml><?xml version="1.0" encoding="utf-8"?>
-<b:Sources xmlns:b="http://schemas.openxmlformats.org/officeDocument/2006/bibliography" xmlns="http://schemas.openxmlformats.org/officeDocument/2006/bibliography" SelectedStyle="\APASixthEditionOfficeOnline.xsl" StyleName="APA" Version="6"/>
+<?mso-contentType ?>
+<FormTemplates xmlns="http://schemas.microsoft.com/sharepoint/v3/contenttype/forms">
+  <Display>DocumentLibraryForm</Display>
+  <Edit>DocumentLibraryForm</Edit>
+  <New>DocumentLibraryForm</New>
+</FormTemplates>
 </file>
 
 <file path=customXml/item2.xml><?xml version="1.0" encoding="utf-8"?>
+<p:properties xmlns:p="http://schemas.microsoft.com/office/2006/metadata/properties" xmlns:xsi="http://www.w3.org/2001/XMLSchema-instance" xmlns:pc="http://schemas.microsoft.com/office/infopath/2007/PartnerControls">
+  <documentManagement>
+    <TaxCatchAll xmlns="b250f519-6473-4480-8c44-6ee3a3a530c3" xsi:nil="true"/>
+    <lcf76f155ced4ddcb4097134ff3c332f xmlns="d174a4fb-80c2-4523-8d89-375030acacbf">
+      <Terms xmlns="http://schemas.microsoft.com/office/infopath/2007/PartnerControls"/>
+    </lcf76f155ced4ddcb4097134ff3c332f>
+  </documentManagement>
+</p:properties>
+</file>
+
+<file path=customXml/item3.xml><?xml version="1.0" encoding="utf-8"?>
 <ct:contentTypeSchema xmlns:ct="http://schemas.microsoft.com/office/2006/metadata/contentType" xmlns:ma="http://schemas.microsoft.com/office/2006/metadata/properties/metaAttributes" ct:_="" ma:_="" ma:contentTypeName="Documento" ma:contentTypeID="0x010100EA8A463C70CDF94EBCEAEE24D04F3F8A" ma:contentTypeVersion="12" ma:contentTypeDescription="Crear nuevo documento." ma:contentTypeScope="" ma:versionID="0a68c197ff11ee8f2a4dfa92d3e5c792">
   <xsd:schema xmlns:xsd="http://www.w3.org/2001/XMLSchema" xmlns:xs="http://www.w3.org/2001/XMLSchema" xmlns:p="http://schemas.microsoft.com/office/2006/metadata/properties" xmlns:ns2="d174a4fb-80c2-4523-8d89-375030acacbf" xmlns:ns3="b250f519-6473-4480-8c44-6ee3a3a530c3" targetNamespace="http://schemas.microsoft.com/office/2006/metadata/properties" ma:root="true" ma:fieldsID="55936f832c432473a7bcdfeafd102760" ns2:_="" ns3:_="">
     <xsd:import namespace="d174a4fb-80c2-4523-8d89-375030acacbf"/>
@@ -13952,35 +13968,30 @@
 </ct:contentTypeSchema>
 </file>
 
-<file path=customXml/item3.xml><?xml version="1.0" encoding="utf-8"?>
-<p:properties xmlns:p="http://schemas.microsoft.com/office/2006/metadata/properties" xmlns:xsi="http://www.w3.org/2001/XMLSchema-instance" xmlns:pc="http://schemas.microsoft.com/office/infopath/2007/PartnerControls">
-  <documentManagement>
-    <TaxCatchAll xmlns="b250f519-6473-4480-8c44-6ee3a3a530c3" xsi:nil="true"/>
-    <lcf76f155ced4ddcb4097134ff3c332f xmlns="d174a4fb-80c2-4523-8d89-375030acacbf">
-      <Terms xmlns="http://schemas.microsoft.com/office/infopath/2007/PartnerControls"/>
-    </lcf76f155ced4ddcb4097134ff3c332f>
-  </documentManagement>
-</p:properties>
-</file>
-
 <file path=customXml/item4.xml><?xml version="1.0" encoding="utf-8"?>
-<?mso-contentType ?>
-<FormTemplates xmlns="http://schemas.microsoft.com/sharepoint/v3/contenttype/forms">
-  <Display>DocumentLibraryForm</Display>
-  <Edit>DocumentLibraryForm</Edit>
-  <New>DocumentLibraryForm</New>
-</FormTemplates>
+<b:Sources xmlns:b="http://schemas.openxmlformats.org/officeDocument/2006/bibliography" xmlns="http://schemas.openxmlformats.org/officeDocument/2006/bibliography" SelectedStyle="\APASixthEditionOfficeOnline.xsl" StyleName="APA" Version="6"/>
 </file>
 
 <file path=customXml/itemProps1.xml><?xml version="1.0" encoding="utf-8"?>
-<ds:datastoreItem xmlns:ds="http://schemas.openxmlformats.org/officeDocument/2006/customXml" ds:itemID="{EAE431FD-7059-4C09-804B-C9D69EB7B213}">
+<ds:datastoreItem xmlns:ds="http://schemas.openxmlformats.org/officeDocument/2006/customXml" ds:itemID="{10663269-2064-4804-8290-36D4A57F5557}">
   <ds:schemaRefs>
-    <ds:schemaRef ds:uri="http://schemas.openxmlformats.org/officeDocument/2006/bibliography"/>
+    <ds:schemaRef ds:uri="http://schemas.microsoft.com/sharepoint/v3/contenttype/forms"/>
   </ds:schemaRefs>
 </ds:datastoreItem>
 </file>
 
 <file path=customXml/itemProps2.xml><?xml version="1.0" encoding="utf-8"?>
+<ds:datastoreItem xmlns:ds="http://schemas.openxmlformats.org/officeDocument/2006/customXml" ds:itemID="{1279454D-02BE-4A9C-A117-DCD1573E2608}">
+  <ds:schemaRefs>
+    <ds:schemaRef ds:uri="http://schemas.microsoft.com/office/2006/metadata/properties"/>
+    <ds:schemaRef ds:uri="http://schemas.microsoft.com/office/infopath/2007/PartnerControls"/>
+    <ds:schemaRef ds:uri="b250f519-6473-4480-8c44-6ee3a3a530c3"/>
+    <ds:schemaRef ds:uri="d174a4fb-80c2-4523-8d89-375030acacbf"/>
+  </ds:schemaRefs>
+</ds:datastoreItem>
+</file>
+
+<file path=customXml/itemProps3.xml><?xml version="1.0" encoding="utf-8"?>
 <ds:datastoreItem xmlns:ds="http://schemas.openxmlformats.org/officeDocument/2006/customXml" ds:itemID="{A4437E4D-C5C8-4CAE-BD38-A55A98DE3B0D}">
   <ds:schemaRefs>
     <ds:schemaRef ds:uri="http://schemas.microsoft.com/office/2006/metadata/contentType"/>
@@ -13999,21 +14010,10 @@
 </ds:datastoreItem>
 </file>
 
-<file path=customXml/itemProps3.xml><?xml version="1.0" encoding="utf-8"?>
-<ds:datastoreItem xmlns:ds="http://schemas.openxmlformats.org/officeDocument/2006/customXml" ds:itemID="{1279454D-02BE-4A9C-A117-DCD1573E2608}">
+<file path=customXml/itemProps4.xml><?xml version="1.0" encoding="utf-8"?>
+<ds:datastoreItem xmlns:ds="http://schemas.openxmlformats.org/officeDocument/2006/customXml" ds:itemID="{EAE431FD-7059-4C09-804B-C9D69EB7B213}">
   <ds:schemaRefs>
-    <ds:schemaRef ds:uri="http://schemas.microsoft.com/office/2006/metadata/properties"/>
-    <ds:schemaRef ds:uri="http://schemas.microsoft.com/office/infopath/2007/PartnerControls"/>
-    <ds:schemaRef ds:uri="b250f519-6473-4480-8c44-6ee3a3a530c3"/>
-    <ds:schemaRef ds:uri="d174a4fb-80c2-4523-8d89-375030acacbf"/>
-  </ds:schemaRefs>
-</ds:datastoreItem>
-</file>
-
-<file path=customXml/itemProps4.xml><?xml version="1.0" encoding="utf-8"?>
-<ds:datastoreItem xmlns:ds="http://schemas.openxmlformats.org/officeDocument/2006/customXml" ds:itemID="{10663269-2064-4804-8290-36D4A57F5557}">
-  <ds:schemaRefs>
-    <ds:schemaRef ds:uri="http://schemas.microsoft.com/sharepoint/v3/contenttype/forms"/>
+    <ds:schemaRef ds:uri="http://schemas.openxmlformats.org/officeDocument/2006/bibliography"/>
   </ds:schemaRefs>
 </ds:datastoreItem>
 </file>
--- a/fuentes/93610218_CF1_DU.docx
+++ b/fuentes/93610218_CF1_DU.docx
@@ -375,7 +375,7 @@
               </wp:anchor>
             </w:drawing>
           </mc:Choice>
-          <mc:Fallback xmlns:w16sdtfl="http://schemas.microsoft.com/office/word/2024/wordml/sdtformatlock" xmlns:w16du="http://schemas.microsoft.com/office/word/2023/wordml/word16du" xmlns:oel="http://schemas.microsoft.com/office/2019/extlst">
+          <mc:Fallback xmlns:oel="http://schemas.microsoft.com/office/2019/extlst" xmlns:w16du="http://schemas.microsoft.com/office/word/2023/wordml/word16du" xmlns:w16sdtfl="http://schemas.microsoft.com/office/word/2024/wordml/sdtformatlock">
             <w:pict>
               <v:rect w14:anchorId="44ECBD1E" id="Rectángulo 3" o:spid="_x0000_s1026" alt="&quot;&quot;" style="position:absolute;margin-left:-55.95pt;margin-top:26.4pt;width:613.85pt;height:164.25pt;z-index:-251655168;visibility:visible;mso-wrap-style:square;mso-height-percent:0;mso-wrap-distance-left:9pt;mso-wrap-distance-top:0;mso-wrap-distance-right:9pt;mso-wrap-distance-bottom:0;mso-position-horizontal:absolute;mso-position-horizontal-relative:text;mso-position-vertical:absolute;mso-position-vertical-relative:text;mso-height-percent:0;mso-height-relative:margin;v-text-anchor:middle" o:gfxdata="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" fillcolor="#00314d" stroked="f" strokeweight="1pt"/>
             </w:pict>
@@ -2183,7 +2183,7 @@
                 <w:noProof/>
                 <w:webHidden/>
               </w:rPr>
-              <w:t>27</w:t>
+              <w:t>28</w:t>
             </w:r>
             <w:r>
               <w:rPr>
@@ -2256,7 +2256,7 @@
                 <w:noProof/>
                 <w:webHidden/>
               </w:rPr>
-              <w:t>28</w:t>
+              <w:t>29</w:t>
             </w:r>
             <w:r>
               <w:rPr>
@@ -2329,7 +2329,7 @@
                 <w:noProof/>
                 <w:webHidden/>
               </w:rPr>
-              <w:t>29</w:t>
+              <w:t>30</w:t>
             </w:r>
             <w:r>
               <w:rPr>
@@ -2402,7 +2402,7 @@
                 <w:noProof/>
                 <w:webHidden/>
               </w:rPr>
-              <w:t>30</w:t>
+              <w:t>31</w:t>
             </w:r>
             <w:r>
               <w:rPr>
@@ -2475,7 +2475,7 @@
                 <w:noProof/>
                 <w:webHidden/>
               </w:rPr>
-              <w:t>31</w:t>
+              <w:t>32</w:t>
             </w:r>
             <w:r>
               <w:rPr>
@@ -5015,6 +5015,7 @@
     <w:p>
       <w:pPr>
         <w:pStyle w:val="Video"/>
+        <w:jc w:val="left"/>
         <w:rPr>
           <w:rStyle w:val="VideoCar"/>
         </w:rPr>
@@ -5041,7 +5042,7 @@
     </w:p>
     <w:p>
       <w:pPr>
-        <w:jc w:val="center"/>
+        <w:jc w:val="both"/>
         <w:rPr>
           <w:noProof/>
           <w:lang w:val="es-419" w:eastAsia="es-CO"/>
@@ -6741,6 +6742,13 @@
     </w:p>
     <w:p>
       <w:pPr>
+        <w:rPr>
+          <w:lang w:val="es-419" w:eastAsia="es-CO"/>
+        </w:rPr>
+      </w:pPr>
+    </w:p>
+    <w:p>
+      <w:pPr>
         <w:pStyle w:val="Figura"/>
         <w:rPr>
           <w:lang w:val="es-419"/>
@@ -6750,6 +6758,7 @@
         <w:rPr>
           <w:lang w:val="es-419"/>
         </w:rPr>
+        <w:lastRenderedPageBreak/>
         <w:t>Respiración aeróbica</w:t>
       </w:r>
     </w:p>
@@ -6766,7 +6775,6 @@
           <w:noProof/>
           <w:lang w:val="es-419" w:eastAsia="es-CO"/>
         </w:rPr>
-        <w:lastRenderedPageBreak/>
         <w:drawing>
           <wp:inline distT="0" distB="0" distL="0" distR="0" wp14:anchorId="66408326" wp14:editId="745A211F">
             <wp:extent cx="5008245" cy="3119720"/>
@@ -6826,6 +6834,149 @@
         </w:rPr>
         <w:tab/>
       </w:r>
+    </w:p>
+    <w:p>
+      <w:pPr>
+        <w:rPr>
+          <w:lang w:val="es-419" w:eastAsia="es-CO"/>
+        </w:rPr>
+      </w:pPr>
+    </w:p>
+    <w:p>
+      <w:pPr>
+        <w:rPr>
+          <w:lang w:val="es-419" w:eastAsia="es-CO"/>
+        </w:rPr>
+      </w:pPr>
+    </w:p>
+    <w:p>
+      <w:pPr>
+        <w:rPr>
+          <w:lang w:val="es-419" w:eastAsia="es-CO"/>
+        </w:rPr>
+      </w:pPr>
+    </w:p>
+    <w:p>
+      <w:pPr>
+        <w:pStyle w:val="Ttulo5"/>
+      </w:pPr>
+      <w:r>
+        <w:t>Respiración anaeróbica</w:t>
+      </w:r>
+    </w:p>
+    <w:p>
+      <w:pPr>
+        <w:rPr>
+          <w:lang w:val="es-419" w:eastAsia="es-CO"/>
+        </w:rPr>
+      </w:pPr>
+      <w:r>
+        <w:rPr>
+          <w:lang w:val="es-419" w:eastAsia="es-CO"/>
+        </w:rPr>
+        <w:t xml:space="preserve"> Se presenta en ausencia de oxígeno y puede generar compuestos indeseables que afectan la calidad del alimento.</w:t>
+      </w:r>
+    </w:p>
+    <w:p>
+      <w:pPr>
+        <w:rPr>
+          <w:lang w:val="es-419" w:eastAsia="es-CO"/>
+        </w:rPr>
+      </w:pPr>
+    </w:p>
+    <w:p>
+      <w:pPr>
+        <w:rPr>
+          <w:lang w:val="es-419" w:eastAsia="es-CO"/>
+        </w:rPr>
+      </w:pPr>
+    </w:p>
+    <w:p>
+      <w:pPr>
+        <w:rPr>
+          <w:lang w:val="es-419" w:eastAsia="es-CO"/>
+        </w:rPr>
+      </w:pPr>
+    </w:p>
+    <w:p>
+      <w:pPr>
+        <w:pStyle w:val="Figura"/>
+        <w:rPr>
+          <w:lang w:val="es-419"/>
+        </w:rPr>
+      </w:pPr>
+      <w:r>
+        <w:rPr>
+          <w:lang w:val="es-419"/>
+        </w:rPr>
+        <w:lastRenderedPageBreak/>
+        <w:t>Respiración anaeróbica</w:t>
+      </w:r>
+    </w:p>
+    <w:p>
+      <w:pPr>
+        <w:rPr>
+          <w:lang w:val="es-419" w:eastAsia="es-CO"/>
+        </w:rPr>
+      </w:pPr>
+      <w:r>
+        <w:rPr>
+          <w:noProof/>
+          <w:lang w:val="es-419" w:eastAsia="es-CO"/>
+        </w:rPr>
+        <w:drawing>
+          <wp:inline distT="0" distB="0" distL="0" distR="0" wp14:anchorId="6D778DEC" wp14:editId="7AD79A14">
+            <wp:extent cx="4572000" cy="2600325"/>
+            <wp:effectExtent l="0" t="0" r="0" b="9525"/>
+            <wp:docPr id="1" name="Imagen 1"/>
+            <wp:cNvGraphicFramePr>
+              <a:graphicFrameLocks xmlns:a="http://schemas.openxmlformats.org/drawingml/2006/main" noChangeAspect="1"/>
+            </wp:cNvGraphicFramePr>
+            <a:graphic xmlns:a="http://schemas.openxmlformats.org/drawingml/2006/main">
+              <a:graphicData uri="http://schemas.openxmlformats.org/drawingml/2006/picture">
+                <pic:pic xmlns:pic="http://schemas.openxmlformats.org/drawingml/2006/picture">
+                  <pic:nvPicPr>
+                    <pic:cNvPr id="0" name="Picture 2"/>
+                    <pic:cNvPicPr>
+                      <a:picLocks noChangeAspect="1" noChangeArrowheads="1"/>
+                    </pic:cNvPicPr>
+                  </pic:nvPicPr>
+                  <pic:blipFill>
+                    <a:blip r:embed="rId15">
+                      <a:extLst>
+                        <a:ext uri="{28A0092B-C50C-407E-A947-70E740481C1C}">
+                          <a14:useLocalDpi xmlns:a14="http://schemas.microsoft.com/office/drawing/2010/main" val="0"/>
+                        </a:ext>
+                      </a:extLst>
+                    </a:blip>
+                    <a:srcRect/>
+                    <a:stretch>
+                      <a:fillRect/>
+                    </a:stretch>
+                  </pic:blipFill>
+                  <pic:spPr bwMode="auto">
+                    <a:xfrm>
+                      <a:off x="0" y="0"/>
+                      <a:ext cx="4572000" cy="2600325"/>
+                    </a:xfrm>
+                    <a:prstGeom prst="rect">
+                      <a:avLst/>
+                    </a:prstGeom>
+                    <a:noFill/>
+                  </pic:spPr>
+                </pic:pic>
+              </a:graphicData>
+            </a:graphic>
+          </wp:inline>
+        </w:drawing>
+      </w:r>
+    </w:p>
+    <w:p>
+      <w:pPr>
+        <w:rPr>
+          <w:lang w:val="es-419" w:eastAsia="es-CO"/>
+        </w:rPr>
+      </w:pPr>
       <w:r>
         <w:rPr>
           <w:lang w:val="es-419" w:eastAsia="es-CO"/>
@@ -6880,6 +7031,13 @@
         </w:rPr>
         <w:t>La tasa de respiración suele expresarse como la cantidad de dióxido de carbono producido por kilogramo de alimento:</w:t>
       </w:r>
+    </w:p>
+    <w:p>
+      <w:pPr>
+        <w:rPr>
+          <w:lang w:val="es-419" w:eastAsia="es-CO"/>
+        </w:rPr>
+      </w:pPr>
     </w:p>
     <w:p>
       <w:pPr>
@@ -6900,6 +7058,7 @@
         <w:rPr>
           <w:lang w:val="es-419" w:eastAsia="es-CO"/>
         </w:rPr>
+        <w:lastRenderedPageBreak/>
         <w:t>Tasa de respiración de diferentes frutas</w:t>
       </w:r>
     </w:p>
@@ -6929,7 +7088,6 @@
               <w:pStyle w:val="TextoTablas"/>
             </w:pPr>
             <w:r>
-              <w:lastRenderedPageBreak/>
               <w:t>Fruta</w:t>
             </w:r>
           </w:p>
@@ -7602,13 +7760,13 @@
                     <pic:cNvPicPr/>
                   </pic:nvPicPr>
                   <pic:blipFill>
-                    <a:blip r:embed="rId15">
+                    <a:blip r:embed="rId16">
                       <a:extLst>
                         <a:ext uri="{28A0092B-C50C-407E-A947-70E740481C1C}">
                           <a14:useLocalDpi xmlns:a14="http://schemas.microsoft.com/office/drawing/2010/main" val="0"/>
                         </a:ext>
                         <a:ext uri="{96DAC541-7B7A-43D3-8B79-37D633B846F1}">
-                          <asvg:svgBlip xmlns:asvg="http://schemas.microsoft.com/office/drawing/2016/SVG/main" r:embed="rId16"/>
+                          <asvg:svgBlip xmlns:asvg="http://schemas.microsoft.com/office/drawing/2016/SVG/main" r:embed="rId17"/>
                         </a:ext>
                       </a:extLst>
                     </a:blip>
@@ -7861,7 +8019,7 @@
             <w:pPr>
               <w:pStyle w:val="TextoTablas"/>
             </w:pPr>
-            <w:hyperlink r:id="rId17" w:history="1">
+            <w:hyperlink r:id="rId18" w:history="1">
               <w:r>
                 <w:rPr>
                   <w:rStyle w:val="Hipervnculo"/>
@@ -9279,8 +9437,8 @@
       </w:pPr>
     </w:p>
     <w:sectPr>
-      <w:headerReference w:type="default" r:id="rId18"/>
-      <w:footerReference w:type="default" r:id="rId19"/>
+      <w:headerReference w:type="default" r:id="rId19"/>
+      <w:footerReference w:type="default" r:id="rId20"/>
       <w:pgSz w:w="12240" w:h="15840"/>
       <w:pgMar w:top="1701" w:right="1134" w:bottom="1134" w:left="1134" w:header="709" w:footer="737" w:gutter="0"/>
       <w:pgNumType w:start="1"/>
@@ -10178,8 +10336,8 @@
   <w:abstractNum w:abstractNumId="7" w15:restartNumberingAfterBreak="0">
     <w:nsid w:val="27412B07"/>
     <w:multiLevelType w:val="hybridMultilevel"/>
-    <w:tmpl w:val="DE40D30A"/>
-    <w:lvl w:ilvl="0" w:tplc="D1FC588E">
+    <w:tmpl w:val="2954CB62"/>
+    <w:lvl w:ilvl="0" w:tplc="2B6ACAC6">
       <w:start w:val="1"/>
       <w:numFmt w:val="decimal"/>
       <w:pStyle w:val="Figura"/>
@@ -12720,7 +12878,7 @@
     <w:link w:val="FiguraCar"/>
     <w:autoRedefine/>
     <w:qFormat/>
-    <w:rsid w:val="005E7FFA"/>
+    <w:rsid w:val="00017938"/>
     <w:pPr>
       <w:numPr>
         <w:numId w:val="3"/>
@@ -12729,7 +12887,6 @@
         <w:tab w:val="left" w:pos="1134"/>
       </w:tabs>
       <w:ind w:left="992" w:hanging="992"/>
-      <w:jc w:val="center"/>
     </w:pPr>
     <w:rPr>
       <w:rFonts w:ascii="Calibri" w:hAnsi="Calibri" w:cs="Times New Roman (Cuerpo en alfa"/>
@@ -12744,7 +12901,7 @@
     <w:name w:val="Figura Car"/>
     <w:basedOn w:val="Fuentedeprrafopredeter"/>
     <w:link w:val="Figura"/>
-    <w:rsid w:val="005E7FFA"/>
+    <w:rsid w:val="00017938"/>
     <w:rPr>
       <w:rFonts w:ascii="Calibri" w:hAnsi="Calibri" w:cs="Times New Roman (Cuerpo en alfa"/>
       <w:color w:val="000000" w:themeColor="text1"/>
@@ -13748,26 +13905,6 @@
 </file>
 
 <file path=customXml/item1.xml><?xml version="1.0" encoding="utf-8"?>
-<?mso-contentType ?>
-<FormTemplates xmlns="http://schemas.microsoft.com/sharepoint/v3/contenttype/forms">
-  <Display>DocumentLibraryForm</Display>
-  <Edit>DocumentLibraryForm</Edit>
-  <New>DocumentLibraryForm</New>
-</FormTemplates>
-</file>
-
-<file path=customXml/item2.xml><?xml version="1.0" encoding="utf-8"?>
-<p:properties xmlns:p="http://schemas.microsoft.com/office/2006/metadata/properties" xmlns:xsi="http://www.w3.org/2001/XMLSchema-instance" xmlns:pc="http://schemas.microsoft.com/office/infopath/2007/PartnerControls">
-  <documentManagement>
-    <TaxCatchAll xmlns="b250f519-6473-4480-8c44-6ee3a3a530c3" xsi:nil="true"/>
-    <lcf76f155ced4ddcb4097134ff3c332f xmlns="d174a4fb-80c2-4523-8d89-375030acacbf">
-      <Terms xmlns="http://schemas.microsoft.com/office/infopath/2007/PartnerControls"/>
-    </lcf76f155ced4ddcb4097134ff3c332f>
-  </documentManagement>
-</p:properties>
-</file>
-
-<file path=customXml/item3.xml><?xml version="1.0" encoding="utf-8"?>
 <ct:contentTypeSchema xmlns:ct="http://schemas.microsoft.com/office/2006/metadata/contentType" xmlns:ma="http://schemas.microsoft.com/office/2006/metadata/properties/metaAttributes" ct:_="" ma:_="" ma:contentTypeName="Documento" ma:contentTypeID="0x010100EA8A463C70CDF94EBCEAEE24D04F3F8A" ma:contentTypeVersion="12" ma:contentTypeDescription="Crear nuevo documento." ma:contentTypeScope="" ma:versionID="0a68c197ff11ee8f2a4dfa92d3e5c792">
   <xsd:schema xmlns:xsd="http://www.w3.org/2001/XMLSchema" xmlns:xs="http://www.w3.org/2001/XMLSchema" xmlns:p="http://schemas.microsoft.com/office/2006/metadata/properties" xmlns:ns2="d174a4fb-80c2-4523-8d89-375030acacbf" xmlns:ns3="b250f519-6473-4480-8c44-6ee3a3a530c3" targetNamespace="http://schemas.microsoft.com/office/2006/metadata/properties" ma:root="true" ma:fieldsID="55936f832c432473a7bcdfeafd102760" ns2:_="" ns3:_="">
     <xsd:import namespace="d174a4fb-80c2-4523-8d89-375030acacbf"/>
@@ -13968,30 +14105,31 @@
 </ct:contentTypeSchema>
 </file>
 
+<file path=customXml/item2.xml><?xml version="1.0" encoding="utf-8"?>
+<p:properties xmlns:p="http://schemas.microsoft.com/office/2006/metadata/properties" xmlns:xsi="http://www.w3.org/2001/XMLSchema-instance" xmlns:pc="http://schemas.microsoft.com/office/infopath/2007/PartnerControls">
+  <documentManagement>
+    <TaxCatchAll xmlns="b250f519-6473-4480-8c44-6ee3a3a530c3" xsi:nil="true"/>
+    <lcf76f155ced4ddcb4097134ff3c332f xmlns="d174a4fb-80c2-4523-8d89-375030acacbf">
+      <Terms xmlns="http://schemas.microsoft.com/office/infopath/2007/PartnerControls"/>
+    </lcf76f155ced4ddcb4097134ff3c332f>
+  </documentManagement>
+</p:properties>
+</file>
+
+<file path=customXml/item3.xml><?xml version="1.0" encoding="utf-8"?>
+<?mso-contentType ?>
+<FormTemplates xmlns="http://schemas.microsoft.com/sharepoint/v3/contenttype/forms">
+  <Display>DocumentLibraryForm</Display>
+  <Edit>DocumentLibraryForm</Edit>
+  <New>DocumentLibraryForm</New>
+</FormTemplates>
+</file>
+
 <file path=customXml/item4.xml><?xml version="1.0" encoding="utf-8"?>
 <b:Sources xmlns:b="http://schemas.openxmlformats.org/officeDocument/2006/bibliography" xmlns="http://schemas.openxmlformats.org/officeDocument/2006/bibliography" SelectedStyle="\APASixthEditionOfficeOnline.xsl" StyleName="APA" Version="6"/>
 </file>
 
 <file path=customXml/itemProps1.xml><?xml version="1.0" encoding="utf-8"?>
-<ds:datastoreItem xmlns:ds="http://schemas.openxmlformats.org/officeDocument/2006/customXml" ds:itemID="{10663269-2064-4804-8290-36D4A57F5557}">
-  <ds:schemaRefs>
-    <ds:schemaRef ds:uri="http://schemas.microsoft.com/sharepoint/v3/contenttype/forms"/>
-  </ds:schemaRefs>
-</ds:datastoreItem>
-</file>
-
-<file path=customXml/itemProps2.xml><?xml version="1.0" encoding="utf-8"?>
-<ds:datastoreItem xmlns:ds="http://schemas.openxmlformats.org/officeDocument/2006/customXml" ds:itemID="{1279454D-02BE-4A9C-A117-DCD1573E2608}">
-  <ds:schemaRefs>
-    <ds:schemaRef ds:uri="http://schemas.microsoft.com/office/2006/metadata/properties"/>
-    <ds:schemaRef ds:uri="http://schemas.microsoft.com/office/infopath/2007/PartnerControls"/>
-    <ds:schemaRef ds:uri="b250f519-6473-4480-8c44-6ee3a3a530c3"/>
-    <ds:schemaRef ds:uri="d174a4fb-80c2-4523-8d89-375030acacbf"/>
-  </ds:schemaRefs>
-</ds:datastoreItem>
-</file>
-
-<file path=customXml/itemProps3.xml><?xml version="1.0" encoding="utf-8"?>
 <ds:datastoreItem xmlns:ds="http://schemas.openxmlformats.org/officeDocument/2006/customXml" ds:itemID="{A4437E4D-C5C8-4CAE-BD38-A55A98DE3B0D}">
   <ds:schemaRefs>
     <ds:schemaRef ds:uri="http://schemas.microsoft.com/office/2006/metadata/contentType"/>
@@ -14010,6 +14148,25 @@
 </ds:datastoreItem>
 </file>
 
+<file path=customXml/itemProps2.xml><?xml version="1.0" encoding="utf-8"?>
+<ds:datastoreItem xmlns:ds="http://schemas.openxmlformats.org/officeDocument/2006/customXml" ds:itemID="{1279454D-02BE-4A9C-A117-DCD1573E2608}">
+  <ds:schemaRefs>
+    <ds:schemaRef ds:uri="http://schemas.microsoft.com/office/2006/metadata/properties"/>
+    <ds:schemaRef ds:uri="http://schemas.microsoft.com/office/infopath/2007/PartnerControls"/>
+    <ds:schemaRef ds:uri="b250f519-6473-4480-8c44-6ee3a3a530c3"/>
+    <ds:schemaRef ds:uri="d174a4fb-80c2-4523-8d89-375030acacbf"/>
+  </ds:schemaRefs>
+</ds:datastoreItem>
+</file>
+
+<file path=customXml/itemProps3.xml><?xml version="1.0" encoding="utf-8"?>
+<ds:datastoreItem xmlns:ds="http://schemas.openxmlformats.org/officeDocument/2006/customXml" ds:itemID="{10663269-2064-4804-8290-36D4A57F5557}">
+  <ds:schemaRefs>
+    <ds:schemaRef ds:uri="http://schemas.microsoft.com/sharepoint/v3/contenttype/forms"/>
+  </ds:schemaRefs>
+</ds:datastoreItem>
+</file>
+
 <file path=customXml/itemProps4.xml><?xml version="1.0" encoding="utf-8"?>
 <ds:datastoreItem xmlns:ds="http://schemas.openxmlformats.org/officeDocument/2006/customXml" ds:itemID="{EAE431FD-7059-4C09-804B-C9D69EB7B213}">
   <ds:schemaRefs>
